--- a/docs/portable-export-user-guide.docx
+++ b/docs/portable-export-user-guide.docx
@@ -7,7 +7,7 @@
         <w:pStyle w:val="Title"/>
       </w:pPr>
       <w:r>
-        <w:t xml:space="preserve">Portable Export</w:t>
+        <w:t xml:space="preserve">Portable Export — User Guide</w:t>
       </w:r>
     </w:p>
     <w:p>
@@ -18,7 +18,7 @@
         <w:t xml:space="preserve">The Archive and Heritage Group (Pty) Ltd</w:t>
       </w:r>
     </w:p>
-    <w:bookmarkStart w:id="60" w:name="portable-export"/>
+    <w:bookmarkStart w:id="65" w:name="portable-export"/>
     <w:p>
       <w:pPr>
         <w:pStyle w:val="Heading1"/>
@@ -565,7 +565,61 @@
         <w:rPr>
           <w:rStyle w:val="VerbatimChar"/>
         </w:rPr>
-        <w:t xml:space="preserve">|  [Wizard]     Step-by-Step UI    - 4-step guided wizard for  |</w:t>
+        <w:t xml:space="preserve">|  [Dest]       3 Destinations     - ZIP, This computer (local |</w:t>
+      </w:r>
+      <w:r>
+        <w:br/>
+      </w:r>
+      <w:r>
+        <w:rPr>
+          <w:rStyle w:val="VerbatimChar"/>
+        </w:rPr>
+        <w:t xml:space="preserve">|                                    folder/USB), or server drive|</w:t>
+      </w:r>
+      <w:r>
+        <w:br/>
+      </w:r>
+      <w:r>
+        <w:rPr>
+          <w:rStyle w:val="VerbatimChar"/>
+        </w:rPr>
+        <w:t xml:space="preserve">|  [Guard]      Confidentiality    - Withholds unpublished,    |</w:t>
+      </w:r>
+      <w:r>
+        <w:br/>
+      </w:r>
+      <w:r>
+        <w:rPr>
+          <w:rStyle w:val="VerbatimChar"/>
+        </w:rPr>
+        <w:t xml:space="preserve">|                                    ICIP/TK, ODRL, redacted    |</w:t>
+      </w:r>
+      <w:r>
+        <w:br/>
+      </w:r>
+      <w:r>
+        <w:rPr>
+          <w:rStyle w:val="VerbatimChar"/>
+        </w:rPr>
+        <w:t xml:space="preserve">|  [Access]     View-Rights Scoped - You export only what you  |</w:t>
+      </w:r>
+      <w:r>
+        <w:br/>
+      </w:r>
+      <w:r>
+        <w:rPr>
+          <w:rStyle w:val="VerbatimChar"/>
+        </w:rPr>
+        <w:t xml:space="preserve">|                                    are allowed to see        |</w:t>
+      </w:r>
+      <w:r>
+        <w:br/>
+      </w:r>
+      <w:r>
+        <w:rPr>
+          <w:rStyle w:val="VerbatimChar"/>
+        </w:rPr>
+        <w:t xml:space="preserve">|  [Wizard]     Step-by-Step UI    - 5-step guided wizard for  |</w:t>
       </w:r>
       <w:r>
         <w:br/>
@@ -1106,7 +1160,7 @@
     </w:p>
     <w:bookmarkEnd w:id="25"/>
     <w:bookmarkEnd w:id="26"/>
-    <w:bookmarkStart w:id="33" w:name="creating-an-export-web-ui-4-step-wizard"/>
+    <w:bookmarkStart w:id="34" w:name="creating-an-export-web-ui-4-step-wizard"/>
     <w:p>
       <w:pPr>
         <w:pStyle w:val="Heading2"/>
@@ -1513,7 +1567,7 @@
         <w:rPr>
           <w:rStyle w:val="VerbatimChar"/>
         </w:rPr>
-        <w:t xml:space="preserve">  |  Step 3 of 4: Configure                                    |</w:t>
+        <w:t xml:space="preserve">  |  Step 3 of 5: Configure                                    |</w:t>
       </w:r>
       <w:r>
         <w:br/>
@@ -1625,13 +1679,13 @@
       </w:r>
     </w:p>
     <w:bookmarkEnd w:id="29"/>
-    <w:bookmarkStart w:id="30" w:name="step-4-review-generate"/>
+    <w:bookmarkStart w:id="30" w:name="X9e9d9fd8dde3712c2d98c36b2544c74b9455d2d"/>
     <w:p>
       <w:pPr>
         <w:pStyle w:val="Heading3"/>
       </w:pPr>
       <w:r>
-        <w:t xml:space="preserve">Step 4: Review &amp; Generate</w:t>
+        <w:t xml:space="preserve">Step 4: Destination — Where the Package Goes</w:t>
       </w:r>
     </w:p>
     <w:p>
@@ -1651,7 +1705,7 @@
         <w:rPr>
           <w:rStyle w:val="VerbatimChar"/>
         </w:rPr>
-        <w:t xml:space="preserve">  |  Step 4 of 4: Review &amp; Generate                            |</w:t>
+        <w:t xml:space="preserve">  |  Step 4 of 5: Destination                                  |</w:t>
       </w:r>
       <w:r>
         <w:br/>
@@ -1678,6 +1732,532 @@
         <w:rPr>
           <w:rStyle w:val="VerbatimChar"/>
         </w:rPr>
+        <w:t xml:space="preserve">  |  ( ) ZIP file                                               |</w:t>
+      </w:r>
+      <w:r>
+        <w:br/>
+      </w:r>
+      <w:r>
+        <w:rPr>
+          <w:rStyle w:val="VerbatimChar"/>
+        </w:rPr>
+        <w:t xml:space="preserve">  |      Downloadable archive                                   |</w:t>
+      </w:r>
+      <w:r>
+        <w:br/>
+      </w:r>
+      <w:r>
+        <w:rPr>
+          <w:rStyle w:val="VerbatimChar"/>
+        </w:rPr>
+        <w:t xml:space="preserve">  |                                                             |</w:t>
+      </w:r>
+      <w:r>
+        <w:br/>
+      </w:r>
+      <w:r>
+        <w:rPr>
+          <w:rStyle w:val="VerbatimChar"/>
+        </w:rPr>
+        <w:t xml:space="preserve">  |  ( ) This computer                                          |</w:t>
+      </w:r>
+      <w:r>
+        <w:br/>
+      </w:r>
+      <w:r>
+        <w:rPr>
+          <w:rStyle w:val="VerbatimChar"/>
+        </w:rPr>
+        <w:t xml:space="preserve">  |      Unzipped folder on your PC / laptop / USB              |</w:t>
+      </w:r>
+      <w:r>
+        <w:br/>
+      </w:r>
+      <w:r>
+        <w:rPr>
+          <w:rStyle w:val="VerbatimChar"/>
+        </w:rPr>
+        <w:t xml:space="preserve">  |                                                             |</w:t>
+      </w:r>
+      <w:r>
+        <w:br/>
+      </w:r>
+      <w:r>
+        <w:rPr>
+          <w:rStyle w:val="VerbatimChar"/>
+        </w:rPr>
+        <w:t xml:space="preserve">  |  ( ) Server folder / drive                                  |</w:t>
+      </w:r>
+      <w:r>
+        <w:br/>
+      </w:r>
+      <w:r>
+        <w:rPr>
+          <w:rStyle w:val="VerbatimChar"/>
+        </w:rPr>
+        <w:t xml:space="preserve">  |      Uncompressed — for large collections / mounted drive  |</w:t>
+      </w:r>
+      <w:r>
+        <w:br/>
+      </w:r>
+      <w:r>
+        <w:rPr>
+          <w:rStyle w:val="VerbatimChar"/>
+        </w:rPr>
+        <w:t xml:space="preserve">  |      Path: [ /mnt/usb/catalogue                    ]        |</w:t>
+      </w:r>
+      <w:r>
+        <w:br/>
+      </w:r>
+      <w:r>
+        <w:rPr>
+          <w:rStyle w:val="VerbatimChar"/>
+        </w:rPr>
+        <w:t xml:space="preserve">  |                                                             |</w:t>
+      </w:r>
+      <w:r>
+        <w:br/>
+      </w:r>
+      <w:r>
+        <w:rPr>
+          <w:rStyle w:val="VerbatimChar"/>
+        </w:rPr>
+        <w:t xml:space="preserve">  |                        [ &lt; Back ] [ Next &gt; ]               |</w:t>
+      </w:r>
+      <w:r>
+        <w:br/>
+      </w:r>
+      <w:r>
+        <w:rPr>
+          <w:rStyle w:val="VerbatimChar"/>
+        </w:rPr>
+        <w:t xml:space="preserve">  +-----------------------------------------------------------+</w:t>
+      </w:r>
+    </w:p>
+    <w:p>
+      <w:pPr>
+        <w:pStyle w:val="FirstParagraph"/>
+      </w:pPr>
+      <w:r>
+        <w:t xml:space="preserve">Choose how the finished package is delivered:</w:t>
+      </w:r>
+    </w:p>
+    <w:tbl>
+      <w:tblPr>
+        <w:tblStyle w:val="Table"/>
+        <w:tblW w:type="pct" w:w="5000"/>
+        <w:tblLook w:firstRow="1" w:lastRow="0" w:firstColumn="0" w:lastColumn="0" w:noHBand="0" w:noVBand="0" w:val="0020"/>
+        <w:jc w:val="start"/>
+      </w:tblPr>
+      <w:tblGrid>
+        <w:gridCol w:w="2782"/>
+        <w:gridCol w:w="2996"/>
+        <w:gridCol w:w="2140"/>
+      </w:tblGrid>
+      <w:tr>
+        <w:trPr>
+          <w:tblHeader w:val="true"/>
+        </w:trPr>
+        <w:tc>
+          <w:tcPr/>
+          <w:p>
+            <w:pPr>
+              <w:pStyle w:val="Compact"/>
+              <w:jc w:val="left"/>
+            </w:pPr>
+            <w:r>
+              <w:t xml:space="preserve">Destination</w:t>
+            </w:r>
+          </w:p>
+        </w:tc>
+        <w:tc>
+          <w:tcPr/>
+          <w:p>
+            <w:pPr>
+              <w:pStyle w:val="Compact"/>
+              <w:jc w:val="left"/>
+            </w:pPr>
+            <w:r>
+              <w:t xml:space="preserve">What happens</w:t>
+            </w:r>
+          </w:p>
+        </w:tc>
+        <w:tc>
+          <w:tcPr/>
+          <w:p>
+            <w:pPr>
+              <w:pStyle w:val="Compact"/>
+              <w:jc w:val="left"/>
+            </w:pPr>
+            <w:r>
+              <w:t xml:space="preserve">Best for</w:t>
+            </w:r>
+          </w:p>
+        </w:tc>
+      </w:tr>
+      <w:tr>
+        <w:tc>
+          <w:tcPr/>
+          <w:p>
+            <w:pPr>
+              <w:pStyle w:val="Compact"/>
+              <w:jc w:val="left"/>
+            </w:pPr>
+            <w:r>
+              <w:rPr>
+                <w:bCs/>
+                <w:b/>
+              </w:rPr>
+              <w:t xml:space="preserve">ZIP file</w:t>
+            </w:r>
+          </w:p>
+        </w:tc>
+        <w:tc>
+          <w:tcPr/>
+          <w:p>
+            <w:pPr>
+              <w:pStyle w:val="Compact"/>
+              <w:jc w:val="left"/>
+            </w:pPr>
+            <w:r>
+              <w:t xml:space="preserve">A downloadable</w:t>
+            </w:r>
+            <w:r>
+              <w:t xml:space="preserve"> </w:t>
+            </w:r>
+            <w:r>
+              <w:rPr>
+                <w:rStyle w:val="VerbatimChar"/>
+              </w:rPr>
+              <w:t xml:space="preserve">.zip</w:t>
+            </w:r>
+            <w:r>
+              <w:t xml:space="preserve"> </w:t>
+            </w:r>
+            <w:r>
+              <w:t xml:space="preserve">is produced; click</w:t>
+            </w:r>
+            <w:r>
+              <w:t xml:space="preserve"> </w:t>
+            </w:r>
+            <w:r>
+              <w:rPr>
+                <w:bCs/>
+                <w:b/>
+              </w:rPr>
+              <w:t xml:space="preserve">Download ZIP</w:t>
+            </w:r>
+            <w:r>
+              <w:t xml:space="preserve"> </w:t>
+            </w:r>
+            <w:r>
+              <w:t xml:space="preserve">when it completes</w:t>
+            </w:r>
+          </w:p>
+        </w:tc>
+        <w:tc>
+          <w:tcPr/>
+          <w:p>
+            <w:pPr>
+              <w:pStyle w:val="Compact"/>
+              <w:jc w:val="left"/>
+            </w:pPr>
+            <w:r>
+              <w:t xml:space="preserve">The default — sharing, archiving, any browser</w:t>
+            </w:r>
+          </w:p>
+        </w:tc>
+      </w:tr>
+      <w:tr>
+        <w:tc>
+          <w:tcPr/>
+          <w:p>
+            <w:pPr>
+              <w:pStyle w:val="Compact"/>
+              <w:jc w:val="left"/>
+            </w:pPr>
+            <w:r>
+              <w:rPr>
+                <w:bCs/>
+                <w:b/>
+              </w:rPr>
+              <w:t xml:space="preserve">This computer</w:t>
+            </w:r>
+          </w:p>
+        </w:tc>
+        <w:tc>
+          <w:tcPr/>
+          <w:p>
+            <w:pPr>
+              <w:pStyle w:val="Compact"/>
+              <w:jc w:val="left"/>
+            </w:pPr>
+            <w:r>
+              <w:t xml:space="preserve">After building, you pick a folder/drive</w:t>
+            </w:r>
+            <w:r>
+              <w:t xml:space="preserve"> </w:t>
+            </w:r>
+            <w:r>
+              <w:rPr>
+                <w:bCs/>
+                <w:b/>
+              </w:rPr>
+              <w:t xml:space="preserve">on your own PC/laptop/USB</w:t>
+            </w:r>
+            <w:r>
+              <w:t xml:space="preserve">; the catalogue is written there</w:t>
+            </w:r>
+            <w:r>
+              <w:t xml:space="preserve"> </w:t>
+            </w:r>
+            <w:r>
+              <w:rPr>
+                <w:bCs/>
+                <w:b/>
+              </w:rPr>
+              <w:t xml:space="preserve">uncompressed</w:t>
+            </w:r>
+            <w:r>
+              <w:t xml:space="preserve"> </w:t>
+            </w:r>
+            <w:r>
+              <w:t xml:space="preserve">so it runs straight off the drive (double-click</w:t>
+            </w:r>
+            <w:r>
+              <w:t xml:space="preserve"> </w:t>
+            </w:r>
+            <w:r>
+              <w:rPr>
+                <w:rStyle w:val="VerbatimChar"/>
+              </w:rPr>
+              <w:t xml:space="preserve">index.html</w:t>
+            </w:r>
+            <w:r>
+              <w:t xml:space="preserve">)</w:t>
+            </w:r>
+          </w:p>
+        </w:tc>
+        <w:tc>
+          <w:tcPr/>
+          <w:p>
+            <w:pPr>
+              <w:pStyle w:val="Compact"/>
+              <w:jc w:val="left"/>
+            </w:pPr>
+            <w:r>
+              <w:t xml:space="preserve">Burning to USB/external drives, no unzip step</w:t>
+            </w:r>
+          </w:p>
+        </w:tc>
+      </w:tr>
+      <w:tr>
+        <w:tc>
+          <w:tcPr/>
+          <w:p>
+            <w:pPr>
+              <w:pStyle w:val="Compact"/>
+              <w:jc w:val="left"/>
+            </w:pPr>
+            <w:r>
+              <w:rPr>
+                <w:bCs/>
+                <w:b/>
+              </w:rPr>
+              <w:t xml:space="preserve">Server folder / drive</w:t>
+            </w:r>
+          </w:p>
+        </w:tc>
+        <w:tc>
+          <w:tcPr/>
+          <w:p>
+            <w:pPr>
+              <w:pStyle w:val="Compact"/>
+              <w:jc w:val="left"/>
+            </w:pPr>
+            <w:r>
+              <w:t xml:space="preserve">Written uncompressed straight to a directory / mounted drive</w:t>
+            </w:r>
+            <w:r>
+              <w:t xml:space="preserve"> </w:t>
+            </w:r>
+            <w:r>
+              <w:rPr>
+                <w:bCs/>
+                <w:b/>
+              </w:rPr>
+              <w:t xml:space="preserve">on the server</w:t>
+            </w:r>
+            <w:r>
+              <w:t xml:space="preserve"> </w:t>
+            </w:r>
+            <w:r>
+              <w:t xml:space="preserve">(no ZIP, no size cap)</w:t>
+            </w:r>
+          </w:p>
+        </w:tc>
+        <w:tc>
+          <w:tcPr/>
+          <w:p>
+            <w:pPr>
+              <w:pStyle w:val="Compact"/>
+              <w:jc w:val="left"/>
+            </w:pPr>
+            <w:r>
+              <w:t xml:space="preserve">Very large collections that exceed the ZIP size limit</w:t>
+            </w:r>
+          </w:p>
+        </w:tc>
+      </w:tr>
+    </w:tbl>
+    <w:p>
+      <w:pPr>
+        <w:pStyle w:val="BlockText"/>
+      </w:pPr>
+      <w:r>
+        <w:rPr>
+          <w:bCs/>
+          <w:b/>
+        </w:rPr>
+        <w:t xml:space="preserve">“</w:t>
+      </w:r>
+      <w:r>
+        <w:rPr>
+          <w:bCs/>
+          <w:b/>
+        </w:rPr>
+        <w:t xml:space="preserve">This computer</w:t>
+      </w:r>
+      <w:r>
+        <w:rPr>
+          <w:bCs/>
+          <w:b/>
+        </w:rPr>
+        <w:t xml:space="preserve">”</w:t>
+      </w:r>
+      <w:r>
+        <w:rPr>
+          <w:bCs/>
+          <w:b/>
+        </w:rPr>
+        <w:t xml:space="preserve"> </w:t>
+      </w:r>
+      <w:r>
+        <w:rPr>
+          <w:bCs/>
+          <w:b/>
+        </w:rPr>
+        <w:t xml:space="preserve">needs a Chromium-based browser</w:t>
+      </w:r>
+      <w:r>
+        <w:t xml:space="preserve"> </w:t>
+      </w:r>
+      <w:r>
+        <w:t xml:space="preserve">(Chrome, Edge, Opera) for the</w:t>
+      </w:r>
+      <w:r>
+        <w:t xml:space="preserve"> </w:t>
+      </w:r>
+      <w:r>
+        <w:t xml:space="preserve">File System Access API. On Firefox/Safari it automatically falls back to a ZIP</w:t>
+      </w:r>
+      <w:r>
+        <w:t xml:space="preserve"> </w:t>
+      </w:r>
+      <w:r>
+        <w:t xml:space="preserve">download.</w:t>
+      </w:r>
+      <w:r>
+        <w:t xml:space="preserve"> </w:t>
+      </w:r>
+      <w:r>
+        <w:rPr>
+          <w:bCs/>
+          <w:b/>
+        </w:rPr>
+        <w:t xml:space="preserve">“</w:t>
+      </w:r>
+      <w:r>
+        <w:rPr>
+          <w:bCs/>
+          <w:b/>
+        </w:rPr>
+        <w:t xml:space="preserve">Server folder / drive</w:t>
+      </w:r>
+      <w:r>
+        <w:rPr>
+          <w:bCs/>
+          <w:b/>
+        </w:rPr>
+        <w:t xml:space="preserve">”</w:t>
+      </w:r>
+      <w:r>
+        <w:t xml:space="preserve"> </w:t>
+      </w:r>
+      <w:r>
+        <w:t xml:space="preserve">needs a directory that already exists and is</w:t>
+      </w:r>
+      <w:r>
+        <w:t xml:space="preserve"> </w:t>
+      </w:r>
+      <w:r>
+        <w:t xml:space="preserve">writable by the web server; the path is validated before the export starts.</w:t>
+      </w:r>
+    </w:p>
+    <w:bookmarkEnd w:id="30"/>
+    <w:bookmarkStart w:id="31" w:name="step-5-review-generate"/>
+    <w:p>
+      <w:pPr>
+        <w:pStyle w:val="Heading3"/>
+      </w:pPr>
+      <w:r>
+        <w:t xml:space="preserve">Step 5: Review &amp; Generate</w:t>
+      </w:r>
+    </w:p>
+    <w:p>
+      <w:pPr>
+        <w:pStyle w:val="SourceCode"/>
+      </w:pPr>
+      <w:r>
+        <w:rPr>
+          <w:rStyle w:val="VerbatimChar"/>
+        </w:rPr>
+        <w:t xml:space="preserve">  +-----------------------------------------------------------+</w:t>
+      </w:r>
+      <w:r>
+        <w:br/>
+      </w:r>
+      <w:r>
+        <w:rPr>
+          <w:rStyle w:val="VerbatimChar"/>
+        </w:rPr>
+        <w:t xml:space="preserve">  |  Step 5 of 5: Review &amp; Generate                            |</w:t>
+      </w:r>
+      <w:r>
+        <w:br/>
+      </w:r>
+      <w:r>
+        <w:rPr>
+          <w:rStyle w:val="VerbatimChar"/>
+        </w:rPr>
+        <w:t xml:space="preserve">  +-----------------------------------------------------------+</w:t>
+      </w:r>
+      <w:r>
+        <w:br/>
+      </w:r>
+      <w:r>
+        <w:rPr>
+          <w:rStyle w:val="VerbatimChar"/>
+        </w:rPr>
+        <w:t xml:space="preserve">  |                                                             |</w:t>
+      </w:r>
+      <w:r>
+        <w:br/>
+      </w:r>
+      <w:r>
+        <w:rPr>
+          <w:rStyle w:val="VerbatimChar"/>
+        </w:rPr>
         <w:t xml:space="preserve">  |  +-------------------------------------------------------+ |</w:t>
       </w:r>
       <w:r>
@@ -1759,6 +2339,15 @@
         <w:rPr>
           <w:rStyle w:val="VerbatimChar"/>
         </w:rPr>
+        <w:t xml:space="preserve">  |  | Destination          | This computer                  | |</w:t>
+      </w:r>
+      <w:r>
+        <w:br/>
+      </w:r>
+      <w:r>
+        <w:rPr>
+          <w:rStyle w:val="VerbatimChar"/>
+        </w:rPr>
         <w:t xml:space="preserve">  |  | Title                | Portable Catalogue             | |</w:t>
       </w:r>
       <w:r>
@@ -1807,8 +2396,8 @@
         <w:t xml:space="preserve">  +-----------------------------------------------------------+</w:t>
       </w:r>
     </w:p>
-    <w:bookmarkEnd w:id="30"/>
-    <w:bookmarkStart w:id="31" w:name="progress"/>
+    <w:bookmarkEnd w:id="31"/>
+    <w:bookmarkStart w:id="32" w:name="progress"/>
     <w:p>
       <w:pPr>
         <w:pStyle w:val="Heading3"/>
@@ -1938,14 +2527,14 @@
         <w:t xml:space="preserve">- 90-100%: Creating ZIP archive</w:t>
       </w:r>
     </w:p>
-    <w:bookmarkEnd w:id="31"/>
-    <w:bookmarkStart w:id="32" w:name="download"/>
+    <w:bookmarkEnd w:id="32"/>
+    <w:bookmarkStart w:id="33" w:name="download-save"/>
     <w:p>
       <w:pPr>
         <w:pStyle w:val="Heading3"/>
       </w:pPr>
       <w:r>
-        <w:t xml:space="preserve">Download</w:t>
+        <w:t xml:space="preserve">Download / Save</w:t>
       </w:r>
     </w:p>
     <w:p>
@@ -1974,7 +2563,7 @@
         <w:rPr>
           <w:rStyle w:val="VerbatimChar"/>
         </w:rPr>
-        <w:t xml:space="preserve">  |  Expires: 2026-03-16                                       |</w:t>
+        <w:t xml:space="preserve">  |  Expires: 2026-03-16                          [3 withheld] |</w:t>
       </w:r>
       <w:r>
         <w:br/>
@@ -1992,7 +2581,7 @@
         <w:rPr>
           <w:rStyle w:val="VerbatimChar"/>
         </w:rPr>
-        <w:t xml:space="preserve">  |  [ Download ZIP ]   [ Share Link ]                          |</w:t>
+        <w:t xml:space="preserve">  |  [ Save to folder on this computer ]  [ Download ZIP ]      |</w:t>
       </w:r>
       <w:r>
         <w:br/>
@@ -2002,6 +2591,155 @@
           <w:rStyle w:val="VerbatimChar"/>
         </w:rPr>
         <w:t xml:space="preserve">  +-----------------------------------------------------------+</w:t>
+      </w:r>
+    </w:p>
+    <w:p>
+      <w:pPr>
+        <w:numPr>
+          <w:ilvl w:val="0"/>
+          <w:numId w:val="1001"/>
+        </w:numPr>
+        <w:pStyle w:val="Compact"/>
+      </w:pPr>
+      <w:r>
+        <w:t xml:space="preserve">For the</w:t>
+      </w:r>
+      <w:r>
+        <w:t xml:space="preserve"> </w:t>
+      </w:r>
+      <w:r>
+        <w:rPr>
+          <w:bCs/>
+          <w:b/>
+        </w:rPr>
+        <w:t xml:space="preserve">This computer</w:t>
+      </w:r>
+      <w:r>
+        <w:t xml:space="preserve"> </w:t>
+      </w:r>
+      <w:r>
+        <w:t xml:space="preserve">destination, click</w:t>
+      </w:r>
+      <w:r>
+        <w:t xml:space="preserve"> </w:t>
+      </w:r>
+      <w:r>
+        <w:rPr>
+          <w:bCs/>
+          <w:b/>
+        </w:rPr>
+        <w:t xml:space="preserve">Save to folder on this computer</w:t>
+      </w:r>
+      <w:r>
+        <w:t xml:space="preserve">,</w:t>
+      </w:r>
+      <w:r>
+        <w:t xml:space="preserve"> </w:t>
+      </w:r>
+      <w:r>
+        <w:t xml:space="preserve">choose a folder/drive, and the unzipped catalogue is written there (a live</w:t>
+      </w:r>
+      <w:r>
+        <w:t xml:space="preserve"> </w:t>
+      </w:r>
+      <w:r>
+        <w:t xml:space="preserve">“</w:t>
+      </w:r>
+      <w:r>
+        <w:t xml:space="preserve">Saving N/M files</w:t>
+      </w:r>
+      <w:r>
+        <w:t xml:space="preserve">”</w:t>
+      </w:r>
+      <w:r>
+        <w:t xml:space="preserve"> </w:t>
+      </w:r>
+      <w:r>
+        <w:t xml:space="preserve">status is shown). The</w:t>
+      </w:r>
+      <w:r>
+        <w:t xml:space="preserve"> </w:t>
+      </w:r>
+      <w:r>
+        <w:rPr>
+          <w:bCs/>
+          <w:b/>
+        </w:rPr>
+        <w:t xml:space="preserve">Download ZIP</w:t>
+      </w:r>
+      <w:r>
+        <w:t xml:space="preserve"> </w:t>
+      </w:r>
+      <w:r>
+        <w:t xml:space="preserve">button is always available</w:t>
+      </w:r>
+      <w:r>
+        <w:t xml:space="preserve"> </w:t>
+      </w:r>
+      <w:r>
+        <w:t xml:space="preserve">as an alternative/fallback.</w:t>
+      </w:r>
+    </w:p>
+    <w:p>
+      <w:pPr>
+        <w:numPr>
+          <w:ilvl w:val="0"/>
+          <w:numId w:val="1001"/>
+        </w:numPr>
+        <w:pStyle w:val="Compact"/>
+      </w:pPr>
+      <w:r>
+        <w:t xml:space="preserve">A</w:t>
+      </w:r>
+      <w:r>
+        <w:t xml:space="preserve"> </w:t>
+      </w:r>
+      <w:r>
+        <w:rPr>
+          <w:bCs/>
+          <w:b/>
+        </w:rPr>
+        <w:t xml:space="preserve">“</w:t>
+      </w:r>
+      <w:r>
+        <w:rPr>
+          <w:bCs/>
+          <w:b/>
+        </w:rPr>
+        <w:t xml:space="preserve">N withheld</w:t>
+      </w:r>
+      <w:r>
+        <w:rPr>
+          <w:bCs/>
+          <w:b/>
+        </w:rPr>
+        <w:t xml:space="preserve">”</w:t>
+      </w:r>
+      <w:r>
+        <w:t xml:space="preserve"> </w:t>
+      </w:r>
+      <w:r>
+        <w:t xml:space="preserve">shield badge appears when the confidentiality/access gate held</w:t>
+      </w:r>
+      <w:r>
+        <w:t xml:space="preserve"> </w:t>
+      </w:r>
+      <w:r>
+        <w:t xml:space="preserve">some records back — see</w:t>
+      </w:r>
+      <w:r>
+        <w:t xml:space="preserve"> </w:t>
+      </w:r>
+      <w:hyperlink w:anchor="confidentiality--access-control">
+        <w:r>
+          <w:rPr>
+            <w:rStyle w:val="Hyperlink"/>
+          </w:rPr>
+          <w:t xml:space="preserve">Confidentiality &amp; Access Control</w:t>
+        </w:r>
+      </w:hyperlink>
+      <w:r>
+        <w:t xml:space="preserve">.</w:t>
       </w:r>
     </w:p>
     <w:p>
@@ -2011,15 +2749,15 @@
         </w:pict>
       </w:r>
     </w:p>
-    <w:bookmarkEnd w:id="32"/>
     <w:bookmarkEnd w:id="33"/>
-    <w:bookmarkStart w:id="34" w:name="quick-export-from-description-pages-1"/>
+    <w:bookmarkEnd w:id="34"/>
+    <w:bookmarkStart w:id="38" w:name="confidentiality-access-control"/>
     <w:p>
       <w:pPr>
         <w:pStyle w:val="Heading2"/>
       </w:pPr>
       <w:r>
-        <w:t xml:space="preserve">Quick Export from Description Pages</w:t>
+        <w:t xml:space="preserve">Confidentiality &amp; Access Control</w:t>
       </w:r>
     </w:p>
     <w:p>
@@ -2027,25 +2765,13 @@
         <w:pStyle w:val="FirstParagraph"/>
       </w:pPr>
       <w:r>
-        <w:t xml:space="preserve">When viewing any information object (fonds, series, file, or item), the sidebar</w:t>
-      </w:r>
-      <w:r>
-        <w:t xml:space="preserve"> </w:t>
-      </w:r>
-      <w:r>
-        <w:t xml:space="preserve">“</w:t>
-      </w:r>
-      <w:r>
-        <w:t xml:space="preserve">Export</w:t>
-      </w:r>
-      <w:r>
-        <w:t xml:space="preserve">”</w:t>
-      </w:r>
-      <w:r>
-        <w:t xml:space="preserve"> </w:t>
-      </w:r>
-      <w:r>
-        <w:t xml:space="preserve">section includes a</w:t>
+        <w:t xml:space="preserve">A portable package leaves the building and cannot be recalled, so the system filters</w:t>
+      </w:r>
+      <w:r>
+        <w:t xml:space="preserve"> </w:t>
+      </w:r>
+      <w:r>
+        <w:t xml:space="preserve">what may enter it</w:t>
       </w:r>
       <w:r>
         <w:t xml:space="preserve"> </w:t>
@@ -2055,69 +2781,25 @@
           <w:bCs/>
           <w:b/>
         </w:rPr>
-        <w:t xml:space="preserve">Portable Viewer</w:t>
-      </w:r>
-      <w:r>
-        <w:t xml:space="preserve"> </w:t>
-      </w:r>
-      <w:r>
-        <w:t xml:space="preserve">link:</w:t>
-      </w:r>
-    </w:p>
-    <w:p>
-      <w:pPr>
-        <w:pStyle w:val="SourceCode"/>
-      </w:pPr>
-      <w:r>
-        <w:rPr>
-          <w:rStyle w:val="VerbatimChar"/>
-        </w:rPr>
-        <w:t xml:space="preserve">  Export</w:t>
-      </w:r>
-      <w:r>
-        <w:br/>
-      </w:r>
-      <w:r>
-        <w:rPr>
-          <w:rStyle w:val="VerbatimChar"/>
-        </w:rPr>
-        <w:t xml:space="preserve">  +---------------------------------------+</w:t>
-      </w:r>
-      <w:r>
-        <w:br/>
-      </w:r>
-      <w:r>
-        <w:rPr>
-          <w:rStyle w:val="VerbatimChar"/>
-        </w:rPr>
-        <w:t xml:space="preserve">  |  Dublin Core 1.1 XML                   |</w:t>
-      </w:r>
-      <w:r>
-        <w:br/>
-      </w:r>
-      <w:r>
-        <w:rPr>
-          <w:rStyle w:val="VerbatimChar"/>
-        </w:rPr>
-        <w:t xml:space="preserve">  |  EAD 2002 XML                          |</w:t>
-      </w:r>
-      <w:r>
-        <w:br/>
-      </w:r>
-      <w:r>
-        <w:rPr>
-          <w:rStyle w:val="VerbatimChar"/>
-        </w:rPr>
-        <w:t xml:space="preserve">  |  Portable Viewer  &lt;-- click this       |</w:t>
-      </w:r>
-      <w:r>
-        <w:br/>
-      </w:r>
-      <w:r>
-        <w:rPr>
-          <w:rStyle w:val="VerbatimChar"/>
-        </w:rPr>
-        <w:t xml:space="preserve">  +---------------------------------------+</w:t>
+        <w:t xml:space="preserve">before anything is written</w:t>
+      </w:r>
+      <w:r>
+        <w:t xml:space="preserve">, and errs on the side of withholding.</w:t>
+      </w:r>
+      <w:r>
+        <w:t xml:space="preserve"> </w:t>
+      </w:r>
+      <w:r>
+        <w:t xml:space="preserve">Two layers apply to every export.</w:t>
+      </w:r>
+    </w:p>
+    <w:bookmarkStart w:id="35" w:name="you-only-export-what-you-can-see"/>
+    <w:p>
+      <w:pPr>
+        <w:pStyle w:val="Heading3"/>
+      </w:pPr>
+      <w:r>
+        <w:t xml:space="preserve">You only export what you can see</w:t>
       </w:r>
     </w:p>
     <w:p>
@@ -2125,45 +2807,339 @@
         <w:pStyle w:val="FirstParagraph"/>
       </w:pPr>
       <w:r>
-        <w:t xml:space="preserve">Clicking starts a fonds-level export using default settings from Admin &gt; AHG Settings &gt; Portable Export. The export title is set to the description’s title and you are redirected to</w:t>
-      </w:r>
-      <w:r>
-        <w:t xml:space="preserve"> </w:t>
-      </w:r>
-      <w:r>
-        <w:rPr>
-          <w:rStyle w:val="VerbatimChar"/>
-        </w:rPr>
-        <w:t xml:space="preserve">/portable-export</w:t>
-      </w:r>
-      <w:r>
-        <w:t xml:space="preserve"> </w:t>
-      </w:r>
-      <w:r>
-        <w:t xml:space="preserve">to monitor progress.</w:t>
-      </w:r>
-    </w:p>
-    <w:p>
-      <w:pPr>
-        <w:pStyle w:val="BodyText"/>
-      </w:pPr>
-      <w:r>
-        <w:t xml:space="preserve">This button can be hidden via: Admin &gt; AHG Settings &gt; Portable Export &gt;</w:t>
-      </w:r>
-      <w:r>
-        <w:t xml:space="preserve"> </w:t>
-      </w:r>
-      <w:r>
+        <w:t xml:space="preserve">The package is scoped to</w:t>
+      </w:r>
+      <w:r>
+        <w:t xml:space="preserve"> </w:t>
+      </w:r>
+      <w:r>
+        <w:rPr>
+          <w:bCs/>
+          <w:b/>
+        </w:rPr>
+        <w:t xml:space="preserve">your</w:t>
+      </w:r>
+      <w:r>
+        <w:t xml:space="preserve"> </w:t>
+      </w:r>
+      <w:r>
+        <w:t xml:space="preserve">view rights — exactly the records you see in search</w:t>
+      </w:r>
+      <w:r>
+        <w:t xml:space="preserve"> </w:t>
+      </w:r>
+      <w:r>
+        <w:t xml:space="preserve">and browse. A record is left out of</w:t>
+      </w:r>
+      <w:r>
+        <w:t xml:space="preserve"> </w:t>
+      </w:r>
+      <w:r>
+        <w:rPr>
+          <w:iCs/>
+          <w:i/>
+        </w:rPr>
+        <w:t xml:space="preserve">your</w:t>
+      </w:r>
+      <w:r>
+        <w:t xml:space="preserve"> </w:t>
+      </w:r>
+      <w:r>
+        <w:t xml:space="preserve">package when it is above your</w:t>
+      </w:r>
+      <w:r>
+        <w:t xml:space="preserve"> </w:t>
+      </w:r>
+      <w:r>
+        <w:rPr>
+          <w:bCs/>
+          <w:b/>
+        </w:rPr>
+        <w:t xml:space="preserve">security</w:t>
+      </w:r>
+      <w:r>
+        <w:rPr>
+          <w:bCs/>
+          <w:b/>
+        </w:rPr>
+        <w:t xml:space="preserve"> </w:t>
+      </w:r>
+      <w:r>
+        <w:rPr>
+          <w:bCs/>
+          <w:b/>
+        </w:rPr>
+        <w:t xml:space="preserve">clearance</w:t>
+      </w:r>
+      <w:r>
+        <w:t xml:space="preserve">,</w:t>
+      </w:r>
+      <w:r>
+        <w:t xml:space="preserve"> </w:t>
+      </w:r>
+      <w:r>
+        <w:rPr>
+          <w:bCs/>
+          <w:b/>
+        </w:rPr>
+        <w:t xml:space="preserve">donor-closed</w:t>
+      </w:r>
+      <w:r>
+        <w:t xml:space="preserve"> </w:t>
+      </w:r>
+      <w:r>
+        <w:t xml:space="preserve">(closure, permission-only, embargo, POPIA, legal hold),</w:t>
+      </w:r>
+      <w:r>
+        <w:t xml:space="preserve"> </w:t>
+      </w:r>
+      <w:r>
+        <w:t xml:space="preserve">or under an active</w:t>
+      </w:r>
+      <w:r>
+        <w:t xml:space="preserve"> </w:t>
+      </w:r>
+      <w:r>
+        <w:rPr>
+          <w:bCs/>
+          <w:b/>
+        </w:rPr>
+        <w:t xml:space="preserve">full embargo</w:t>
+      </w:r>
+      <w:r>
+        <w:t xml:space="preserve"> </w:t>
+      </w:r>
+      <w:r>
+        <w:t xml:space="preserve">(your own embargo exceptions are honoured).</w:t>
+      </w:r>
+      <w:r>
+        <w:t xml:space="preserve"> </w:t>
+      </w:r>
+      <w:r>
+        <w:rPr>
+          <w:bCs/>
+          <w:b/>
+        </w:rPr>
+        <w:t xml:space="preserve">Administrators</w:t>
+      </w:r>
+      <w:r>
+        <w:t xml:space="preserve"> </w:t>
+      </w:r>
+      <w:r>
+        <w:t xml:space="preserve">export everything.</w:t>
+      </w:r>
+    </w:p>
+    <w:bookmarkEnd w:id="35"/>
+    <w:bookmarkStart w:id="36" w:name="always-withheld-records"/>
+    <w:p>
+      <w:pPr>
+        <w:pStyle w:val="Heading3"/>
+      </w:pPr>
+      <w:r>
+        <w:t xml:space="preserve">Always-withheld records</w:t>
+      </w:r>
+    </w:p>
+    <w:p>
+      <w:pPr>
+        <w:pStyle w:val="FirstParagraph"/>
+      </w:pPr>
+      <w:r>
+        <w:t xml:space="preserve">Regardless of who exports:</w:t>
+      </w:r>
+    </w:p>
+    <w:p>
+      <w:pPr>
+        <w:numPr>
+          <w:ilvl w:val="0"/>
+          <w:numId w:val="1002"/>
+        </w:numPr>
+        <w:pStyle w:val="Compact"/>
+      </w:pPr>
+      <w:r>
+        <w:rPr>
+          <w:bCs/>
+          <w:b/>
+        </w:rPr>
+        <w:t xml:space="preserve">Unpublished drafts</w:t>
+      </w:r>
+      <w:r>
+        <w:t xml:space="preserve"> </w:t>
+      </w:r>
+      <w:r>
+        <w:t xml:space="preserve">— unless an administrator turns on</w:t>
+      </w:r>
+      <w:r>
+        <w:t xml:space="preserve"> </w:t>
+      </w:r>
+      <w:r>
+        <w:rPr>
+          <w:bCs/>
+          <w:b/>
+        </w:rPr>
+        <w:t xml:space="preserve">Include unpublished</w:t>
+      </w:r>
+      <w:r>
+        <w:t xml:space="preserve">.</w:t>
+      </w:r>
+    </w:p>
+    <w:p>
+      <w:pPr>
+        <w:numPr>
+          <w:ilvl w:val="0"/>
+          <w:numId w:val="1002"/>
+        </w:numPr>
+        <w:pStyle w:val="Compact"/>
+      </w:pPr>
+      <w:r>
+        <w:rPr>
+          <w:bCs/>
+          <w:b/>
+        </w:rPr>
+        <w:t xml:space="preserve">ICIP / TK culturally-restricted</w:t>
+      </w:r>
+      <w:r>
+        <w:t xml:space="preserve"> </w:t>
+      </w:r>
+      <w:r>
+        <w:t xml:space="preserve">records — never exported without authority</w:t>
+      </w:r>
+      <w:r>
+        <w:t xml:space="preserve"> </w:t>
+      </w:r>
+      <w:r>
+        <w:t xml:space="preserve">(whole sub-trees where the restriction applies to descendants).</w:t>
+      </w:r>
+    </w:p>
+    <w:p>
+      <w:pPr>
+        <w:numPr>
+          <w:ilvl w:val="0"/>
+          <w:numId w:val="1002"/>
+        </w:numPr>
+        <w:pStyle w:val="Compact"/>
+      </w:pPr>
+      <w:r>
+        <w:rPr>
+          <w:bCs/>
+          <w:b/>
+        </w:rPr>
+        <w:t xml:space="preserve">Records with an access-policy (ODRL) prohibition</w:t>
+      </w:r>
+      <w:r>
+        <w:t xml:space="preserve">, and images</w:t>
+      </w:r>
+      <w:r>
+        <w:t xml:space="preserve"> </w:t>
+      </w:r>
+      <w:r>
+        <w:rPr>
+          <w:bCs/>
+          <w:b/>
+        </w:rPr>
+        <w:t xml:space="preserve">redacted</w:t>
+      </w:r>
+      <w:r>
+        <w:t xml:space="preserve"> </w:t>
+      </w:r>
+      <w:r>
+        <w:t xml:space="preserve">for privacy.</w:t>
+      </w:r>
+    </w:p>
+    <w:bookmarkEnd w:id="36"/>
+    <w:bookmarkStart w:id="37" w:name="seeing-what-was-held-back"/>
+    <w:p>
+      <w:pPr>
+        <w:pStyle w:val="Heading3"/>
+      </w:pPr>
+      <w:r>
+        <w:t xml:space="preserve">Seeing what was held back</w:t>
+      </w:r>
+    </w:p>
+    <w:p>
+      <w:pPr>
+        <w:pStyle w:val="FirstParagraph"/>
+      </w:pPr>
+      <w:r>
+        <w:t xml:space="preserve">Every package contains a</w:t>
+      </w:r>
+      <w:r>
+        <w:t xml:space="preserve"> </w:t>
+      </w:r>
+      <w:r>
+        <w:rPr>
+          <w:rStyle w:val="VerbatimChar"/>
+          <w:bCs/>
+          <w:b/>
+        </w:rPr>
+        <w:t xml:space="preserve">data/disclosure-summary.json</w:t>
+      </w:r>
+      <w:r>
+        <w:t xml:space="preserve"> </w:t>
+      </w:r>
+      <w:r>
+        <w:t xml:space="preserve">listing the counts per</w:t>
+      </w:r>
+      <w:r>
+        <w:t xml:space="preserve"> </w:t>
+      </w:r>
+      <w:r>
+        <w:t xml:space="preserve">category, who exported it, and the total withheld. The Past Exports list shows a</w:t>
+      </w:r>
+      <w:r>
+        <w:t xml:space="preserve"> </w:t>
+      </w:r>
+      <w:r>
+        <w:rPr>
+          <w:bCs/>
+          <w:b/>
+        </w:rPr>
+        <w:t xml:space="preserve">shield</w:t>
+      </w:r>
+      <w:r>
+        <w:rPr>
+          <w:bCs/>
+          <w:b/>
+        </w:rPr>
+        <w:t xml:space="preserve"> </w:t>
+      </w:r>
+      <w:r>
+        <w:rPr>
+          <w:bCs/>
+          <w:b/>
+        </w:rPr>
         <w:t xml:space="preserve">“</w:t>
       </w:r>
       <w:r>
-        <w:t xml:space="preserve">Show export button on description pages</w:t>
-      </w:r>
-      <w:r>
+        <w:rPr>
+          <w:bCs/>
+          <w:b/>
+        </w:rPr>
+        <w:t xml:space="preserve">N withheld</w:t>
+      </w:r>
+      <w:r>
+        <w:rPr>
+          <w:bCs/>
+          <w:b/>
+        </w:rPr>
         <w:t xml:space="preserve">”</w:t>
       </w:r>
       <w:r>
-        <w:t xml:space="preserve">.</w:t>
+        <w:t xml:space="preserve"> </w:t>
+      </w:r>
+      <w:r>
+        <w:t xml:space="preserve">badge whose tooltip breaks the number down (beyond your view</w:t>
+      </w:r>
+      <w:r>
+        <w:t xml:space="preserve"> </w:t>
+      </w:r>
+      <w:r>
+        <w:t xml:space="preserve">rights / unpublished / ICIP / ODRL / redacted). A withheld count is expected — it is the</w:t>
+      </w:r>
+      <w:r>
+        <w:t xml:space="preserve"> </w:t>
+      </w:r>
+      <w:r>
+        <w:t xml:space="preserve">system honouring access rules, not an error.</w:t>
       </w:r>
     </w:p>
     <w:p>
@@ -2173,14 +3149,15 @@
         </w:pict>
       </w:r>
     </w:p>
-    <w:bookmarkEnd w:id="34"/>
-    <w:bookmarkStart w:id="35" w:name="clipboard-export-1"/>
+    <w:bookmarkEnd w:id="37"/>
+    <w:bookmarkEnd w:id="38"/>
+    <w:bookmarkStart w:id="39" w:name="quick-export-from-description-pages-1"/>
     <w:p>
       <w:pPr>
         <w:pStyle w:val="Heading2"/>
       </w:pPr>
       <w:r>
-        <w:t xml:space="preserve">Clipboard Export</w:t>
+        <w:t xml:space="preserve">Quick Export from Description Pages</w:t>
       </w:r>
     </w:p>
     <w:p>
@@ -2188,16 +3165,25 @@
         <w:pStyle w:val="FirstParagraph"/>
       </w:pPr>
       <w:r>
-        <w:t xml:space="preserve">The clipboard export page (</w:t>
-      </w:r>
-      <w:r>
-        <w:rPr>
-          <w:rStyle w:val="VerbatimChar"/>
-        </w:rPr>
-        <w:t xml:space="preserve">/clipboard/export</w:t>
-      </w:r>
-      <w:r>
-        <w:t xml:space="preserve">) includes a</w:t>
+        <w:t xml:space="preserve">When viewing any information object (fonds, series, file, or item), the sidebar</w:t>
+      </w:r>
+      <w:r>
+        <w:t xml:space="preserve"> </w:t>
+      </w:r>
+      <w:r>
+        <w:t xml:space="preserve">“</w:t>
+      </w:r>
+      <w:r>
+        <w:t xml:space="preserve">Export</w:t>
+      </w:r>
+      <w:r>
+        <w:t xml:space="preserve">”</w:t>
+      </w:r>
+      <w:r>
+        <w:t xml:space="preserve"> </w:t>
+      </w:r>
+      <w:r>
+        <w:t xml:space="preserve">section includes a</w:t>
       </w:r>
       <w:r>
         <w:t xml:space="preserve"> </w:t>
@@ -2207,13 +3193,13 @@
           <w:bCs/>
           <w:b/>
         </w:rPr>
-        <w:t xml:space="preserve">Portable Catalogue</w:t>
-      </w:r>
-      <w:r>
-        <w:t xml:space="preserve"> </w:t>
-      </w:r>
-      <w:r>
-        <w:t xml:space="preserve">button when the plugin is enabled:</w:t>
+        <w:t xml:space="preserve">Portable Viewer</w:t>
+      </w:r>
+      <w:r>
+        <w:t xml:space="preserve"> </w:t>
+      </w:r>
+      <w:r>
+        <w:t xml:space="preserve">link:</w:t>
       </w:r>
     </w:p>
     <w:p>
@@ -2224,52 +3210,52 @@
         <w:rPr>
           <w:rStyle w:val="VerbatimChar"/>
         </w:rPr>
-        <w:t xml:space="preserve">  +-----------------------------------------------------------+</w:t>
-      </w:r>
-      <w:r>
-        <w:br/>
-      </w:r>
-      <w:r>
-        <w:rPr>
-          <w:rStyle w:val="VerbatimChar"/>
-        </w:rPr>
-        <w:t xml:space="preserve">  |  Export options                                             |</w:t>
-      </w:r>
-      <w:r>
-        <w:br/>
-      </w:r>
-      <w:r>
-        <w:rPr>
-          <w:rStyle w:val="VerbatimChar"/>
-        </w:rPr>
-        <w:t xml:space="preserve">  |  [type] [format] [include drafts] ...                      |</w:t>
-      </w:r>
-      <w:r>
-        <w:br/>
-      </w:r>
-      <w:r>
-        <w:rPr>
-          <w:rStyle w:val="VerbatimChar"/>
-        </w:rPr>
-        <w:t xml:space="preserve">  |                                                             |</w:t>
-      </w:r>
-      <w:r>
-        <w:br/>
-      </w:r>
-      <w:r>
-        <w:rPr>
-          <w:rStyle w:val="VerbatimChar"/>
-        </w:rPr>
-        <w:t xml:space="preserve">  |  [ Export ]  [ Portable Catalogue ]  [ Cancel ]            |</w:t>
-      </w:r>
-      <w:r>
-        <w:br/>
-      </w:r>
-      <w:r>
-        <w:rPr>
-          <w:rStyle w:val="VerbatimChar"/>
-        </w:rPr>
-        <w:t xml:space="preserve">  +-----------------------------------------------------------+</w:t>
+        <w:t xml:space="preserve">  Export</w:t>
+      </w:r>
+      <w:r>
+        <w:br/>
+      </w:r>
+      <w:r>
+        <w:rPr>
+          <w:rStyle w:val="VerbatimChar"/>
+        </w:rPr>
+        <w:t xml:space="preserve">  +---------------------------------------+</w:t>
+      </w:r>
+      <w:r>
+        <w:br/>
+      </w:r>
+      <w:r>
+        <w:rPr>
+          <w:rStyle w:val="VerbatimChar"/>
+        </w:rPr>
+        <w:t xml:space="preserve">  |  Dublin Core 1.1 XML                   |</w:t>
+      </w:r>
+      <w:r>
+        <w:br/>
+      </w:r>
+      <w:r>
+        <w:rPr>
+          <w:rStyle w:val="VerbatimChar"/>
+        </w:rPr>
+        <w:t xml:space="preserve">  |  EAD 2002 XML                          |</w:t>
+      </w:r>
+      <w:r>
+        <w:br/>
+      </w:r>
+      <w:r>
+        <w:rPr>
+          <w:rStyle w:val="VerbatimChar"/>
+        </w:rPr>
+        <w:t xml:space="preserve">  |  Portable Viewer  &lt;-- click this       |</w:t>
+      </w:r>
+      <w:r>
+        <w:br/>
+      </w:r>
+      <w:r>
+        <w:rPr>
+          <w:rStyle w:val="VerbatimChar"/>
+        </w:rPr>
+        <w:t xml:space="preserve">  +---------------------------------------+</w:t>
       </w:r>
     </w:p>
     <w:p>
@@ -2277,7 +3263,22 @@
         <w:pStyle w:val="FirstParagraph"/>
       </w:pPr>
       <w:r>
-        <w:t xml:space="preserve">This exports all items currently in the clipboard as a portable viewer. Each item and its descendants are included.</w:t>
+        <w:t xml:space="preserve">Clicking starts a fonds-level export using default settings from Admin &gt; AHG Settings &gt; Portable Export. The export title is set to the description’s title and you are redirected to</w:t>
+      </w:r>
+      <w:r>
+        <w:t xml:space="preserve"> </w:t>
+      </w:r>
+      <w:r>
+        <w:rPr>
+          <w:rStyle w:val="VerbatimChar"/>
+        </w:rPr>
+        <w:t xml:space="preserve">/portable-export</w:t>
+      </w:r>
+      <w:r>
+        <w:t xml:space="preserve"> </w:t>
+      </w:r>
+      <w:r>
+        <w:t xml:space="preserve">to monitor progress.</w:t>
       </w:r>
     </w:p>
     <w:p>
@@ -2294,7 +3295,7 @@
         <w:t xml:space="preserve">“</w:t>
       </w:r>
       <w:r>
-        <w:t xml:space="preserve">Show export button on clipboard page</w:t>
+        <w:t xml:space="preserve">Show export button on description pages</w:t>
       </w:r>
       <w:r>
         <w:t xml:space="preserve">”</w:t>
@@ -2310,23 +3311,47 @@
         </w:pict>
       </w:r>
     </w:p>
-    <w:bookmarkEnd w:id="35"/>
-    <w:bookmarkStart w:id="39" w:name="creating-an-export-cli"/>
+    <w:bookmarkEnd w:id="39"/>
+    <w:bookmarkStart w:id="40" w:name="clipboard-export-1"/>
     <w:p>
       <w:pPr>
         <w:pStyle w:val="Heading2"/>
       </w:pPr>
       <w:r>
-        <w:t xml:space="preserve">Creating an Export (CLI)</w:t>
-      </w:r>
-    </w:p>
-    <w:bookmarkStart w:id="36" w:name="basic-commands"/>
-    <w:p>
-      <w:pPr>
-        <w:pStyle w:val="Heading3"/>
-      </w:pPr>
-      <w:r>
-        <w:t xml:space="preserve">Basic Commands</w:t>
+        <w:t xml:space="preserve">Clipboard Export</w:t>
+      </w:r>
+    </w:p>
+    <w:p>
+      <w:pPr>
+        <w:pStyle w:val="FirstParagraph"/>
+      </w:pPr>
+      <w:r>
+        <w:t xml:space="preserve">The clipboard export page (</w:t>
+      </w:r>
+      <w:r>
+        <w:rPr>
+          <w:rStyle w:val="VerbatimChar"/>
+        </w:rPr>
+        <w:t xml:space="preserve">/clipboard/export</w:t>
+      </w:r>
+      <w:r>
+        <w:t xml:space="preserve">) includes a</w:t>
+      </w:r>
+      <w:r>
+        <w:t xml:space="preserve"> </w:t>
+      </w:r>
+      <w:r>
+        <w:rPr>
+          <w:bCs/>
+          <w:b/>
+        </w:rPr>
+        <w:t xml:space="preserve">Portable Catalogue</w:t>
+      </w:r>
+      <w:r>
+        <w:t xml:space="preserve"> </w:t>
+      </w:r>
+      <w:r>
+        <w:t xml:space="preserve">button when the plugin is enabled:</w:t>
       </w:r>
     </w:p>
     <w:p>
@@ -2335,729 +3360,85 @@
       </w:pPr>
       <w:r>
         <w:rPr>
-          <w:rStyle w:val="CommentTok"/>
-        </w:rPr>
-        <w:t xml:space="preserve"># Export entire catalogue as ZIP</w:t>
-      </w:r>
-      <w:r>
-        <w:br/>
-      </w:r>
-      <w:r>
-        <w:rPr>
-          <w:rStyle w:val="ExtensionTok"/>
-        </w:rPr>
-        <w:t xml:space="preserve">php</w:t>
-      </w:r>
-      <w:r>
-        <w:rPr>
-          <w:rStyle w:val="NormalTok"/>
-        </w:rPr>
-        <w:t xml:space="preserve"> symfony portable:export </w:t>
-      </w:r>
-      <w:r>
-        <w:rPr>
-          <w:rStyle w:val="AttributeTok"/>
-        </w:rPr>
-        <w:t xml:space="preserve">--scope</w:t>
-      </w:r>
-      <w:r>
-        <w:rPr>
-          <w:rStyle w:val="OperatorTok"/>
-        </w:rPr>
-        <w:t xml:space="preserve">=</w:t>
-      </w:r>
-      <w:r>
-        <w:rPr>
-          <w:rStyle w:val="NormalTok"/>
-        </w:rPr>
-        <w:t xml:space="preserve">all </w:t>
-      </w:r>
-      <w:r>
-        <w:rPr>
-          <w:rStyle w:val="AttributeTok"/>
-        </w:rPr>
-        <w:t xml:space="preserve">--zip</w:t>
-      </w:r>
-      <w:r>
-        <w:rPr>
-          <w:rStyle w:val="NormalTok"/>
-        </w:rPr>
-        <w:t xml:space="preserve"> </w:t>
-      </w:r>
-      <w:r>
-        <w:rPr>
-          <w:rStyle w:val="AttributeTok"/>
-        </w:rPr>
-        <w:t xml:space="preserve">--output</w:t>
-      </w:r>
-      <w:r>
-        <w:rPr>
-          <w:rStyle w:val="OperatorTok"/>
-        </w:rPr>
-        <w:t xml:space="preserve">=</w:t>
-      </w:r>
-      <w:r>
-        <w:rPr>
-          <w:rStyle w:val="NormalTok"/>
-        </w:rPr>
-        <w:t xml:space="preserve">/tmp/catalogue.zip</w:t>
-      </w:r>
-      <w:r>
-        <w:br/>
-      </w:r>
-      <w:r>
-        <w:br/>
-      </w:r>
-      <w:r>
-        <w:rPr>
-          <w:rStyle w:val="CommentTok"/>
-        </w:rPr>
-        <w:t xml:space="preserve"># Export a specific fonds</w:t>
-      </w:r>
-      <w:r>
-        <w:br/>
-      </w:r>
-      <w:r>
-        <w:rPr>
-          <w:rStyle w:val="ExtensionTok"/>
-        </w:rPr>
-        <w:t xml:space="preserve">php</w:t>
-      </w:r>
-      <w:r>
-        <w:rPr>
-          <w:rStyle w:val="NormalTok"/>
-        </w:rPr>
-        <w:t xml:space="preserve"> symfony portable:export </w:t>
-      </w:r>
-      <w:r>
-        <w:rPr>
-          <w:rStyle w:val="AttributeTok"/>
-        </w:rPr>
-        <w:t xml:space="preserve">--scope</w:t>
-      </w:r>
-      <w:r>
-        <w:rPr>
-          <w:rStyle w:val="OperatorTok"/>
-        </w:rPr>
-        <w:t xml:space="preserve">=</w:t>
-      </w:r>
-      <w:r>
-        <w:rPr>
-          <w:rStyle w:val="NormalTok"/>
-        </w:rPr>
-        <w:t xml:space="preserve">fonds </w:t>
-      </w:r>
-      <w:r>
-        <w:rPr>
-          <w:rStyle w:val="AttributeTok"/>
-        </w:rPr>
-        <w:t xml:space="preserve">--slug</w:t>
-      </w:r>
-      <w:r>
-        <w:rPr>
-          <w:rStyle w:val="OperatorTok"/>
-        </w:rPr>
-        <w:t xml:space="preserve">=</w:t>
-      </w:r>
-      <w:r>
-        <w:rPr>
-          <w:rStyle w:val="NormalTok"/>
-        </w:rPr>
-        <w:t xml:space="preserve">example-fonds</w:t>
-      </w:r>
-      <w:r>
-        <w:br/>
-      </w:r>
-      <w:r>
-        <w:br/>
-      </w:r>
-      <w:r>
-        <w:rPr>
-          <w:rStyle w:val="CommentTok"/>
-        </w:rPr>
-        <w:t xml:space="preserve"># Export by repository</w:t>
-      </w:r>
-      <w:r>
-        <w:br/>
-      </w:r>
-      <w:r>
-        <w:rPr>
-          <w:rStyle w:val="ExtensionTok"/>
-        </w:rPr>
-        <w:t xml:space="preserve">php</w:t>
-      </w:r>
-      <w:r>
-        <w:rPr>
-          <w:rStyle w:val="NormalTok"/>
-        </w:rPr>
-        <w:t xml:space="preserve"> symfony portable:export </w:t>
-      </w:r>
-      <w:r>
-        <w:rPr>
-          <w:rStyle w:val="AttributeTok"/>
-        </w:rPr>
-        <w:t xml:space="preserve">--scope</w:t>
-      </w:r>
-      <w:r>
-        <w:rPr>
-          <w:rStyle w:val="OperatorTok"/>
-        </w:rPr>
-        <w:t xml:space="preserve">=</w:t>
-      </w:r>
-      <w:r>
-        <w:rPr>
-          <w:rStyle w:val="NormalTok"/>
-        </w:rPr>
-        <w:t xml:space="preserve">repository </w:t>
-      </w:r>
-      <w:r>
-        <w:rPr>
-          <w:rStyle w:val="AttributeTok"/>
-        </w:rPr>
-        <w:t xml:space="preserve">--repository-id</w:t>
-      </w:r>
-      <w:r>
-        <w:rPr>
-          <w:rStyle w:val="OperatorTok"/>
-        </w:rPr>
-        <w:t xml:space="preserve">=</w:t>
-      </w:r>
-      <w:r>
-        <w:rPr>
-          <w:rStyle w:val="NormalTok"/>
-        </w:rPr>
-        <w:t xml:space="preserve">5</w:t>
-      </w:r>
-      <w:r>
-        <w:br/>
-      </w:r>
-      <w:r>
-        <w:br/>
-      </w:r>
-      <w:r>
-        <w:rPr>
-          <w:rStyle w:val="CommentTok"/>
-        </w:rPr>
-        <w:t xml:space="preserve"># Export with edit mode enabled</w:t>
-      </w:r>
-      <w:r>
-        <w:br/>
-      </w:r>
-      <w:r>
-        <w:rPr>
-          <w:rStyle w:val="ExtensionTok"/>
-        </w:rPr>
-        <w:t xml:space="preserve">php</w:t>
-      </w:r>
-      <w:r>
-        <w:rPr>
-          <w:rStyle w:val="NormalTok"/>
-        </w:rPr>
-        <w:t xml:space="preserve"> symfony portable:export </w:t>
-      </w:r>
-      <w:r>
-        <w:rPr>
-          <w:rStyle w:val="AttributeTok"/>
-        </w:rPr>
-        <w:t xml:space="preserve">--scope</w:t>
-      </w:r>
-      <w:r>
-        <w:rPr>
-          <w:rStyle w:val="OperatorTok"/>
-        </w:rPr>
-        <w:t xml:space="preserve">=</w:t>
-      </w:r>
-      <w:r>
-        <w:rPr>
-          <w:rStyle w:val="NormalTok"/>
-        </w:rPr>
-        <w:t xml:space="preserve">all </w:t>
-      </w:r>
-      <w:r>
-        <w:rPr>
-          <w:rStyle w:val="AttributeTok"/>
-        </w:rPr>
-        <w:t xml:space="preserve">--mode</w:t>
-      </w:r>
-      <w:r>
-        <w:rPr>
-          <w:rStyle w:val="OperatorTok"/>
-        </w:rPr>
-        <w:t xml:space="preserve">=</w:t>
-      </w:r>
-      <w:r>
-        <w:rPr>
-          <w:rStyle w:val="NormalTok"/>
-        </w:rPr>
-        <w:t xml:space="preserve">editable</w:t>
-      </w:r>
-      <w:r>
-        <w:br/>
-      </w:r>
-      <w:r>
-        <w:br/>
-      </w:r>
-      <w:r>
-        <w:rPr>
-          <w:rStyle w:val="CommentTok"/>
-        </w:rPr>
-        <w:t xml:space="preserve"># Metadata only (no digital objects)</w:t>
-      </w:r>
-      <w:r>
-        <w:br/>
-      </w:r>
-      <w:r>
-        <w:rPr>
-          <w:rStyle w:val="ExtensionTok"/>
-        </w:rPr>
-        <w:t xml:space="preserve">php</w:t>
-      </w:r>
-      <w:r>
-        <w:rPr>
-          <w:rStyle w:val="NormalTok"/>
-        </w:rPr>
-        <w:t xml:space="preserve"> symfony portable:export </w:t>
-      </w:r>
-      <w:r>
-        <w:rPr>
-          <w:rStyle w:val="AttributeTok"/>
-        </w:rPr>
-        <w:t xml:space="preserve">--scope</w:t>
-      </w:r>
-      <w:r>
-        <w:rPr>
-          <w:rStyle w:val="OperatorTok"/>
-        </w:rPr>
-        <w:t xml:space="preserve">=</w:t>
-      </w:r>
-      <w:r>
-        <w:rPr>
-          <w:rStyle w:val="NormalTok"/>
-        </w:rPr>
-        <w:t xml:space="preserve">all </w:t>
-      </w:r>
-      <w:r>
-        <w:rPr>
-          <w:rStyle w:val="AttributeTok"/>
-        </w:rPr>
-        <w:t xml:space="preserve">--no-objects</w:t>
-      </w:r>
-      <w:r>
-        <w:br/>
-      </w:r>
-      <w:r>
-        <w:br/>
-      </w:r>
-      <w:r>
-        <w:rPr>
-          <w:rStyle w:val="CommentTok"/>
-        </w:rPr>
-        <w:t xml:space="preserve"># Include master files (large!)</w:t>
-      </w:r>
-      <w:r>
-        <w:br/>
-      </w:r>
-      <w:r>
-        <w:rPr>
-          <w:rStyle w:val="ExtensionTok"/>
-        </w:rPr>
-        <w:t xml:space="preserve">php</w:t>
-      </w:r>
-      <w:r>
-        <w:rPr>
-          <w:rStyle w:val="NormalTok"/>
-        </w:rPr>
-        <w:t xml:space="preserve"> symfony portable:export </w:t>
-      </w:r>
-      <w:r>
-        <w:rPr>
-          <w:rStyle w:val="AttributeTok"/>
-        </w:rPr>
-        <w:t xml:space="preserve">--scope</w:t>
-      </w:r>
-      <w:r>
-        <w:rPr>
-          <w:rStyle w:val="OperatorTok"/>
-        </w:rPr>
-        <w:t xml:space="preserve">=</w:t>
-      </w:r>
-      <w:r>
-        <w:rPr>
-          <w:rStyle w:val="NormalTok"/>
-        </w:rPr>
-        <w:t xml:space="preserve">all </w:t>
-      </w:r>
-      <w:r>
-        <w:rPr>
-          <w:rStyle w:val="AttributeTok"/>
-        </w:rPr>
-        <w:t xml:space="preserve">--include-masters</w:t>
-      </w:r>
-      <w:r>
-        <w:br/>
-      </w:r>
-      <w:r>
-        <w:br/>
-      </w:r>
-      <w:r>
-        <w:rPr>
-          <w:rStyle w:val="CommentTok"/>
-        </w:rPr>
-        <w:t xml:space="preserve"># Custom title and language</w:t>
-      </w:r>
-      <w:r>
-        <w:br/>
-      </w:r>
-      <w:r>
-        <w:rPr>
-          <w:rStyle w:val="ExtensionTok"/>
-        </w:rPr>
-        <w:t xml:space="preserve">php</w:t>
-      </w:r>
-      <w:r>
-        <w:rPr>
-          <w:rStyle w:val="NormalTok"/>
-        </w:rPr>
-        <w:t xml:space="preserve"> symfony portable:export </w:t>
-      </w:r>
-      <w:r>
-        <w:rPr>
-          <w:rStyle w:val="AttributeTok"/>
-        </w:rPr>
-        <w:t xml:space="preserve">--scope</w:t>
-      </w:r>
-      <w:r>
-        <w:rPr>
-          <w:rStyle w:val="OperatorTok"/>
-        </w:rPr>
-        <w:t xml:space="preserve">=</w:t>
-      </w:r>
-      <w:r>
-        <w:rPr>
-          <w:rStyle w:val="NormalTok"/>
-        </w:rPr>
-        <w:t xml:space="preserve">all </w:t>
-      </w:r>
-      <w:r>
-        <w:rPr>
-          <w:rStyle w:val="AttributeTok"/>
-        </w:rPr>
-        <w:t xml:space="preserve">--title</w:t>
-      </w:r>
-      <w:r>
-        <w:rPr>
-          <w:rStyle w:val="OperatorTok"/>
-        </w:rPr>
-        <w:t xml:space="preserve">=</w:t>
-      </w:r>
-      <w:r>
-        <w:rPr>
-          <w:rStyle w:val="StringTok"/>
-        </w:rPr>
-        <w:t xml:space="preserve">"My Collection"</w:t>
-      </w:r>
-      <w:r>
-        <w:rPr>
-          <w:rStyle w:val="NormalTok"/>
-        </w:rPr>
-        <w:t xml:space="preserve"> </w:t>
-      </w:r>
-      <w:r>
-        <w:rPr>
-          <w:rStyle w:val="AttributeTok"/>
-        </w:rPr>
-        <w:t xml:space="preserve">--culture</w:t>
-      </w:r>
-      <w:r>
-        <w:rPr>
-          <w:rStyle w:val="OperatorTok"/>
-        </w:rPr>
-        <w:t xml:space="preserve">=</w:t>
-      </w:r>
-      <w:r>
-        <w:rPr>
-          <w:rStyle w:val="NormalTok"/>
-        </w:rPr>
-        <w:t xml:space="preserve">af</w:t>
-      </w:r>
-    </w:p>
-    <w:bookmarkEnd w:id="36"/>
-    <w:bookmarkStart w:id="37" w:name="cli-options"/>
-    <w:p>
-      <w:pPr>
-        <w:pStyle w:val="Heading3"/>
-      </w:pPr>
-      <w:r>
-        <w:t xml:space="preserve">CLI Options</w:t>
-      </w:r>
-    </w:p>
-    <w:p>
-      <w:pPr>
-        <w:pStyle w:val="SourceCode"/>
-      </w:pPr>
-      <w:r>
-        <w:rPr>
-          <w:rStyle w:val="VerbatimChar"/>
-        </w:rPr>
-        <w:t xml:space="preserve">+-------------------+--------------------------------------------------+</w:t>
-      </w:r>
-      <w:r>
-        <w:br/>
-      </w:r>
-      <w:r>
-        <w:rPr>
-          <w:rStyle w:val="VerbatimChar"/>
-        </w:rPr>
-        <w:t xml:space="preserve">| Option            | Description                                      |</w:t>
-      </w:r>
-      <w:r>
-        <w:br/>
-      </w:r>
-      <w:r>
-        <w:rPr>
-          <w:rStyle w:val="VerbatimChar"/>
-        </w:rPr>
-        <w:t xml:space="preserve">+-------------------+--------------------------------------------------+</w:t>
-      </w:r>
-      <w:r>
-        <w:br/>
-      </w:r>
-      <w:r>
-        <w:rPr>
-          <w:rStyle w:val="VerbatimChar"/>
-        </w:rPr>
-        <w:t xml:space="preserve">| --scope           | all, fonds, repository, or custom                |</w:t>
-      </w:r>
-      <w:r>
-        <w:br/>
-      </w:r>
-      <w:r>
-        <w:rPr>
-          <w:rStyle w:val="VerbatimChar"/>
-        </w:rPr>
-        <w:t xml:space="preserve">| --slug            | Fonds/description slug (scope=fonds)             |</w:t>
-      </w:r>
-      <w:r>
-        <w:br/>
-      </w:r>
-      <w:r>
-        <w:rPr>
-          <w:rStyle w:val="VerbatimChar"/>
-        </w:rPr>
-        <w:t xml:space="preserve">| --repository-id   | Repository ID (scope=repository)                 |</w:t>
-      </w:r>
-      <w:r>
-        <w:br/>
-      </w:r>
-      <w:r>
-        <w:rPr>
-          <w:rStyle w:val="VerbatimChar"/>
-        </w:rPr>
-        <w:t xml:space="preserve">| --mode            | read_only (default) or editable                  |</w:t>
-      </w:r>
-      <w:r>
-        <w:br/>
-      </w:r>
-      <w:r>
-        <w:rPr>
-          <w:rStyle w:val="VerbatimChar"/>
-        </w:rPr>
-        <w:t xml:space="preserve">| --culture         | Language code: en, fr, af, pt (default: en)      |</w:t>
-      </w:r>
-      <w:r>
-        <w:br/>
-      </w:r>
-      <w:r>
-        <w:rPr>
-          <w:rStyle w:val="VerbatimChar"/>
-        </w:rPr>
-        <w:t xml:space="preserve">| --title           | Export title (default: Portable Catalogue)        |</w:t>
-      </w:r>
-      <w:r>
-        <w:br/>
-      </w:r>
-      <w:r>
-        <w:rPr>
-          <w:rStyle w:val="VerbatimChar"/>
-        </w:rPr>
-        <w:t xml:space="preserve">| --output          | Output path (directory or .zip)                  |</w:t>
-      </w:r>
-      <w:r>
-        <w:br/>
-      </w:r>
-      <w:r>
-        <w:rPr>
-          <w:rStyle w:val="VerbatimChar"/>
-        </w:rPr>
-        <w:t xml:space="preserve">| --zip             | Create ZIP archive                               |</w:t>
-      </w:r>
-      <w:r>
-        <w:br/>
-      </w:r>
-      <w:r>
-        <w:rPr>
-          <w:rStyle w:val="VerbatimChar"/>
-        </w:rPr>
-        <w:t xml:space="preserve">| --no-objects      | Skip digital objects (metadata only)             |</w:t>
-      </w:r>
-      <w:r>
-        <w:br/>
-      </w:r>
-      <w:r>
-        <w:rPr>
-          <w:rStyle w:val="VerbatimChar"/>
-        </w:rPr>
-        <w:t xml:space="preserve">| --no-thumbnails   | Skip thumbnail images                            |</w:t>
-      </w:r>
-      <w:r>
-        <w:br/>
-      </w:r>
-      <w:r>
-        <w:rPr>
-          <w:rStyle w:val="VerbatimChar"/>
-        </w:rPr>
-        <w:t xml:space="preserve">| --no-references   | Skip reference images                            |</w:t>
-      </w:r>
-      <w:r>
-        <w:br/>
-      </w:r>
-      <w:r>
-        <w:rPr>
-          <w:rStyle w:val="VerbatimChar"/>
-        </w:rPr>
-        <w:t xml:space="preserve">| --include-masters | Include original master files                    |</w:t>
-      </w:r>
-      <w:r>
-        <w:br/>
-      </w:r>
-      <w:r>
-        <w:rPr>
-          <w:rStyle w:val="VerbatimChar"/>
-        </w:rPr>
-        <w:t xml:space="preserve">| --export-id       | Process an existing export job by ID             |</w:t>
-      </w:r>
-      <w:r>
-        <w:br/>
-      </w:r>
-      <w:r>
-        <w:rPr>
-          <w:rStyle w:val="VerbatimChar"/>
-        </w:rPr>
-        <w:t xml:space="preserve">+-------------------+--------------------------------------------------+</w:t>
-      </w:r>
-    </w:p>
-    <w:bookmarkEnd w:id="37"/>
-    <w:bookmarkStart w:id="38" w:name="cleanup-command"/>
-    <w:p>
-      <w:pPr>
-        <w:pStyle w:val="Heading3"/>
-      </w:pPr>
-      <w:r>
-        <w:t xml:space="preserve">Cleanup Command</w:t>
-      </w:r>
-    </w:p>
-    <w:p>
-      <w:pPr>
-        <w:pStyle w:val="SourceCode"/>
-      </w:pPr>
-      <w:r>
-        <w:rPr>
-          <w:rStyle w:val="CommentTok"/>
-        </w:rPr>
-        <w:t xml:space="preserve"># Delete expired exports</w:t>
-      </w:r>
-      <w:r>
-        <w:br/>
-      </w:r>
-      <w:r>
-        <w:rPr>
-          <w:rStyle w:val="ExtensionTok"/>
-        </w:rPr>
-        <w:t xml:space="preserve">php</w:t>
-      </w:r>
-      <w:r>
-        <w:rPr>
-          <w:rStyle w:val="NormalTok"/>
-        </w:rPr>
-        <w:t xml:space="preserve"> symfony portable:cleanup</w:t>
-      </w:r>
-      <w:r>
-        <w:br/>
-      </w:r>
-      <w:r>
-        <w:br/>
-      </w:r>
-      <w:r>
-        <w:rPr>
-          <w:rStyle w:val="CommentTok"/>
-        </w:rPr>
-        <w:t xml:space="preserve"># Preview what would be deleted (no actual deletion)</w:t>
-      </w:r>
-      <w:r>
-        <w:br/>
-      </w:r>
-      <w:r>
-        <w:rPr>
-          <w:rStyle w:val="ExtensionTok"/>
-        </w:rPr>
-        <w:t xml:space="preserve">php</w:t>
-      </w:r>
-      <w:r>
-        <w:rPr>
-          <w:rStyle w:val="NormalTok"/>
-        </w:rPr>
-        <w:t xml:space="preserve"> symfony portable:cleanup </w:t>
-      </w:r>
-      <w:r>
-        <w:rPr>
-          <w:rStyle w:val="AttributeTok"/>
-        </w:rPr>
-        <w:t xml:space="preserve">--dry-run</w:t>
-      </w:r>
-      <w:r>
-        <w:br/>
-      </w:r>
-      <w:r>
-        <w:br/>
-      </w:r>
-      <w:r>
-        <w:rPr>
-          <w:rStyle w:val="CommentTok"/>
-        </w:rPr>
-        <w:t xml:space="preserve"># Override retention period (delete exports older than N days)</w:t>
-      </w:r>
-      <w:r>
-        <w:br/>
-      </w:r>
-      <w:r>
-        <w:rPr>
-          <w:rStyle w:val="ExtensionTok"/>
-        </w:rPr>
-        <w:t xml:space="preserve">php</w:t>
-      </w:r>
-      <w:r>
-        <w:rPr>
-          <w:rStyle w:val="NormalTok"/>
-        </w:rPr>
-        <w:t xml:space="preserve"> symfony portable:cleanup </w:t>
-      </w:r>
-      <w:r>
-        <w:rPr>
-          <w:rStyle w:val="AttributeTok"/>
-        </w:rPr>
-        <w:t xml:space="preserve">--older-than</w:t>
-      </w:r>
-      <w:r>
-        <w:rPr>
-          <w:rStyle w:val="OperatorTok"/>
-        </w:rPr>
-        <w:t xml:space="preserve">=</w:t>
-      </w:r>
-      <w:r>
-        <w:rPr>
-          <w:rStyle w:val="NormalTok"/>
-        </w:rPr>
-        <w:t xml:space="preserve">7</w:t>
+          <w:rStyle w:val="VerbatimChar"/>
+        </w:rPr>
+        <w:t xml:space="preserve">  +-----------------------------------------------------------+</w:t>
+      </w:r>
+      <w:r>
+        <w:br/>
+      </w:r>
+      <w:r>
+        <w:rPr>
+          <w:rStyle w:val="VerbatimChar"/>
+        </w:rPr>
+        <w:t xml:space="preserve">  |  Export options                                             |</w:t>
+      </w:r>
+      <w:r>
+        <w:br/>
+      </w:r>
+      <w:r>
+        <w:rPr>
+          <w:rStyle w:val="VerbatimChar"/>
+        </w:rPr>
+        <w:t xml:space="preserve">  |  [type] [format] [include drafts] ...                      |</w:t>
+      </w:r>
+      <w:r>
+        <w:br/>
+      </w:r>
+      <w:r>
+        <w:rPr>
+          <w:rStyle w:val="VerbatimChar"/>
+        </w:rPr>
+        <w:t xml:space="preserve">  |                                                             |</w:t>
+      </w:r>
+      <w:r>
+        <w:br/>
+      </w:r>
+      <w:r>
+        <w:rPr>
+          <w:rStyle w:val="VerbatimChar"/>
+        </w:rPr>
+        <w:t xml:space="preserve">  |  [ Export ]  [ Portable Catalogue ]  [ Cancel ]            |</w:t>
+      </w:r>
+      <w:r>
+        <w:br/>
+      </w:r>
+      <w:r>
+        <w:rPr>
+          <w:rStyle w:val="VerbatimChar"/>
+        </w:rPr>
+        <w:t xml:space="preserve">  +-----------------------------------------------------------+</w:t>
+      </w:r>
+    </w:p>
+    <w:p>
+      <w:pPr>
+        <w:pStyle w:val="FirstParagraph"/>
+      </w:pPr>
+      <w:r>
+        <w:t xml:space="preserve">This exports all items currently in the clipboard as a portable viewer. Each item and its descendants are included.</w:t>
+      </w:r>
+    </w:p>
+    <w:p>
+      <w:pPr>
+        <w:pStyle w:val="BodyText"/>
+      </w:pPr>
+      <w:r>
+        <w:t xml:space="preserve">This button can be hidden via: Admin &gt; AHG Settings &gt; Portable Export &gt;</w:t>
+      </w:r>
+      <w:r>
+        <w:t xml:space="preserve"> </w:t>
+      </w:r>
+      <w:r>
+        <w:t xml:space="preserve">“</w:t>
+      </w:r>
+      <w:r>
+        <w:t xml:space="preserve">Show export button on clipboard page</w:t>
+      </w:r>
+      <w:r>
+        <w:t xml:space="preserve">”</w:t>
+      </w:r>
+      <w:r>
+        <w:t xml:space="preserve">.</w:t>
       </w:r>
     </w:p>
     <w:p>
@@ -3067,48 +3448,23 @@
         </w:pict>
       </w:r>
     </w:p>
-    <w:bookmarkEnd w:id="38"/>
-    <w:bookmarkEnd w:id="39"/>
-    <w:bookmarkStart w:id="41" w:name="admin-settings"/>
+    <w:bookmarkEnd w:id="40"/>
+    <w:bookmarkStart w:id="44" w:name="creating-an-export-cli"/>
     <w:p>
       <w:pPr>
         <w:pStyle w:val="Heading2"/>
       </w:pPr>
       <w:r>
-        <w:t xml:space="preserve">Admin Settings</w:t>
-      </w:r>
-    </w:p>
-    <w:p>
-      <w:pPr>
-        <w:pStyle w:val="FirstParagraph"/>
-      </w:pPr>
-      <w:r>
-        <w:t xml:space="preserve">Navigate to</w:t>
-      </w:r>
-      <w:r>
-        <w:t xml:space="preserve"> </w:t>
-      </w:r>
-      <w:r>
-        <w:rPr>
-          <w:bCs/>
-          <w:b/>
-        </w:rPr>
-        <w:t xml:space="preserve">Admin &gt; AHG Settings &gt; Portable Export</w:t>
-      </w:r>
-      <w:r>
-        <w:t xml:space="preserve"> </w:t>
-      </w:r>
-      <w:r>
-        <w:t xml:space="preserve">to configure defaults.</w:t>
-      </w:r>
-    </w:p>
-    <w:bookmarkStart w:id="40" w:name="available-settings"/>
+        <w:t xml:space="preserve">Creating an Export (CLI)</w:t>
+      </w:r>
+    </w:p>
+    <w:bookmarkStart w:id="41" w:name="basic-commands"/>
     <w:p>
       <w:pPr>
         <w:pStyle w:val="Heading3"/>
       </w:pPr>
       <w:r>
-        <w:t xml:space="preserve">Available Settings</w:t>
+        <w:t xml:space="preserve">Basic Commands</w:t>
       </w:r>
     </w:p>
     <w:p>
@@ -3117,143 +3473,729 @@
       </w:pPr>
       <w:r>
         <w:rPr>
-          <w:rStyle w:val="VerbatimChar"/>
-        </w:rPr>
-        <w:t xml:space="preserve">+--------------------------------------+------------------+---------------------------+</w:t>
-      </w:r>
-      <w:r>
-        <w:br/>
-      </w:r>
-      <w:r>
-        <w:rPr>
-          <w:rStyle w:val="VerbatimChar"/>
-        </w:rPr>
-        <w:t xml:space="preserve">| Setting                              | Default          | Description               |</w:t>
-      </w:r>
-      <w:r>
-        <w:br/>
-      </w:r>
-      <w:r>
-        <w:rPr>
-          <w:rStyle w:val="VerbatimChar"/>
-        </w:rPr>
-        <w:t xml:space="preserve">+--------------------------------------+------------------+---------------------------+</w:t>
-      </w:r>
-      <w:r>
-        <w:br/>
-      </w:r>
-      <w:r>
-        <w:rPr>
-          <w:rStyle w:val="VerbatimChar"/>
-        </w:rPr>
-        <w:t xml:space="preserve">| Enable Portable Export               | true             | Master on/off toggle      |</w:t>
-      </w:r>
-      <w:r>
-        <w:br/>
-      </w:r>
-      <w:r>
-        <w:rPr>
-          <w:rStyle w:val="VerbatimChar"/>
-        </w:rPr>
-        <w:t xml:space="preserve">| Retention Period (days)              | 30               | Auto-delete after N days  |</w:t>
-      </w:r>
-      <w:r>
-        <w:br/>
-      </w:r>
-      <w:r>
-        <w:rPr>
-          <w:rStyle w:val="VerbatimChar"/>
-        </w:rPr>
-        <w:t xml:space="preserve">| Max Export Size (MB)                 | 2048             | Size limit per export     |</w:t>
-      </w:r>
-      <w:r>
-        <w:br/>
-      </w:r>
-      <w:r>
-        <w:rPr>
-          <w:rStyle w:val="VerbatimChar"/>
-        </w:rPr>
-        <w:t xml:space="preserve">| Default Mode                        | read_only        | Read Only or Editable     |</w:t>
-      </w:r>
-      <w:r>
-        <w:br/>
-      </w:r>
-      <w:r>
-        <w:rPr>
-          <w:rStyle w:val="VerbatimChar"/>
-        </w:rPr>
-        <w:t xml:space="preserve">| Include Digital Objects              | true             | Include objects by default |</w:t>
-      </w:r>
-      <w:r>
-        <w:br/>
-      </w:r>
-      <w:r>
-        <w:rPr>
-          <w:rStyle w:val="VerbatimChar"/>
-        </w:rPr>
-        <w:t xml:space="preserve">| Include Thumbnails                   | true             | Include thumbs by default |</w:t>
-      </w:r>
-      <w:r>
-        <w:br/>
-      </w:r>
-      <w:r>
-        <w:rPr>
-          <w:rStyle w:val="VerbatimChar"/>
-        </w:rPr>
-        <w:t xml:space="preserve">| Include Reference Images            | true             | Include refs by default   |</w:t>
-      </w:r>
-      <w:r>
-        <w:br/>
-      </w:r>
-      <w:r>
-        <w:rPr>
-          <w:rStyle w:val="VerbatimChar"/>
-        </w:rPr>
-        <w:t xml:space="preserve">| Include Master Files                | false            | Include originals         |</w:t>
-      </w:r>
-      <w:r>
-        <w:br/>
-      </w:r>
-      <w:r>
-        <w:rPr>
-          <w:rStyle w:val="VerbatimChar"/>
-        </w:rPr>
-        <w:t xml:space="preserve">| Default Language                     | en               | Default export language   |</w:t>
-      </w:r>
-      <w:r>
-        <w:br/>
-      </w:r>
-      <w:r>
-        <w:rPr>
-          <w:rStyle w:val="VerbatimChar"/>
-        </w:rPr>
-        <w:t xml:space="preserve">| Show on Description Pages           | true             | Portable Viewer sidebar   |</w:t>
-      </w:r>
-      <w:r>
-        <w:br/>
-      </w:r>
-      <w:r>
-        <w:rPr>
-          <w:rStyle w:val="VerbatimChar"/>
-        </w:rPr>
-        <w:t xml:space="preserve">| Show on Clipboard Page              | true             | Portable Catalogue button |</w:t>
-      </w:r>
-      <w:r>
-        <w:br/>
-      </w:r>
-      <w:r>
-        <w:rPr>
-          <w:rStyle w:val="VerbatimChar"/>
-        </w:rPr>
-        <w:t xml:space="preserve">+--------------------------------------+------------------+---------------------------+</w:t>
-      </w:r>
-    </w:p>
-    <w:p>
-      <w:pPr>
-        <w:pStyle w:val="FirstParagraph"/>
-      </w:pPr>
-      <w:r>
-        <w:t xml:space="preserve">These defaults are used when starting exports from description pages or the clipboard. The full wizard allows overriding any default per export.</w:t>
+          <w:rStyle w:val="CommentTok"/>
+        </w:rPr>
+        <w:t xml:space="preserve"># Export entire catalogue as ZIP</w:t>
+      </w:r>
+      <w:r>
+        <w:br/>
+      </w:r>
+      <w:r>
+        <w:rPr>
+          <w:rStyle w:val="ExtensionTok"/>
+        </w:rPr>
+        <w:t xml:space="preserve">php</w:t>
+      </w:r>
+      <w:r>
+        <w:rPr>
+          <w:rStyle w:val="NormalTok"/>
+        </w:rPr>
+        <w:t xml:space="preserve"> symfony portable:export </w:t>
+      </w:r>
+      <w:r>
+        <w:rPr>
+          <w:rStyle w:val="AttributeTok"/>
+        </w:rPr>
+        <w:t xml:space="preserve">--scope</w:t>
+      </w:r>
+      <w:r>
+        <w:rPr>
+          <w:rStyle w:val="OperatorTok"/>
+        </w:rPr>
+        <w:t xml:space="preserve">=</w:t>
+      </w:r>
+      <w:r>
+        <w:rPr>
+          <w:rStyle w:val="NormalTok"/>
+        </w:rPr>
+        <w:t xml:space="preserve">all </w:t>
+      </w:r>
+      <w:r>
+        <w:rPr>
+          <w:rStyle w:val="AttributeTok"/>
+        </w:rPr>
+        <w:t xml:space="preserve">--zip</w:t>
+      </w:r>
+      <w:r>
+        <w:rPr>
+          <w:rStyle w:val="NormalTok"/>
+        </w:rPr>
+        <w:t xml:space="preserve"> </w:t>
+      </w:r>
+      <w:r>
+        <w:rPr>
+          <w:rStyle w:val="AttributeTok"/>
+        </w:rPr>
+        <w:t xml:space="preserve">--output</w:t>
+      </w:r>
+      <w:r>
+        <w:rPr>
+          <w:rStyle w:val="OperatorTok"/>
+        </w:rPr>
+        <w:t xml:space="preserve">=</w:t>
+      </w:r>
+      <w:r>
+        <w:rPr>
+          <w:rStyle w:val="NormalTok"/>
+        </w:rPr>
+        <w:t xml:space="preserve">/tmp/catalogue.zip</w:t>
+      </w:r>
+      <w:r>
+        <w:br/>
+      </w:r>
+      <w:r>
+        <w:br/>
+      </w:r>
+      <w:r>
+        <w:rPr>
+          <w:rStyle w:val="CommentTok"/>
+        </w:rPr>
+        <w:t xml:space="preserve"># Export a specific fonds</w:t>
+      </w:r>
+      <w:r>
+        <w:br/>
+      </w:r>
+      <w:r>
+        <w:rPr>
+          <w:rStyle w:val="ExtensionTok"/>
+        </w:rPr>
+        <w:t xml:space="preserve">php</w:t>
+      </w:r>
+      <w:r>
+        <w:rPr>
+          <w:rStyle w:val="NormalTok"/>
+        </w:rPr>
+        <w:t xml:space="preserve"> symfony portable:export </w:t>
+      </w:r>
+      <w:r>
+        <w:rPr>
+          <w:rStyle w:val="AttributeTok"/>
+        </w:rPr>
+        <w:t xml:space="preserve">--scope</w:t>
+      </w:r>
+      <w:r>
+        <w:rPr>
+          <w:rStyle w:val="OperatorTok"/>
+        </w:rPr>
+        <w:t xml:space="preserve">=</w:t>
+      </w:r>
+      <w:r>
+        <w:rPr>
+          <w:rStyle w:val="NormalTok"/>
+        </w:rPr>
+        <w:t xml:space="preserve">fonds </w:t>
+      </w:r>
+      <w:r>
+        <w:rPr>
+          <w:rStyle w:val="AttributeTok"/>
+        </w:rPr>
+        <w:t xml:space="preserve">--slug</w:t>
+      </w:r>
+      <w:r>
+        <w:rPr>
+          <w:rStyle w:val="OperatorTok"/>
+        </w:rPr>
+        <w:t xml:space="preserve">=</w:t>
+      </w:r>
+      <w:r>
+        <w:rPr>
+          <w:rStyle w:val="NormalTok"/>
+        </w:rPr>
+        <w:t xml:space="preserve">example-fonds</w:t>
+      </w:r>
+      <w:r>
+        <w:br/>
+      </w:r>
+      <w:r>
+        <w:br/>
+      </w:r>
+      <w:r>
+        <w:rPr>
+          <w:rStyle w:val="CommentTok"/>
+        </w:rPr>
+        <w:t xml:space="preserve"># Export by repository</w:t>
+      </w:r>
+      <w:r>
+        <w:br/>
+      </w:r>
+      <w:r>
+        <w:rPr>
+          <w:rStyle w:val="ExtensionTok"/>
+        </w:rPr>
+        <w:t xml:space="preserve">php</w:t>
+      </w:r>
+      <w:r>
+        <w:rPr>
+          <w:rStyle w:val="NormalTok"/>
+        </w:rPr>
+        <w:t xml:space="preserve"> symfony portable:export </w:t>
+      </w:r>
+      <w:r>
+        <w:rPr>
+          <w:rStyle w:val="AttributeTok"/>
+        </w:rPr>
+        <w:t xml:space="preserve">--scope</w:t>
+      </w:r>
+      <w:r>
+        <w:rPr>
+          <w:rStyle w:val="OperatorTok"/>
+        </w:rPr>
+        <w:t xml:space="preserve">=</w:t>
+      </w:r>
+      <w:r>
+        <w:rPr>
+          <w:rStyle w:val="NormalTok"/>
+        </w:rPr>
+        <w:t xml:space="preserve">repository </w:t>
+      </w:r>
+      <w:r>
+        <w:rPr>
+          <w:rStyle w:val="AttributeTok"/>
+        </w:rPr>
+        <w:t xml:space="preserve">--repository-id</w:t>
+      </w:r>
+      <w:r>
+        <w:rPr>
+          <w:rStyle w:val="OperatorTok"/>
+        </w:rPr>
+        <w:t xml:space="preserve">=</w:t>
+      </w:r>
+      <w:r>
+        <w:rPr>
+          <w:rStyle w:val="NormalTok"/>
+        </w:rPr>
+        <w:t xml:space="preserve">5</w:t>
+      </w:r>
+      <w:r>
+        <w:br/>
+      </w:r>
+      <w:r>
+        <w:br/>
+      </w:r>
+      <w:r>
+        <w:rPr>
+          <w:rStyle w:val="CommentTok"/>
+        </w:rPr>
+        <w:t xml:space="preserve"># Export with edit mode enabled</w:t>
+      </w:r>
+      <w:r>
+        <w:br/>
+      </w:r>
+      <w:r>
+        <w:rPr>
+          <w:rStyle w:val="ExtensionTok"/>
+        </w:rPr>
+        <w:t xml:space="preserve">php</w:t>
+      </w:r>
+      <w:r>
+        <w:rPr>
+          <w:rStyle w:val="NormalTok"/>
+        </w:rPr>
+        <w:t xml:space="preserve"> symfony portable:export </w:t>
+      </w:r>
+      <w:r>
+        <w:rPr>
+          <w:rStyle w:val="AttributeTok"/>
+        </w:rPr>
+        <w:t xml:space="preserve">--scope</w:t>
+      </w:r>
+      <w:r>
+        <w:rPr>
+          <w:rStyle w:val="OperatorTok"/>
+        </w:rPr>
+        <w:t xml:space="preserve">=</w:t>
+      </w:r>
+      <w:r>
+        <w:rPr>
+          <w:rStyle w:val="NormalTok"/>
+        </w:rPr>
+        <w:t xml:space="preserve">all </w:t>
+      </w:r>
+      <w:r>
+        <w:rPr>
+          <w:rStyle w:val="AttributeTok"/>
+        </w:rPr>
+        <w:t xml:space="preserve">--mode</w:t>
+      </w:r>
+      <w:r>
+        <w:rPr>
+          <w:rStyle w:val="OperatorTok"/>
+        </w:rPr>
+        <w:t xml:space="preserve">=</w:t>
+      </w:r>
+      <w:r>
+        <w:rPr>
+          <w:rStyle w:val="NormalTok"/>
+        </w:rPr>
+        <w:t xml:space="preserve">editable</w:t>
+      </w:r>
+      <w:r>
+        <w:br/>
+      </w:r>
+      <w:r>
+        <w:br/>
+      </w:r>
+      <w:r>
+        <w:rPr>
+          <w:rStyle w:val="CommentTok"/>
+        </w:rPr>
+        <w:t xml:space="preserve"># Metadata only (no digital objects)</w:t>
+      </w:r>
+      <w:r>
+        <w:br/>
+      </w:r>
+      <w:r>
+        <w:rPr>
+          <w:rStyle w:val="ExtensionTok"/>
+        </w:rPr>
+        <w:t xml:space="preserve">php</w:t>
+      </w:r>
+      <w:r>
+        <w:rPr>
+          <w:rStyle w:val="NormalTok"/>
+        </w:rPr>
+        <w:t xml:space="preserve"> symfony portable:export </w:t>
+      </w:r>
+      <w:r>
+        <w:rPr>
+          <w:rStyle w:val="AttributeTok"/>
+        </w:rPr>
+        <w:t xml:space="preserve">--scope</w:t>
+      </w:r>
+      <w:r>
+        <w:rPr>
+          <w:rStyle w:val="OperatorTok"/>
+        </w:rPr>
+        <w:t xml:space="preserve">=</w:t>
+      </w:r>
+      <w:r>
+        <w:rPr>
+          <w:rStyle w:val="NormalTok"/>
+        </w:rPr>
+        <w:t xml:space="preserve">all </w:t>
+      </w:r>
+      <w:r>
+        <w:rPr>
+          <w:rStyle w:val="AttributeTok"/>
+        </w:rPr>
+        <w:t xml:space="preserve">--no-objects</w:t>
+      </w:r>
+      <w:r>
+        <w:br/>
+      </w:r>
+      <w:r>
+        <w:br/>
+      </w:r>
+      <w:r>
+        <w:rPr>
+          <w:rStyle w:val="CommentTok"/>
+        </w:rPr>
+        <w:t xml:space="preserve"># Include master files (large!)</w:t>
+      </w:r>
+      <w:r>
+        <w:br/>
+      </w:r>
+      <w:r>
+        <w:rPr>
+          <w:rStyle w:val="ExtensionTok"/>
+        </w:rPr>
+        <w:t xml:space="preserve">php</w:t>
+      </w:r>
+      <w:r>
+        <w:rPr>
+          <w:rStyle w:val="NormalTok"/>
+        </w:rPr>
+        <w:t xml:space="preserve"> symfony portable:export </w:t>
+      </w:r>
+      <w:r>
+        <w:rPr>
+          <w:rStyle w:val="AttributeTok"/>
+        </w:rPr>
+        <w:t xml:space="preserve">--scope</w:t>
+      </w:r>
+      <w:r>
+        <w:rPr>
+          <w:rStyle w:val="OperatorTok"/>
+        </w:rPr>
+        <w:t xml:space="preserve">=</w:t>
+      </w:r>
+      <w:r>
+        <w:rPr>
+          <w:rStyle w:val="NormalTok"/>
+        </w:rPr>
+        <w:t xml:space="preserve">all </w:t>
+      </w:r>
+      <w:r>
+        <w:rPr>
+          <w:rStyle w:val="AttributeTok"/>
+        </w:rPr>
+        <w:t xml:space="preserve">--include-masters</w:t>
+      </w:r>
+      <w:r>
+        <w:br/>
+      </w:r>
+      <w:r>
+        <w:br/>
+      </w:r>
+      <w:r>
+        <w:rPr>
+          <w:rStyle w:val="CommentTok"/>
+        </w:rPr>
+        <w:t xml:space="preserve"># Custom title and language</w:t>
+      </w:r>
+      <w:r>
+        <w:br/>
+      </w:r>
+      <w:r>
+        <w:rPr>
+          <w:rStyle w:val="ExtensionTok"/>
+        </w:rPr>
+        <w:t xml:space="preserve">php</w:t>
+      </w:r>
+      <w:r>
+        <w:rPr>
+          <w:rStyle w:val="NormalTok"/>
+        </w:rPr>
+        <w:t xml:space="preserve"> symfony portable:export </w:t>
+      </w:r>
+      <w:r>
+        <w:rPr>
+          <w:rStyle w:val="AttributeTok"/>
+        </w:rPr>
+        <w:t xml:space="preserve">--scope</w:t>
+      </w:r>
+      <w:r>
+        <w:rPr>
+          <w:rStyle w:val="OperatorTok"/>
+        </w:rPr>
+        <w:t xml:space="preserve">=</w:t>
+      </w:r>
+      <w:r>
+        <w:rPr>
+          <w:rStyle w:val="NormalTok"/>
+        </w:rPr>
+        <w:t xml:space="preserve">all </w:t>
+      </w:r>
+      <w:r>
+        <w:rPr>
+          <w:rStyle w:val="AttributeTok"/>
+        </w:rPr>
+        <w:t xml:space="preserve">--title</w:t>
+      </w:r>
+      <w:r>
+        <w:rPr>
+          <w:rStyle w:val="OperatorTok"/>
+        </w:rPr>
+        <w:t xml:space="preserve">=</w:t>
+      </w:r>
+      <w:r>
+        <w:rPr>
+          <w:rStyle w:val="StringTok"/>
+        </w:rPr>
+        <w:t xml:space="preserve">"My Collection"</w:t>
+      </w:r>
+      <w:r>
+        <w:rPr>
+          <w:rStyle w:val="NormalTok"/>
+        </w:rPr>
+        <w:t xml:space="preserve"> </w:t>
+      </w:r>
+      <w:r>
+        <w:rPr>
+          <w:rStyle w:val="AttributeTok"/>
+        </w:rPr>
+        <w:t xml:space="preserve">--culture</w:t>
+      </w:r>
+      <w:r>
+        <w:rPr>
+          <w:rStyle w:val="OperatorTok"/>
+        </w:rPr>
+        <w:t xml:space="preserve">=</w:t>
+      </w:r>
+      <w:r>
+        <w:rPr>
+          <w:rStyle w:val="NormalTok"/>
+        </w:rPr>
+        <w:t xml:space="preserve">af</w:t>
+      </w:r>
+    </w:p>
+    <w:bookmarkEnd w:id="41"/>
+    <w:bookmarkStart w:id="42" w:name="cli-options"/>
+    <w:p>
+      <w:pPr>
+        <w:pStyle w:val="Heading3"/>
+      </w:pPr>
+      <w:r>
+        <w:t xml:space="preserve">CLI Options</w:t>
+      </w:r>
+    </w:p>
+    <w:p>
+      <w:pPr>
+        <w:pStyle w:val="SourceCode"/>
+      </w:pPr>
+      <w:r>
+        <w:rPr>
+          <w:rStyle w:val="VerbatimChar"/>
+        </w:rPr>
+        <w:t xml:space="preserve">+-------------------+--------------------------------------------------+</w:t>
+      </w:r>
+      <w:r>
+        <w:br/>
+      </w:r>
+      <w:r>
+        <w:rPr>
+          <w:rStyle w:val="VerbatimChar"/>
+        </w:rPr>
+        <w:t xml:space="preserve">| Option            | Description                                      |</w:t>
+      </w:r>
+      <w:r>
+        <w:br/>
+      </w:r>
+      <w:r>
+        <w:rPr>
+          <w:rStyle w:val="VerbatimChar"/>
+        </w:rPr>
+        <w:t xml:space="preserve">+-------------------+--------------------------------------------------+</w:t>
+      </w:r>
+      <w:r>
+        <w:br/>
+      </w:r>
+      <w:r>
+        <w:rPr>
+          <w:rStyle w:val="VerbatimChar"/>
+        </w:rPr>
+        <w:t xml:space="preserve">| --scope           | all, fonds, repository, or custom                |</w:t>
+      </w:r>
+      <w:r>
+        <w:br/>
+      </w:r>
+      <w:r>
+        <w:rPr>
+          <w:rStyle w:val="VerbatimChar"/>
+        </w:rPr>
+        <w:t xml:space="preserve">| --slug            | Fonds/description slug (scope=fonds)             |</w:t>
+      </w:r>
+      <w:r>
+        <w:br/>
+      </w:r>
+      <w:r>
+        <w:rPr>
+          <w:rStyle w:val="VerbatimChar"/>
+        </w:rPr>
+        <w:t xml:space="preserve">| --repository-id   | Repository ID (scope=repository)                 |</w:t>
+      </w:r>
+      <w:r>
+        <w:br/>
+      </w:r>
+      <w:r>
+        <w:rPr>
+          <w:rStyle w:val="VerbatimChar"/>
+        </w:rPr>
+        <w:t xml:space="preserve">| --mode            | read_only (default) or editable                  |</w:t>
+      </w:r>
+      <w:r>
+        <w:br/>
+      </w:r>
+      <w:r>
+        <w:rPr>
+          <w:rStyle w:val="VerbatimChar"/>
+        </w:rPr>
+        <w:t xml:space="preserve">| --culture         | Language code: en, fr, af, pt (default: en)      |</w:t>
+      </w:r>
+      <w:r>
+        <w:br/>
+      </w:r>
+      <w:r>
+        <w:rPr>
+          <w:rStyle w:val="VerbatimChar"/>
+        </w:rPr>
+        <w:t xml:space="preserve">| --title           | Export title (default: Portable Catalogue)        |</w:t>
+      </w:r>
+      <w:r>
+        <w:br/>
+      </w:r>
+      <w:r>
+        <w:rPr>
+          <w:rStyle w:val="VerbatimChar"/>
+        </w:rPr>
+        <w:t xml:space="preserve">| --output          | Output path (directory or .zip)                  |</w:t>
+      </w:r>
+      <w:r>
+        <w:br/>
+      </w:r>
+      <w:r>
+        <w:rPr>
+          <w:rStyle w:val="VerbatimChar"/>
+        </w:rPr>
+        <w:t xml:space="preserve">| --zip             | Create ZIP archive                               |</w:t>
+      </w:r>
+      <w:r>
+        <w:br/>
+      </w:r>
+      <w:r>
+        <w:rPr>
+          <w:rStyle w:val="VerbatimChar"/>
+        </w:rPr>
+        <w:t xml:space="preserve">| --no-objects      | Skip digital objects (metadata only)             |</w:t>
+      </w:r>
+      <w:r>
+        <w:br/>
+      </w:r>
+      <w:r>
+        <w:rPr>
+          <w:rStyle w:val="VerbatimChar"/>
+        </w:rPr>
+        <w:t xml:space="preserve">| --no-thumbnails   | Skip thumbnail images                            |</w:t>
+      </w:r>
+      <w:r>
+        <w:br/>
+      </w:r>
+      <w:r>
+        <w:rPr>
+          <w:rStyle w:val="VerbatimChar"/>
+        </w:rPr>
+        <w:t xml:space="preserve">| --no-references   | Skip reference images                            |</w:t>
+      </w:r>
+      <w:r>
+        <w:br/>
+      </w:r>
+      <w:r>
+        <w:rPr>
+          <w:rStyle w:val="VerbatimChar"/>
+        </w:rPr>
+        <w:t xml:space="preserve">| --include-masters | Include original master files                    |</w:t>
+      </w:r>
+      <w:r>
+        <w:br/>
+      </w:r>
+      <w:r>
+        <w:rPr>
+          <w:rStyle w:val="VerbatimChar"/>
+        </w:rPr>
+        <w:t xml:space="preserve">| --export-id       | Process an existing export job by ID             |</w:t>
+      </w:r>
+      <w:r>
+        <w:br/>
+      </w:r>
+      <w:r>
+        <w:rPr>
+          <w:rStyle w:val="VerbatimChar"/>
+        </w:rPr>
+        <w:t xml:space="preserve">+-------------------+--------------------------------------------------+</w:t>
+      </w:r>
+    </w:p>
+    <w:bookmarkEnd w:id="42"/>
+    <w:bookmarkStart w:id="43" w:name="cleanup-command"/>
+    <w:p>
+      <w:pPr>
+        <w:pStyle w:val="Heading3"/>
+      </w:pPr>
+      <w:r>
+        <w:t xml:space="preserve">Cleanup Command</w:t>
+      </w:r>
+    </w:p>
+    <w:p>
+      <w:pPr>
+        <w:pStyle w:val="SourceCode"/>
+      </w:pPr>
+      <w:r>
+        <w:rPr>
+          <w:rStyle w:val="CommentTok"/>
+        </w:rPr>
+        <w:t xml:space="preserve"># Delete expired exports</w:t>
+      </w:r>
+      <w:r>
+        <w:br/>
+      </w:r>
+      <w:r>
+        <w:rPr>
+          <w:rStyle w:val="ExtensionTok"/>
+        </w:rPr>
+        <w:t xml:space="preserve">php</w:t>
+      </w:r>
+      <w:r>
+        <w:rPr>
+          <w:rStyle w:val="NormalTok"/>
+        </w:rPr>
+        <w:t xml:space="preserve"> symfony portable:cleanup</w:t>
+      </w:r>
+      <w:r>
+        <w:br/>
+      </w:r>
+      <w:r>
+        <w:br/>
+      </w:r>
+      <w:r>
+        <w:rPr>
+          <w:rStyle w:val="CommentTok"/>
+        </w:rPr>
+        <w:t xml:space="preserve"># Preview what would be deleted (no actual deletion)</w:t>
+      </w:r>
+      <w:r>
+        <w:br/>
+      </w:r>
+      <w:r>
+        <w:rPr>
+          <w:rStyle w:val="ExtensionTok"/>
+        </w:rPr>
+        <w:t xml:space="preserve">php</w:t>
+      </w:r>
+      <w:r>
+        <w:rPr>
+          <w:rStyle w:val="NormalTok"/>
+        </w:rPr>
+        <w:t xml:space="preserve"> symfony portable:cleanup </w:t>
+      </w:r>
+      <w:r>
+        <w:rPr>
+          <w:rStyle w:val="AttributeTok"/>
+        </w:rPr>
+        <w:t xml:space="preserve">--dry-run</w:t>
+      </w:r>
+      <w:r>
+        <w:br/>
+      </w:r>
+      <w:r>
+        <w:br/>
+      </w:r>
+      <w:r>
+        <w:rPr>
+          <w:rStyle w:val="CommentTok"/>
+        </w:rPr>
+        <w:t xml:space="preserve"># Override retention period (delete exports older than N days)</w:t>
+      </w:r>
+      <w:r>
+        <w:br/>
+      </w:r>
+      <w:r>
+        <w:rPr>
+          <w:rStyle w:val="ExtensionTok"/>
+        </w:rPr>
+        <w:t xml:space="preserve">php</w:t>
+      </w:r>
+      <w:r>
+        <w:rPr>
+          <w:rStyle w:val="NormalTok"/>
+        </w:rPr>
+        <w:t xml:space="preserve"> symfony portable:cleanup </w:t>
+      </w:r>
+      <w:r>
+        <w:rPr>
+          <w:rStyle w:val="AttributeTok"/>
+        </w:rPr>
+        <w:t xml:space="preserve">--older-than</w:t>
+      </w:r>
+      <w:r>
+        <w:rPr>
+          <w:rStyle w:val="OperatorTok"/>
+        </w:rPr>
+        <w:t xml:space="preserve">=</w:t>
+      </w:r>
+      <w:r>
+        <w:rPr>
+          <w:rStyle w:val="NormalTok"/>
+        </w:rPr>
+        <w:t xml:space="preserve">7</w:t>
       </w:r>
     </w:p>
     <w:p>
@@ -3263,24 +4205,48 @@
         </w:pict>
       </w:r>
     </w:p>
-    <w:bookmarkEnd w:id="40"/>
-    <w:bookmarkEnd w:id="41"/>
-    <w:bookmarkStart w:id="46" w:name="using-the-portable-viewer"/>
+    <w:bookmarkEnd w:id="43"/>
+    <w:bookmarkEnd w:id="44"/>
+    <w:bookmarkStart w:id="46" w:name="admin-settings"/>
     <w:p>
       <w:pPr>
         <w:pStyle w:val="Heading2"/>
       </w:pPr>
       <w:r>
-        <w:t xml:space="preserve">Using the Portable Viewer</w:t>
-      </w:r>
-    </w:p>
-    <w:bookmarkStart w:id="42" w:name="opening-the-viewer"/>
+        <w:t xml:space="preserve">Admin Settings</w:t>
+      </w:r>
+    </w:p>
+    <w:p>
+      <w:pPr>
+        <w:pStyle w:val="FirstParagraph"/>
+      </w:pPr>
+      <w:r>
+        <w:t xml:space="preserve">Navigate to</w:t>
+      </w:r>
+      <w:r>
+        <w:t xml:space="preserve"> </w:t>
+      </w:r>
+      <w:r>
+        <w:rPr>
+          <w:bCs/>
+          <w:b/>
+        </w:rPr>
+        <w:t xml:space="preserve">Admin &gt; AHG Settings &gt; Portable Export</w:t>
+      </w:r>
+      <w:r>
+        <w:t xml:space="preserve"> </w:t>
+      </w:r>
+      <w:r>
+        <w:t xml:space="preserve">to configure defaults.</w:t>
+      </w:r>
+    </w:p>
+    <w:bookmarkStart w:id="45" w:name="available-settings"/>
     <w:p>
       <w:pPr>
         <w:pStyle w:val="Heading3"/>
       </w:pPr>
       <w:r>
-        <w:t xml:space="preserve">Opening the Viewer</w:t>
+        <w:t xml:space="preserve">Available Settings</w:t>
       </w:r>
     </w:p>
     <w:p>
@@ -3291,556 +4257,166 @@
         <w:rPr>
           <w:rStyle w:val="VerbatimChar"/>
         </w:rPr>
-        <w:t xml:space="preserve">  1. Extract the ZIP (or burn to CD/copy to USB)</w:t>
-      </w:r>
-      <w:r>
-        <w:br/>
-      </w:r>
-      <w:r>
-        <w:rPr>
-          <w:rStyle w:val="VerbatimChar"/>
-        </w:rPr>
-        <w:t xml:space="preserve">  2. Open index.html in any modern browser</w:t>
-      </w:r>
-      <w:r>
-        <w:br/>
-      </w:r>
-      <w:r>
-        <w:rPr>
-          <w:rStyle w:val="VerbatimChar"/>
-        </w:rPr>
-        <w:t xml:space="preserve">     - Chrome, Firefox, Edge, Safari all supported</w:t>
-      </w:r>
-      <w:r>
-        <w:br/>
-      </w:r>
-      <w:r>
-        <w:rPr>
-          <w:rStyle w:val="VerbatimChar"/>
-        </w:rPr>
-        <w:t xml:space="preserve">     - No server or internet connection needed</w:t>
-      </w:r>
-      <w:r>
-        <w:br/>
-      </w:r>
-      <w:r>
-        <w:rPr>
-          <w:rStyle w:val="VerbatimChar"/>
-        </w:rPr>
-        <w:t xml:space="preserve">     - Works from local filesystem (file:// protocol)</w:t>
-      </w:r>
-    </w:p>
-    <w:bookmarkEnd w:id="42"/>
-    <w:bookmarkStart w:id="43" w:name="browse-mode"/>
-    <w:p>
-      <w:pPr>
-        <w:pStyle w:val="Heading3"/>
-      </w:pPr>
-      <w:r>
-        <w:t xml:space="preserve">Browse Mode</w:t>
-      </w:r>
-    </w:p>
-    <w:p>
-      <w:pPr>
-        <w:pStyle w:val="SourceCode"/>
-      </w:pPr>
-      <w:r>
-        <w:rPr>
-          <w:rStyle w:val="VerbatimChar"/>
-        </w:rPr>
-        <w:t xml:space="preserve">  +---------------------------+-------------------------------+</w:t>
-      </w:r>
-      <w:r>
-        <w:br/>
-      </w:r>
-      <w:r>
-        <w:rPr>
-          <w:rStyle w:val="VerbatimChar"/>
-        </w:rPr>
-        <w:t xml:space="preserve">  |  Hierarchy                |  Description Detail           |</w:t>
-      </w:r>
-      <w:r>
-        <w:br/>
-      </w:r>
-      <w:r>
-        <w:rPr>
-          <w:rStyle w:val="VerbatimChar"/>
-        </w:rPr>
-        <w:t xml:space="preserve">  |                           |                               |</w:t>
-      </w:r>
-      <w:r>
-        <w:br/>
-      </w:r>
-      <w:r>
-        <w:rPr>
-          <w:rStyle w:val="VerbatimChar"/>
-        </w:rPr>
-        <w:t xml:space="preserve">  |  v Fonds A                |  Series 1                     |</w:t>
-      </w:r>
-      <w:r>
-        <w:br/>
-      </w:r>
-      <w:r>
-        <w:rPr>
-          <w:rStyle w:val="VerbatimChar"/>
-        </w:rPr>
-        <w:t xml:space="preserve">  |    v Series 1             |  [Series] [REF-001]           |</w:t>
-      </w:r>
-      <w:r>
-        <w:br/>
-      </w:r>
-      <w:r>
-        <w:rPr>
-          <w:rStyle w:val="VerbatimChar"/>
-        </w:rPr>
-        <w:t xml:space="preserve">  |      &gt; File 1.1           |                               |</w:t>
-      </w:r>
-      <w:r>
-        <w:br/>
-      </w:r>
-      <w:r>
-        <w:rPr>
-          <w:rStyle w:val="VerbatimChar"/>
-        </w:rPr>
-        <w:t xml:space="preserve">  |      &gt; File 1.2           |  Scope and Content            |</w:t>
-      </w:r>
-      <w:r>
-        <w:br/>
-      </w:r>
-      <w:r>
-        <w:rPr>
-          <w:rStyle w:val="VerbatimChar"/>
-        </w:rPr>
-        <w:t xml:space="preserve">  |    &gt; Series 2             |  This series contains...      |</w:t>
-      </w:r>
-      <w:r>
-        <w:br/>
-      </w:r>
-      <w:r>
-        <w:rPr>
-          <w:rStyle w:val="VerbatimChar"/>
-        </w:rPr>
-        <w:t xml:space="preserve">  |  &gt; Fonds B                |                               |</w:t>
-      </w:r>
-      <w:r>
-        <w:br/>
-      </w:r>
-      <w:r>
-        <w:rPr>
-          <w:rStyle w:val="VerbatimChar"/>
-        </w:rPr>
-        <w:t xml:space="preserve">  |                           |  Dates                        |</w:t>
-      </w:r>
-      <w:r>
-        <w:br/>
-      </w:r>
-      <w:r>
-        <w:rPr>
-          <w:rStyle w:val="VerbatimChar"/>
-        </w:rPr>
-        <w:t xml:space="preserve">  |  [Expand All]             |  Creation: 1950-1960          |</w:t>
-      </w:r>
-      <w:r>
-        <w:br/>
-      </w:r>
-      <w:r>
-        <w:rPr>
-          <w:rStyle w:val="VerbatimChar"/>
-        </w:rPr>
-        <w:t xml:space="preserve">  |  [Collapse All]           |                               |</w:t>
-      </w:r>
-      <w:r>
-        <w:br/>
-      </w:r>
-      <w:r>
-        <w:rPr>
-          <w:rStyle w:val="VerbatimChar"/>
-        </w:rPr>
-        <w:t xml:space="preserve">  |                           |  Subject Access Points        |</w:t>
-      </w:r>
-      <w:r>
-        <w:br/>
-      </w:r>
-      <w:r>
-        <w:rPr>
-          <w:rStyle w:val="VerbatimChar"/>
-        </w:rPr>
-        <w:t xml:space="preserve">  |                           |  [History] [Land reform]      |</w:t>
-      </w:r>
-      <w:r>
-        <w:br/>
-      </w:r>
-      <w:r>
-        <w:rPr>
-          <w:rStyle w:val="VerbatimChar"/>
-        </w:rPr>
-        <w:t xml:space="preserve">  |                           |                               |</w:t>
-      </w:r>
-      <w:r>
-        <w:br/>
-      </w:r>
-      <w:r>
-        <w:rPr>
-          <w:rStyle w:val="VerbatimChar"/>
-        </w:rPr>
-        <w:t xml:space="preserve">  |                           |  Sub-levels (3)               |</w:t>
-      </w:r>
-      <w:r>
-        <w:br/>
-      </w:r>
-      <w:r>
-        <w:rPr>
-          <w:rStyle w:val="VerbatimChar"/>
-        </w:rPr>
-        <w:t xml:space="preserve">  |                           |  &gt; File 1.1                   |</w:t>
-      </w:r>
-      <w:r>
-        <w:br/>
-      </w:r>
-      <w:r>
-        <w:rPr>
-          <w:rStyle w:val="VerbatimChar"/>
-        </w:rPr>
-        <w:t xml:space="preserve">  |                           |  &gt; File 1.2                   |</w:t>
-      </w:r>
-      <w:r>
-        <w:br/>
-      </w:r>
-      <w:r>
-        <w:rPr>
-          <w:rStyle w:val="VerbatimChar"/>
-        </w:rPr>
-        <w:t xml:space="preserve">  |                           |  &gt; File 1.3                   |</w:t>
-      </w:r>
-      <w:r>
-        <w:br/>
-      </w:r>
-      <w:r>
-        <w:rPr>
-          <w:rStyle w:val="VerbatimChar"/>
-        </w:rPr>
-        <w:t xml:space="preserve">  +---------------------------+-------------------------------+</w:t>
-      </w:r>
-    </w:p>
-    <w:bookmarkEnd w:id="43"/>
-    <w:bookmarkStart w:id="44" w:name="search-mode"/>
-    <w:p>
-      <w:pPr>
-        <w:pStyle w:val="Heading3"/>
-      </w:pPr>
-      <w:r>
-        <w:t xml:space="preserve">Search Mode</w:t>
-      </w:r>
-    </w:p>
-    <w:p>
-      <w:pPr>
-        <w:pStyle w:val="SourceCode"/>
-      </w:pPr>
-      <w:r>
-        <w:rPr>
-          <w:rStyle w:val="VerbatimChar"/>
-        </w:rPr>
-        <w:t xml:space="preserve">  +-----------------------------------------------------------+</w:t>
-      </w:r>
-      <w:r>
-        <w:br/>
-      </w:r>
-      <w:r>
-        <w:rPr>
-          <w:rStyle w:val="VerbatimChar"/>
-        </w:rPr>
-        <w:t xml:space="preserve">  |  [ Search descriptions...                    ] [Search]    |</w:t>
-      </w:r>
-      <w:r>
-        <w:br/>
-      </w:r>
-      <w:r>
-        <w:rPr>
-          <w:rStyle w:val="VerbatimChar"/>
-        </w:rPr>
-        <w:t xml:space="preserve">  |                                                             |</w:t>
-      </w:r>
-      <w:r>
-        <w:br/>
-      </w:r>
-      <w:r>
-        <w:rPr>
-          <w:rStyle w:val="VerbatimChar"/>
-        </w:rPr>
-        <w:t xml:space="preserve">  |  3 results for "land reform"                                |</w:t>
-      </w:r>
-      <w:r>
-        <w:br/>
-      </w:r>
-      <w:r>
-        <w:rPr>
-          <w:rStyle w:val="VerbatimChar"/>
-        </w:rPr>
-        <w:t xml:space="preserve">  |                                                             |</w:t>
-      </w:r>
-      <w:r>
-        <w:br/>
-      </w:r>
-      <w:r>
-        <w:rPr>
-          <w:rStyle w:val="VerbatimChar"/>
-        </w:rPr>
-        <w:t xml:space="preserve">  |  Land Reform Records                                        |</w:t>
-      </w:r>
-      <w:r>
-        <w:br/>
-      </w:r>
-      <w:r>
-        <w:rPr>
-          <w:rStyle w:val="VerbatimChar"/>
-        </w:rPr>
-        <w:t xml:space="preserve">  |  [REF-042] [Series]                                         |</w:t>
-      </w:r>
-      <w:r>
-        <w:br/>
-      </w:r>
-      <w:r>
-        <w:rPr>
-          <w:rStyle w:val="VerbatimChar"/>
-        </w:rPr>
-        <w:t xml:space="preserve">  |  ...correspondence relating to &lt;mark&gt;land reform&lt;/mark&gt;... |</w:t>
-      </w:r>
-      <w:r>
-        <w:br/>
-      </w:r>
-      <w:r>
-        <w:rPr>
-          <w:rStyle w:val="VerbatimChar"/>
-        </w:rPr>
-        <w:t xml:space="preserve">  |                                                             |</w:t>
-      </w:r>
-      <w:r>
-        <w:br/>
-      </w:r>
-      <w:r>
-        <w:rPr>
-          <w:rStyle w:val="VerbatimChar"/>
-        </w:rPr>
-        <w:t xml:space="preserve">  |  Title Deeds Collection                                     |</w:t>
-      </w:r>
-      <w:r>
-        <w:br/>
-      </w:r>
-      <w:r>
-        <w:rPr>
-          <w:rStyle w:val="VerbatimChar"/>
-        </w:rPr>
-        <w:t xml:space="preserve">  |  [REF-089] [File]                                           |</w:t>
-      </w:r>
-      <w:r>
-        <w:br/>
-      </w:r>
-      <w:r>
-        <w:rPr>
-          <w:rStyle w:val="VerbatimChar"/>
-        </w:rPr>
-        <w:t xml:space="preserve">  |  ...documents pertaining to &lt;mark&gt;land reform&lt;/mark&gt;...    |</w:t>
-      </w:r>
-      <w:r>
-        <w:br/>
-      </w:r>
-      <w:r>
-        <w:rPr>
-          <w:rStyle w:val="VerbatimChar"/>
-        </w:rPr>
-        <w:t xml:space="preserve">  +-----------------------------------------------------------+</w:t>
-      </w:r>
-    </w:p>
-    <w:bookmarkEnd w:id="44"/>
-    <w:bookmarkStart w:id="45" w:name="edit-mode-editable-exports-only"/>
-    <w:p>
-      <w:pPr>
-        <w:pStyle w:val="Heading3"/>
-      </w:pPr>
-      <w:r>
-        <w:t xml:space="preserve">Edit Mode (Editable Exports Only)</w:t>
-      </w:r>
-    </w:p>
-    <w:p>
-      <w:pPr>
-        <w:pStyle w:val="SourceCode"/>
-      </w:pPr>
-      <w:r>
-        <w:rPr>
-          <w:rStyle w:val="VerbatimChar"/>
-        </w:rPr>
-        <w:t xml:space="preserve">  +-----------------------------------------------------------+</w:t>
-      </w:r>
-      <w:r>
-        <w:br/>
-      </w:r>
-      <w:r>
-        <w:rPr>
-          <w:rStyle w:val="VerbatimChar"/>
-        </w:rPr>
-        <w:t xml:space="preserve">  |  Edit Mode                                                  |</w:t>
-      </w:r>
-      <w:r>
-        <w:br/>
-      </w:r>
-      <w:r>
-        <w:rPr>
-          <w:rStyle w:val="VerbatimChar"/>
-        </w:rPr>
-        <w:t xml:space="preserve">  |                                                             |</w:t>
-      </w:r>
-      <w:r>
-        <w:br/>
-      </w:r>
-      <w:r>
-        <w:rPr>
-          <w:rStyle w:val="VerbatimChar"/>
-        </w:rPr>
-        <w:t xml:space="preserve">  |  Drag &amp; drop files here or click to browse                  |</w:t>
-      </w:r>
-      <w:r>
-        <w:br/>
-      </w:r>
-      <w:r>
-        <w:rPr>
-          <w:rStyle w:val="VerbatimChar"/>
-        </w:rPr>
-        <w:t xml:space="preserve">  |  Images, PDFs, and documents accepted                       |</w:t>
-      </w:r>
-      <w:r>
-        <w:br/>
-      </w:r>
-      <w:r>
-        <w:rPr>
-          <w:rStyle w:val="VerbatimChar"/>
-        </w:rPr>
-        <w:t xml:space="preserve">  |                                                             |</w:t>
-      </w:r>
-      <w:r>
-        <w:br/>
-      </w:r>
-      <w:r>
-        <w:rPr>
-          <w:rStyle w:val="VerbatimChar"/>
-        </w:rPr>
-        <w:t xml:space="preserve">  |  Imported Files (2)                                         |</w:t>
-      </w:r>
-      <w:r>
-        <w:br/>
-      </w:r>
-      <w:r>
-        <w:rPr>
-          <w:rStyle w:val="VerbatimChar"/>
-        </w:rPr>
-        <w:t xml:space="preserve">  |  +-------------------------------------------------------+ |</w:t>
-      </w:r>
-      <w:r>
-        <w:br/>
-      </w:r>
-      <w:r>
-        <w:rPr>
-          <w:rStyle w:val="VerbatimChar"/>
-        </w:rPr>
-        <w:t xml:space="preserve">  |  | [photo.jpg]  234 KB  Caption: [ Site overview     ]    | |</w:t>
-      </w:r>
-      <w:r>
-        <w:br/>
-      </w:r>
-      <w:r>
-        <w:rPr>
-          <w:rStyle w:val="VerbatimChar"/>
-        </w:rPr>
-        <w:t xml:space="preserve">  |  | [notes.pdf]  89 KB   Caption: [ Field notes       ]    | |</w:t>
-      </w:r>
-      <w:r>
-        <w:br/>
-      </w:r>
-      <w:r>
-        <w:rPr>
-          <w:rStyle w:val="VerbatimChar"/>
-        </w:rPr>
-        <w:t xml:space="preserve">  |  +-------------------------------------------------------+ |</w:t>
-      </w:r>
-      <w:r>
-        <w:br/>
-      </w:r>
-      <w:r>
-        <w:rPr>
-          <w:rStyle w:val="VerbatimChar"/>
-        </w:rPr>
-        <w:t xml:space="preserve">  |                                                             |</w:t>
-      </w:r>
-      <w:r>
-        <w:br/>
-      </w:r>
-      <w:r>
-        <w:rPr>
-          <w:rStyle w:val="VerbatimChar"/>
-        </w:rPr>
-        <w:t xml:space="preserve">  |  Notes Summary                                              |</w:t>
-      </w:r>
-      <w:r>
-        <w:br/>
-      </w:r>
-      <w:r>
-        <w:rPr>
-          <w:rStyle w:val="VerbatimChar"/>
-        </w:rPr>
-        <w:t xml:space="preserve">  |  +-------------------------------------------------------+ |</w:t>
-      </w:r>
-      <w:r>
-        <w:br/>
-      </w:r>
-      <w:r>
-        <w:rPr>
-          <w:rStyle w:val="VerbatimChar"/>
-        </w:rPr>
-        <w:t xml:space="preserve">  |  | Correspondence File A                                  | |</w:t>
-      </w:r>
-      <w:r>
-        <w:br/>
-      </w:r>
-      <w:r>
-        <w:rPr>
-          <w:rStyle w:val="VerbatimChar"/>
-        </w:rPr>
-        <w:t xml:space="preserve">  |  | "Contains letters from 1952 relating to..."           | |</w:t>
-      </w:r>
-      <w:r>
-        <w:br/>
-      </w:r>
-      <w:r>
-        <w:rPr>
-          <w:rStyle w:val="VerbatimChar"/>
-        </w:rPr>
-        <w:t xml:space="preserve">  |  +-------------------------------------------------------+ |</w:t>
-      </w:r>
-      <w:r>
-        <w:br/>
-      </w:r>
-      <w:r>
-        <w:rPr>
-          <w:rStyle w:val="VerbatimChar"/>
-        </w:rPr>
-        <w:t xml:space="preserve">  |                                                             |</w:t>
-      </w:r>
-      <w:r>
-        <w:br/>
-      </w:r>
-      <w:r>
-        <w:rPr>
-          <w:rStyle w:val="VerbatimChar"/>
-        </w:rPr>
-        <w:t xml:space="preserve">  |  [ Export Changes (researcher-exchange.json) ]              |</w:t>
-      </w:r>
-      <w:r>
-        <w:br/>
-      </w:r>
-      <w:r>
-        <w:rPr>
-          <w:rStyle w:val="VerbatimChar"/>
-        </w:rPr>
-        <w:t xml:space="preserve">  +-----------------------------------------------------------+</w:t>
+        <w:t xml:space="preserve">+--------------------------------------+------------------+---------------------------+</w:t>
+      </w:r>
+      <w:r>
+        <w:br/>
+      </w:r>
+      <w:r>
+        <w:rPr>
+          <w:rStyle w:val="VerbatimChar"/>
+        </w:rPr>
+        <w:t xml:space="preserve">| Setting                              | Default          | Description               |</w:t>
+      </w:r>
+      <w:r>
+        <w:br/>
+      </w:r>
+      <w:r>
+        <w:rPr>
+          <w:rStyle w:val="VerbatimChar"/>
+        </w:rPr>
+        <w:t xml:space="preserve">+--------------------------------------+------------------+---------------------------+</w:t>
+      </w:r>
+      <w:r>
+        <w:br/>
+      </w:r>
+      <w:r>
+        <w:rPr>
+          <w:rStyle w:val="VerbatimChar"/>
+        </w:rPr>
+        <w:t xml:space="preserve">| Enable Portable Export               | true             | Master on/off toggle      |</w:t>
+      </w:r>
+      <w:r>
+        <w:br/>
+      </w:r>
+      <w:r>
+        <w:rPr>
+          <w:rStyle w:val="VerbatimChar"/>
+        </w:rPr>
+        <w:t xml:space="preserve">| Retention Period (days)              | 30               | Auto-delete after N days  |</w:t>
+      </w:r>
+      <w:r>
+        <w:br/>
+      </w:r>
+      <w:r>
+        <w:rPr>
+          <w:rStyle w:val="VerbatimChar"/>
+        </w:rPr>
+        <w:t xml:space="preserve">| Max Export Size (MB)                 | 2048             | Size limit per export     |</w:t>
+      </w:r>
+      <w:r>
+        <w:br/>
+      </w:r>
+      <w:r>
+        <w:rPr>
+          <w:rStyle w:val="VerbatimChar"/>
+        </w:rPr>
+        <w:t xml:space="preserve">| Default Mode                        | read_only        | Read Only or Editable     |</w:t>
+      </w:r>
+      <w:r>
+        <w:br/>
+      </w:r>
+      <w:r>
+        <w:rPr>
+          <w:rStyle w:val="VerbatimChar"/>
+        </w:rPr>
+        <w:t xml:space="preserve">| Include Digital Objects              | true             | Include objects by default |</w:t>
+      </w:r>
+      <w:r>
+        <w:br/>
+      </w:r>
+      <w:r>
+        <w:rPr>
+          <w:rStyle w:val="VerbatimChar"/>
+        </w:rPr>
+        <w:t xml:space="preserve">| Include Thumbnails                   | true             | Include thumbs by default |</w:t>
+      </w:r>
+      <w:r>
+        <w:br/>
+      </w:r>
+      <w:r>
+        <w:rPr>
+          <w:rStyle w:val="VerbatimChar"/>
+        </w:rPr>
+        <w:t xml:space="preserve">| Include Reference Images            | true             | Include refs by default   |</w:t>
+      </w:r>
+      <w:r>
+        <w:br/>
+      </w:r>
+      <w:r>
+        <w:rPr>
+          <w:rStyle w:val="VerbatimChar"/>
+        </w:rPr>
+        <w:t xml:space="preserve">| Include Master Files                | false            | Include originals         |</w:t>
+      </w:r>
+      <w:r>
+        <w:br/>
+      </w:r>
+      <w:r>
+        <w:rPr>
+          <w:rStyle w:val="VerbatimChar"/>
+        </w:rPr>
+        <w:t xml:space="preserve">| Include Unpublished                  | false            | Allow drafts into packages |</w:t>
+      </w:r>
+      <w:r>
+        <w:br/>
+      </w:r>
+      <w:r>
+        <w:rPr>
+          <w:rStyle w:val="VerbatimChar"/>
+        </w:rPr>
+        <w:t xml:space="preserve">| Default Language                     | en               | Default export language   |</w:t>
+      </w:r>
+      <w:r>
+        <w:br/>
+      </w:r>
+      <w:r>
+        <w:rPr>
+          <w:rStyle w:val="VerbatimChar"/>
+        </w:rPr>
+        <w:t xml:space="preserve">| Show on Description Pages           | true             | Portable Viewer sidebar   |</w:t>
+      </w:r>
+      <w:r>
+        <w:br/>
+      </w:r>
+      <w:r>
+        <w:rPr>
+          <w:rStyle w:val="VerbatimChar"/>
+        </w:rPr>
+        <w:t xml:space="preserve">| Show on Clipboard Page              | true             | Portable Catalogue button |</w:t>
+      </w:r>
+      <w:r>
+        <w:br/>
+      </w:r>
+      <w:r>
+        <w:rPr>
+          <w:rStyle w:val="VerbatimChar"/>
+        </w:rPr>
+        <w:t xml:space="preserve">+--------------------------------------+------------------+---------------------------+</w:t>
+      </w:r>
+    </w:p>
+    <w:p>
+      <w:pPr>
+        <w:pStyle w:val="BlockText"/>
+      </w:pPr>
+      <w:r>
+        <w:rPr>
+          <w:bCs/>
+          <w:b/>
+        </w:rPr>
+        <w:t xml:space="preserve">Include Unpublished</w:t>
+      </w:r>
+      <w:r>
+        <w:t xml:space="preserve"> </w:t>
+      </w:r>
+      <w:r>
+        <w:t xml:space="preserve">overrides the confidentiality gate’s unpublished rule. Leave</w:t>
+      </w:r>
+      <w:r>
+        <w:t xml:space="preserve"> </w:t>
+      </w:r>
+      <w:r>
+        <w:t xml:space="preserve">it off (default) so drafts never enter an offline package unless you explicitly intend it.</w:t>
       </w:r>
     </w:p>
     <w:p>
@@ -3848,72 +4424,7 @@
         <w:pStyle w:val="FirstParagraph"/>
       </w:pPr>
       <w:r>
-        <w:t xml:space="preserve">When browsing descriptions in edit mode, each description has a</w:t>
-      </w:r>
-      <w:r>
-        <w:t xml:space="preserve"> </w:t>
-      </w:r>
-      <w:r>
-        <w:t xml:space="preserve">“</w:t>
-      </w:r>
-      <w:r>
-        <w:t xml:space="preserve">Research Notes</w:t>
-      </w:r>
-      <w:r>
-        <w:t xml:space="preserve">”</w:t>
-      </w:r>
-      <w:r>
-        <w:t xml:space="preserve"> </w:t>
-      </w:r>
-      <w:r>
-        <w:t xml:space="preserve">textarea at the bottom where you can add observations.</w:t>
-      </w:r>
-    </w:p>
-    <w:p>
-      <w:pPr>
-        <w:pStyle w:val="BodyText"/>
-      </w:pPr>
-      <w:r>
-        <w:t xml:space="preserve">The</w:t>
-      </w:r>
-      <w:r>
-        <w:t xml:space="preserve"> </w:t>
-      </w:r>
-      <w:r>
-        <w:t xml:space="preserve">“</w:t>
-      </w:r>
-      <w:r>
-        <w:t xml:space="preserve">Export Changes</w:t>
-      </w:r>
-      <w:r>
-        <w:t xml:space="preserve">”</w:t>
-      </w:r>
-      <w:r>
-        <w:t xml:space="preserve"> </w:t>
-      </w:r>
-      <w:r>
-        <w:t xml:space="preserve">button downloads a</w:t>
-      </w:r>
-      <w:r>
-        <w:t xml:space="preserve"> </w:t>
-      </w:r>
-      <w:r>
-        <w:rPr>
-          <w:rStyle w:val="VerbatimChar"/>
-        </w:rPr>
-        <w:t xml:space="preserve">researcher-exchange.json</w:t>
-      </w:r>
-      <w:r>
-        <w:t xml:space="preserve"> </w:t>
-      </w:r>
-      <w:r>
-        <w:t xml:space="preserve">file</w:t>
-      </w:r>
-      <w:r>
-        <w:t xml:space="preserve"> </w:t>
-      </w:r>
-      <w:r>
-        <w:t xml:space="preserve">that can be submitted to the archive for import via ahgResearcherPlugin.</w:t>
+        <w:t xml:space="preserve">These defaults are used when starting exports from description pages or the clipboard. The full wizard allows overriding any default per export.</w:t>
       </w:r>
     </w:p>
     <w:p>
@@ -3925,22 +4436,22 @@
     </w:p>
     <w:bookmarkEnd w:id="45"/>
     <w:bookmarkEnd w:id="46"/>
-    <w:bookmarkStart w:id="48" w:name="sharing-exports"/>
+    <w:bookmarkStart w:id="51" w:name="using-the-portable-viewer"/>
     <w:p>
       <w:pPr>
         <w:pStyle w:val="Heading2"/>
       </w:pPr>
       <w:r>
-        <w:t xml:space="preserve">Sharing Exports</w:t>
-      </w:r>
-    </w:p>
-    <w:bookmarkStart w:id="47" w:name="generate-a-download-token"/>
+        <w:t xml:space="preserve">Using the Portable Viewer</w:t>
+      </w:r>
+    </w:p>
+    <w:bookmarkStart w:id="47" w:name="opening-the-viewer"/>
     <w:p>
       <w:pPr>
         <w:pStyle w:val="Heading3"/>
       </w:pPr>
       <w:r>
-        <w:t xml:space="preserve">Generate a Download Token</w:t>
+        <w:t xml:space="preserve">Opening the Viewer</w:t>
       </w:r>
     </w:p>
     <w:p>
@@ -3951,127 +4462,556 @@
         <w:rPr>
           <w:rStyle w:val="VerbatimChar"/>
         </w:rPr>
-        <w:t xml:space="preserve">  Past Exports table &gt; [Share Link] button</w:t>
-      </w:r>
-      <w:r>
-        <w:br/>
-      </w:r>
-      <w:r>
-        <w:br/>
-      </w:r>
-      <w:r>
-        <w:rPr>
-          <w:rStyle w:val="VerbatimChar"/>
-        </w:rPr>
-        <w:t xml:space="preserve">  +-----------------------------------+</w:t>
-      </w:r>
-      <w:r>
-        <w:br/>
-      </w:r>
-      <w:r>
-        <w:rPr>
-          <w:rStyle w:val="VerbatimChar"/>
-        </w:rPr>
-        <w:t xml:space="preserve">  |  Share Download Link              |</w:t>
-      </w:r>
-      <w:r>
-        <w:br/>
-      </w:r>
-      <w:r>
-        <w:rPr>
-          <w:rStyle w:val="VerbatimChar"/>
-        </w:rPr>
-        <w:t xml:space="preserve">  |                                    |</w:t>
-      </w:r>
-      <w:r>
-        <w:br/>
-      </w:r>
-      <w:r>
-        <w:rPr>
-          <w:rStyle w:val="VerbatimChar"/>
-        </w:rPr>
-        <w:t xml:space="preserve">  |  Max Downloads: [ 5  ]            |</w:t>
-      </w:r>
-      <w:r>
-        <w:br/>
-      </w:r>
-      <w:r>
-        <w:rPr>
-          <w:rStyle w:val="VerbatimChar"/>
-        </w:rPr>
-        <w:t xml:space="preserve">  |  Expires After: [ 168 ] hours     |</w:t>
-      </w:r>
-      <w:r>
-        <w:br/>
-      </w:r>
-      <w:r>
-        <w:rPr>
-          <w:rStyle w:val="VerbatimChar"/>
-        </w:rPr>
-        <w:t xml:space="preserve">  |                                    |</w:t>
-      </w:r>
-      <w:r>
-        <w:br/>
-      </w:r>
-      <w:r>
-        <w:rPr>
-          <w:rStyle w:val="VerbatimChar"/>
-        </w:rPr>
-        <w:t xml:space="preserve">  |  [ Generate Link ]                |</w:t>
-      </w:r>
-      <w:r>
-        <w:br/>
-      </w:r>
-      <w:r>
-        <w:rPr>
-          <w:rStyle w:val="VerbatimChar"/>
-        </w:rPr>
-        <w:t xml:space="preserve">  |                                    |</w:t>
-      </w:r>
-      <w:r>
-        <w:br/>
-      </w:r>
-      <w:r>
-        <w:rPr>
-          <w:rStyle w:val="VerbatimChar"/>
-        </w:rPr>
-        <w:t xml:space="preserve">  |  Share URL:                        |</w:t>
-      </w:r>
-      <w:r>
-        <w:br/>
-      </w:r>
-      <w:r>
-        <w:rPr>
-          <w:rStyle w:val="VerbatimChar"/>
-        </w:rPr>
-        <w:t xml:space="preserve">  |  https://psis.theahg.co.za/       |</w:t>
-      </w:r>
-      <w:r>
-        <w:br/>
-      </w:r>
-      <w:r>
-        <w:rPr>
-          <w:rStyle w:val="VerbatimChar"/>
-        </w:rPr>
-        <w:t xml:space="preserve">  |  portable-export/download?         |</w:t>
-      </w:r>
-      <w:r>
-        <w:br/>
-      </w:r>
-      <w:r>
-        <w:rPr>
-          <w:rStyle w:val="VerbatimChar"/>
-        </w:rPr>
-        <w:t xml:space="preserve">  |  token=abc123...  [Copy]          |</w:t>
-      </w:r>
-      <w:r>
-        <w:br/>
-      </w:r>
-      <w:r>
-        <w:rPr>
-          <w:rStyle w:val="VerbatimChar"/>
-        </w:rPr>
-        <w:t xml:space="preserve">  +-----------------------------------+</w:t>
+        <w:t xml:space="preserve">  1. Extract the ZIP (or burn to CD/copy to USB)</w:t>
+      </w:r>
+      <w:r>
+        <w:br/>
+      </w:r>
+      <w:r>
+        <w:rPr>
+          <w:rStyle w:val="VerbatimChar"/>
+        </w:rPr>
+        <w:t xml:space="preserve">  2. Open index.html in any modern browser</w:t>
+      </w:r>
+      <w:r>
+        <w:br/>
+      </w:r>
+      <w:r>
+        <w:rPr>
+          <w:rStyle w:val="VerbatimChar"/>
+        </w:rPr>
+        <w:t xml:space="preserve">     - Chrome, Firefox, Edge, Safari all supported</w:t>
+      </w:r>
+      <w:r>
+        <w:br/>
+      </w:r>
+      <w:r>
+        <w:rPr>
+          <w:rStyle w:val="VerbatimChar"/>
+        </w:rPr>
+        <w:t xml:space="preserve">     - No server or internet connection needed</w:t>
+      </w:r>
+      <w:r>
+        <w:br/>
+      </w:r>
+      <w:r>
+        <w:rPr>
+          <w:rStyle w:val="VerbatimChar"/>
+        </w:rPr>
+        <w:t xml:space="preserve">     - Works from local filesystem (file:// protocol)</w:t>
+      </w:r>
+    </w:p>
+    <w:bookmarkEnd w:id="47"/>
+    <w:bookmarkStart w:id="48" w:name="browse-mode"/>
+    <w:p>
+      <w:pPr>
+        <w:pStyle w:val="Heading3"/>
+      </w:pPr>
+      <w:r>
+        <w:t xml:space="preserve">Browse Mode</w:t>
+      </w:r>
+    </w:p>
+    <w:p>
+      <w:pPr>
+        <w:pStyle w:val="SourceCode"/>
+      </w:pPr>
+      <w:r>
+        <w:rPr>
+          <w:rStyle w:val="VerbatimChar"/>
+        </w:rPr>
+        <w:t xml:space="preserve">  +---------------------------+-------------------------------+</w:t>
+      </w:r>
+      <w:r>
+        <w:br/>
+      </w:r>
+      <w:r>
+        <w:rPr>
+          <w:rStyle w:val="VerbatimChar"/>
+        </w:rPr>
+        <w:t xml:space="preserve">  |  Hierarchy                |  Description Detail           |</w:t>
+      </w:r>
+      <w:r>
+        <w:br/>
+      </w:r>
+      <w:r>
+        <w:rPr>
+          <w:rStyle w:val="VerbatimChar"/>
+        </w:rPr>
+        <w:t xml:space="preserve">  |                           |                               |</w:t>
+      </w:r>
+      <w:r>
+        <w:br/>
+      </w:r>
+      <w:r>
+        <w:rPr>
+          <w:rStyle w:val="VerbatimChar"/>
+        </w:rPr>
+        <w:t xml:space="preserve">  |  v Fonds A                |  Series 1                     |</w:t>
+      </w:r>
+      <w:r>
+        <w:br/>
+      </w:r>
+      <w:r>
+        <w:rPr>
+          <w:rStyle w:val="VerbatimChar"/>
+        </w:rPr>
+        <w:t xml:space="preserve">  |    v Series 1             |  [Series] [REF-001]           |</w:t>
+      </w:r>
+      <w:r>
+        <w:br/>
+      </w:r>
+      <w:r>
+        <w:rPr>
+          <w:rStyle w:val="VerbatimChar"/>
+        </w:rPr>
+        <w:t xml:space="preserve">  |      &gt; File 1.1           |                               |</w:t>
+      </w:r>
+      <w:r>
+        <w:br/>
+      </w:r>
+      <w:r>
+        <w:rPr>
+          <w:rStyle w:val="VerbatimChar"/>
+        </w:rPr>
+        <w:t xml:space="preserve">  |      &gt; File 1.2           |  Scope and Content            |</w:t>
+      </w:r>
+      <w:r>
+        <w:br/>
+      </w:r>
+      <w:r>
+        <w:rPr>
+          <w:rStyle w:val="VerbatimChar"/>
+        </w:rPr>
+        <w:t xml:space="preserve">  |    &gt; Series 2             |  This series contains...      |</w:t>
+      </w:r>
+      <w:r>
+        <w:br/>
+      </w:r>
+      <w:r>
+        <w:rPr>
+          <w:rStyle w:val="VerbatimChar"/>
+        </w:rPr>
+        <w:t xml:space="preserve">  |  &gt; Fonds B                |                               |</w:t>
+      </w:r>
+      <w:r>
+        <w:br/>
+      </w:r>
+      <w:r>
+        <w:rPr>
+          <w:rStyle w:val="VerbatimChar"/>
+        </w:rPr>
+        <w:t xml:space="preserve">  |                           |  Dates                        |</w:t>
+      </w:r>
+      <w:r>
+        <w:br/>
+      </w:r>
+      <w:r>
+        <w:rPr>
+          <w:rStyle w:val="VerbatimChar"/>
+        </w:rPr>
+        <w:t xml:space="preserve">  |  [Expand All]             |  Creation: 1950-1960          |</w:t>
+      </w:r>
+      <w:r>
+        <w:br/>
+      </w:r>
+      <w:r>
+        <w:rPr>
+          <w:rStyle w:val="VerbatimChar"/>
+        </w:rPr>
+        <w:t xml:space="preserve">  |  [Collapse All]           |                               |</w:t>
+      </w:r>
+      <w:r>
+        <w:br/>
+      </w:r>
+      <w:r>
+        <w:rPr>
+          <w:rStyle w:val="VerbatimChar"/>
+        </w:rPr>
+        <w:t xml:space="preserve">  |                           |  Subject Access Points        |</w:t>
+      </w:r>
+      <w:r>
+        <w:br/>
+      </w:r>
+      <w:r>
+        <w:rPr>
+          <w:rStyle w:val="VerbatimChar"/>
+        </w:rPr>
+        <w:t xml:space="preserve">  |                           |  [History] [Land reform]      |</w:t>
+      </w:r>
+      <w:r>
+        <w:br/>
+      </w:r>
+      <w:r>
+        <w:rPr>
+          <w:rStyle w:val="VerbatimChar"/>
+        </w:rPr>
+        <w:t xml:space="preserve">  |                           |                               |</w:t>
+      </w:r>
+      <w:r>
+        <w:br/>
+      </w:r>
+      <w:r>
+        <w:rPr>
+          <w:rStyle w:val="VerbatimChar"/>
+        </w:rPr>
+        <w:t xml:space="preserve">  |                           |  Sub-levels (3)               |</w:t>
+      </w:r>
+      <w:r>
+        <w:br/>
+      </w:r>
+      <w:r>
+        <w:rPr>
+          <w:rStyle w:val="VerbatimChar"/>
+        </w:rPr>
+        <w:t xml:space="preserve">  |                           |  &gt; File 1.1                   |</w:t>
+      </w:r>
+      <w:r>
+        <w:br/>
+      </w:r>
+      <w:r>
+        <w:rPr>
+          <w:rStyle w:val="VerbatimChar"/>
+        </w:rPr>
+        <w:t xml:space="preserve">  |                           |  &gt; File 1.2                   |</w:t>
+      </w:r>
+      <w:r>
+        <w:br/>
+      </w:r>
+      <w:r>
+        <w:rPr>
+          <w:rStyle w:val="VerbatimChar"/>
+        </w:rPr>
+        <w:t xml:space="preserve">  |                           |  &gt; File 1.3                   |</w:t>
+      </w:r>
+      <w:r>
+        <w:br/>
+      </w:r>
+      <w:r>
+        <w:rPr>
+          <w:rStyle w:val="VerbatimChar"/>
+        </w:rPr>
+        <w:t xml:space="preserve">  +---------------------------+-------------------------------+</w:t>
+      </w:r>
+    </w:p>
+    <w:bookmarkEnd w:id="48"/>
+    <w:bookmarkStart w:id="49" w:name="search-mode"/>
+    <w:p>
+      <w:pPr>
+        <w:pStyle w:val="Heading3"/>
+      </w:pPr>
+      <w:r>
+        <w:t xml:space="preserve">Search Mode</w:t>
+      </w:r>
+    </w:p>
+    <w:p>
+      <w:pPr>
+        <w:pStyle w:val="SourceCode"/>
+      </w:pPr>
+      <w:r>
+        <w:rPr>
+          <w:rStyle w:val="VerbatimChar"/>
+        </w:rPr>
+        <w:t xml:space="preserve">  +-----------------------------------------------------------+</w:t>
+      </w:r>
+      <w:r>
+        <w:br/>
+      </w:r>
+      <w:r>
+        <w:rPr>
+          <w:rStyle w:val="VerbatimChar"/>
+        </w:rPr>
+        <w:t xml:space="preserve">  |  [ Search descriptions...                    ] [Search]    |</w:t>
+      </w:r>
+      <w:r>
+        <w:br/>
+      </w:r>
+      <w:r>
+        <w:rPr>
+          <w:rStyle w:val="VerbatimChar"/>
+        </w:rPr>
+        <w:t xml:space="preserve">  |                                                             |</w:t>
+      </w:r>
+      <w:r>
+        <w:br/>
+      </w:r>
+      <w:r>
+        <w:rPr>
+          <w:rStyle w:val="VerbatimChar"/>
+        </w:rPr>
+        <w:t xml:space="preserve">  |  3 results for "land reform"                                |</w:t>
+      </w:r>
+      <w:r>
+        <w:br/>
+      </w:r>
+      <w:r>
+        <w:rPr>
+          <w:rStyle w:val="VerbatimChar"/>
+        </w:rPr>
+        <w:t xml:space="preserve">  |                                                             |</w:t>
+      </w:r>
+      <w:r>
+        <w:br/>
+      </w:r>
+      <w:r>
+        <w:rPr>
+          <w:rStyle w:val="VerbatimChar"/>
+        </w:rPr>
+        <w:t xml:space="preserve">  |  Land Reform Records                                        |</w:t>
+      </w:r>
+      <w:r>
+        <w:br/>
+      </w:r>
+      <w:r>
+        <w:rPr>
+          <w:rStyle w:val="VerbatimChar"/>
+        </w:rPr>
+        <w:t xml:space="preserve">  |  [REF-042] [Series]                                         |</w:t>
+      </w:r>
+      <w:r>
+        <w:br/>
+      </w:r>
+      <w:r>
+        <w:rPr>
+          <w:rStyle w:val="VerbatimChar"/>
+        </w:rPr>
+        <w:t xml:space="preserve">  |  ...correspondence relating to &lt;mark&gt;land reform&lt;/mark&gt;... |</w:t>
+      </w:r>
+      <w:r>
+        <w:br/>
+      </w:r>
+      <w:r>
+        <w:rPr>
+          <w:rStyle w:val="VerbatimChar"/>
+        </w:rPr>
+        <w:t xml:space="preserve">  |                                                             |</w:t>
+      </w:r>
+      <w:r>
+        <w:br/>
+      </w:r>
+      <w:r>
+        <w:rPr>
+          <w:rStyle w:val="VerbatimChar"/>
+        </w:rPr>
+        <w:t xml:space="preserve">  |  Title Deeds Collection                                     |</w:t>
+      </w:r>
+      <w:r>
+        <w:br/>
+      </w:r>
+      <w:r>
+        <w:rPr>
+          <w:rStyle w:val="VerbatimChar"/>
+        </w:rPr>
+        <w:t xml:space="preserve">  |  [REF-089] [File]                                           |</w:t>
+      </w:r>
+      <w:r>
+        <w:br/>
+      </w:r>
+      <w:r>
+        <w:rPr>
+          <w:rStyle w:val="VerbatimChar"/>
+        </w:rPr>
+        <w:t xml:space="preserve">  |  ...documents pertaining to &lt;mark&gt;land reform&lt;/mark&gt;...    |</w:t>
+      </w:r>
+      <w:r>
+        <w:br/>
+      </w:r>
+      <w:r>
+        <w:rPr>
+          <w:rStyle w:val="VerbatimChar"/>
+        </w:rPr>
+        <w:t xml:space="preserve">  +-----------------------------------------------------------+</w:t>
+      </w:r>
+    </w:p>
+    <w:bookmarkEnd w:id="49"/>
+    <w:bookmarkStart w:id="50" w:name="edit-mode-editable-exports-only"/>
+    <w:p>
+      <w:pPr>
+        <w:pStyle w:val="Heading3"/>
+      </w:pPr>
+      <w:r>
+        <w:t xml:space="preserve">Edit Mode (Editable Exports Only)</w:t>
+      </w:r>
+    </w:p>
+    <w:p>
+      <w:pPr>
+        <w:pStyle w:val="SourceCode"/>
+      </w:pPr>
+      <w:r>
+        <w:rPr>
+          <w:rStyle w:val="VerbatimChar"/>
+        </w:rPr>
+        <w:t xml:space="preserve">  +-----------------------------------------------------------+</w:t>
+      </w:r>
+      <w:r>
+        <w:br/>
+      </w:r>
+      <w:r>
+        <w:rPr>
+          <w:rStyle w:val="VerbatimChar"/>
+        </w:rPr>
+        <w:t xml:space="preserve">  |  Edit Mode                                                  |</w:t>
+      </w:r>
+      <w:r>
+        <w:br/>
+      </w:r>
+      <w:r>
+        <w:rPr>
+          <w:rStyle w:val="VerbatimChar"/>
+        </w:rPr>
+        <w:t xml:space="preserve">  |                                                             |</w:t>
+      </w:r>
+      <w:r>
+        <w:br/>
+      </w:r>
+      <w:r>
+        <w:rPr>
+          <w:rStyle w:val="VerbatimChar"/>
+        </w:rPr>
+        <w:t xml:space="preserve">  |  Drag &amp; drop files here or click to browse                  |</w:t>
+      </w:r>
+      <w:r>
+        <w:br/>
+      </w:r>
+      <w:r>
+        <w:rPr>
+          <w:rStyle w:val="VerbatimChar"/>
+        </w:rPr>
+        <w:t xml:space="preserve">  |  Images, PDFs, and documents accepted                       |</w:t>
+      </w:r>
+      <w:r>
+        <w:br/>
+      </w:r>
+      <w:r>
+        <w:rPr>
+          <w:rStyle w:val="VerbatimChar"/>
+        </w:rPr>
+        <w:t xml:space="preserve">  |                                                             |</w:t>
+      </w:r>
+      <w:r>
+        <w:br/>
+      </w:r>
+      <w:r>
+        <w:rPr>
+          <w:rStyle w:val="VerbatimChar"/>
+        </w:rPr>
+        <w:t xml:space="preserve">  |  Imported Files (2)                                         |</w:t>
+      </w:r>
+      <w:r>
+        <w:br/>
+      </w:r>
+      <w:r>
+        <w:rPr>
+          <w:rStyle w:val="VerbatimChar"/>
+        </w:rPr>
+        <w:t xml:space="preserve">  |  +-------------------------------------------------------+ |</w:t>
+      </w:r>
+      <w:r>
+        <w:br/>
+      </w:r>
+      <w:r>
+        <w:rPr>
+          <w:rStyle w:val="VerbatimChar"/>
+        </w:rPr>
+        <w:t xml:space="preserve">  |  | [photo.jpg]  234 KB  Caption: [ Site overview     ]    | |</w:t>
+      </w:r>
+      <w:r>
+        <w:br/>
+      </w:r>
+      <w:r>
+        <w:rPr>
+          <w:rStyle w:val="VerbatimChar"/>
+        </w:rPr>
+        <w:t xml:space="preserve">  |  | [notes.pdf]  89 KB   Caption: [ Field notes       ]    | |</w:t>
+      </w:r>
+      <w:r>
+        <w:br/>
+      </w:r>
+      <w:r>
+        <w:rPr>
+          <w:rStyle w:val="VerbatimChar"/>
+        </w:rPr>
+        <w:t xml:space="preserve">  |  +-------------------------------------------------------+ |</w:t>
+      </w:r>
+      <w:r>
+        <w:br/>
+      </w:r>
+      <w:r>
+        <w:rPr>
+          <w:rStyle w:val="VerbatimChar"/>
+        </w:rPr>
+        <w:t xml:space="preserve">  |                                                             |</w:t>
+      </w:r>
+      <w:r>
+        <w:br/>
+      </w:r>
+      <w:r>
+        <w:rPr>
+          <w:rStyle w:val="VerbatimChar"/>
+        </w:rPr>
+        <w:t xml:space="preserve">  |  Notes Summary                                              |</w:t>
+      </w:r>
+      <w:r>
+        <w:br/>
+      </w:r>
+      <w:r>
+        <w:rPr>
+          <w:rStyle w:val="VerbatimChar"/>
+        </w:rPr>
+        <w:t xml:space="preserve">  |  +-------------------------------------------------------+ |</w:t>
+      </w:r>
+      <w:r>
+        <w:br/>
+      </w:r>
+      <w:r>
+        <w:rPr>
+          <w:rStyle w:val="VerbatimChar"/>
+        </w:rPr>
+        <w:t xml:space="preserve">  |  | Correspondence File A                                  | |</w:t>
+      </w:r>
+      <w:r>
+        <w:br/>
+      </w:r>
+      <w:r>
+        <w:rPr>
+          <w:rStyle w:val="VerbatimChar"/>
+        </w:rPr>
+        <w:t xml:space="preserve">  |  | "Contains letters from 1952 relating to..."           | |</w:t>
+      </w:r>
+      <w:r>
+        <w:br/>
+      </w:r>
+      <w:r>
+        <w:rPr>
+          <w:rStyle w:val="VerbatimChar"/>
+        </w:rPr>
+        <w:t xml:space="preserve">  |  +-------------------------------------------------------+ |</w:t>
+      </w:r>
+      <w:r>
+        <w:br/>
+      </w:r>
+      <w:r>
+        <w:rPr>
+          <w:rStyle w:val="VerbatimChar"/>
+        </w:rPr>
+        <w:t xml:space="preserve">  |                                                             |</w:t>
+      </w:r>
+      <w:r>
+        <w:br/>
+      </w:r>
+      <w:r>
+        <w:rPr>
+          <w:rStyle w:val="VerbatimChar"/>
+        </w:rPr>
+        <w:t xml:space="preserve">  |  [ Export Changes (researcher-exchange.json) ]              |</w:t>
+      </w:r>
+      <w:r>
+        <w:br/>
+      </w:r>
+      <w:r>
+        <w:rPr>
+          <w:rStyle w:val="VerbatimChar"/>
+        </w:rPr>
+        <w:t xml:space="preserve">  +-----------------------------------------------------------+</w:t>
       </w:r>
     </w:p>
     <w:p>
@@ -4079,25 +5019,72 @@
         <w:pStyle w:val="FirstParagraph"/>
       </w:pPr>
       <w:r>
-        <w:t xml:space="preserve">Tokens support:</w:t>
-      </w:r>
-      <w:r>
-        <w:t xml:space="preserve"> </w:t>
-      </w:r>
-      <w:r>
-        <w:t xml:space="preserve">- Maximum download count (or unlimited)</w:t>
-      </w:r>
-      <w:r>
-        <w:t xml:space="preserve"> </w:t>
-      </w:r>
-      <w:r>
-        <w:t xml:space="preserve">- Expiry time (default 7 days)</w:t>
-      </w:r>
-      <w:r>
-        <w:t xml:space="preserve"> </w:t>
-      </w:r>
-      <w:r>
-        <w:t xml:space="preserve">- No login required for token-based downloads</w:t>
+        <w:t xml:space="preserve">When browsing descriptions in edit mode, each description has a</w:t>
+      </w:r>
+      <w:r>
+        <w:t xml:space="preserve"> </w:t>
+      </w:r>
+      <w:r>
+        <w:t xml:space="preserve">“</w:t>
+      </w:r>
+      <w:r>
+        <w:t xml:space="preserve">Research Notes</w:t>
+      </w:r>
+      <w:r>
+        <w:t xml:space="preserve">”</w:t>
+      </w:r>
+      <w:r>
+        <w:t xml:space="preserve"> </w:t>
+      </w:r>
+      <w:r>
+        <w:t xml:space="preserve">textarea at the bottom where you can add observations.</w:t>
+      </w:r>
+    </w:p>
+    <w:p>
+      <w:pPr>
+        <w:pStyle w:val="BodyText"/>
+      </w:pPr>
+      <w:r>
+        <w:t xml:space="preserve">The</w:t>
+      </w:r>
+      <w:r>
+        <w:t xml:space="preserve"> </w:t>
+      </w:r>
+      <w:r>
+        <w:t xml:space="preserve">“</w:t>
+      </w:r>
+      <w:r>
+        <w:t xml:space="preserve">Export Changes</w:t>
+      </w:r>
+      <w:r>
+        <w:t xml:space="preserve">”</w:t>
+      </w:r>
+      <w:r>
+        <w:t xml:space="preserve"> </w:t>
+      </w:r>
+      <w:r>
+        <w:t xml:space="preserve">button downloads a</w:t>
+      </w:r>
+      <w:r>
+        <w:t xml:space="preserve"> </w:t>
+      </w:r>
+      <w:r>
+        <w:rPr>
+          <w:rStyle w:val="VerbatimChar"/>
+        </w:rPr>
+        <w:t xml:space="preserve">researcher-exchange.json</w:t>
+      </w:r>
+      <w:r>
+        <w:t xml:space="preserve"> </w:t>
+      </w:r>
+      <w:r>
+        <w:t xml:space="preserve">file</w:t>
+      </w:r>
+      <w:r>
+        <w:t xml:space="preserve"> </w:t>
+      </w:r>
+      <w:r>
+        <w:t xml:space="preserve">that can be submitted to the archive for import via ahgResearcherPlugin.</w:t>
       </w:r>
     </w:p>
     <w:p>
@@ -4107,15 +5094,155 @@
         </w:pict>
       </w:r>
     </w:p>
-    <w:bookmarkEnd w:id="47"/>
-    <w:bookmarkEnd w:id="48"/>
-    <w:bookmarkStart w:id="50" w:name="export-retention-auto-cleanup"/>
+    <w:bookmarkEnd w:id="50"/>
+    <w:bookmarkEnd w:id="51"/>
+    <w:bookmarkStart w:id="53" w:name="sharing-exports"/>
     <w:p>
       <w:pPr>
         <w:pStyle w:val="Heading2"/>
       </w:pPr>
       <w:r>
-        <w:t xml:space="preserve">Export Retention &amp; Auto-Cleanup</w:t>
+        <w:t xml:space="preserve">Sharing Exports</w:t>
+      </w:r>
+    </w:p>
+    <w:bookmarkStart w:id="52" w:name="generate-a-download-token"/>
+    <w:p>
+      <w:pPr>
+        <w:pStyle w:val="Heading3"/>
+      </w:pPr>
+      <w:r>
+        <w:t xml:space="preserve">Generate a Download Token</w:t>
+      </w:r>
+    </w:p>
+    <w:p>
+      <w:pPr>
+        <w:pStyle w:val="SourceCode"/>
+      </w:pPr>
+      <w:r>
+        <w:rPr>
+          <w:rStyle w:val="VerbatimChar"/>
+        </w:rPr>
+        <w:t xml:space="preserve">  Past Exports table &gt; [Share Link] button</w:t>
+      </w:r>
+      <w:r>
+        <w:br/>
+      </w:r>
+      <w:r>
+        <w:br/>
+      </w:r>
+      <w:r>
+        <w:rPr>
+          <w:rStyle w:val="VerbatimChar"/>
+        </w:rPr>
+        <w:t xml:space="preserve">  +-----------------------------------+</w:t>
+      </w:r>
+      <w:r>
+        <w:br/>
+      </w:r>
+      <w:r>
+        <w:rPr>
+          <w:rStyle w:val="VerbatimChar"/>
+        </w:rPr>
+        <w:t xml:space="preserve">  |  Share Download Link              |</w:t>
+      </w:r>
+      <w:r>
+        <w:br/>
+      </w:r>
+      <w:r>
+        <w:rPr>
+          <w:rStyle w:val="VerbatimChar"/>
+        </w:rPr>
+        <w:t xml:space="preserve">  |                                    |</w:t>
+      </w:r>
+      <w:r>
+        <w:br/>
+      </w:r>
+      <w:r>
+        <w:rPr>
+          <w:rStyle w:val="VerbatimChar"/>
+        </w:rPr>
+        <w:t xml:space="preserve">  |  Max Downloads: [ 5  ]            |</w:t>
+      </w:r>
+      <w:r>
+        <w:br/>
+      </w:r>
+      <w:r>
+        <w:rPr>
+          <w:rStyle w:val="VerbatimChar"/>
+        </w:rPr>
+        <w:t xml:space="preserve">  |  Expires After: [ 168 ] hours     |</w:t>
+      </w:r>
+      <w:r>
+        <w:br/>
+      </w:r>
+      <w:r>
+        <w:rPr>
+          <w:rStyle w:val="VerbatimChar"/>
+        </w:rPr>
+        <w:t xml:space="preserve">  |                                    |</w:t>
+      </w:r>
+      <w:r>
+        <w:br/>
+      </w:r>
+      <w:r>
+        <w:rPr>
+          <w:rStyle w:val="VerbatimChar"/>
+        </w:rPr>
+        <w:t xml:space="preserve">  |  [ Generate Link ]                |</w:t>
+      </w:r>
+      <w:r>
+        <w:br/>
+      </w:r>
+      <w:r>
+        <w:rPr>
+          <w:rStyle w:val="VerbatimChar"/>
+        </w:rPr>
+        <w:t xml:space="preserve">  |                                    |</w:t>
+      </w:r>
+      <w:r>
+        <w:br/>
+      </w:r>
+      <w:r>
+        <w:rPr>
+          <w:rStyle w:val="VerbatimChar"/>
+        </w:rPr>
+        <w:t xml:space="preserve">  |  Share URL:                        |</w:t>
+      </w:r>
+      <w:r>
+        <w:br/>
+      </w:r>
+      <w:r>
+        <w:rPr>
+          <w:rStyle w:val="VerbatimChar"/>
+        </w:rPr>
+        <w:t xml:space="preserve">  |  https://psis.theahg.co.za/       |</w:t>
+      </w:r>
+      <w:r>
+        <w:br/>
+      </w:r>
+      <w:r>
+        <w:rPr>
+          <w:rStyle w:val="VerbatimChar"/>
+        </w:rPr>
+        <w:t xml:space="preserve">  |  portable-export/download?         |</w:t>
+      </w:r>
+      <w:r>
+        <w:br/>
+      </w:r>
+      <w:r>
+        <w:rPr>
+          <w:rStyle w:val="VerbatimChar"/>
+        </w:rPr>
+        <w:t xml:space="preserve">  |  token=abc123...  [Copy]          |</w:t>
+      </w:r>
+      <w:r>
+        <w:br/>
+      </w:r>
+      <w:r>
+        <w:rPr>
+          <w:rStyle w:val="VerbatimChar"/>
+        </w:rPr>
+        <w:t xml:space="preserve">  +-----------------------------------+</w:t>
       </w:r>
     </w:p>
     <w:p>
@@ -4123,228 +5250,25 @@
         <w:pStyle w:val="FirstParagraph"/>
       </w:pPr>
       <w:r>
-        <w:t xml:space="preserve">Exports are automatically assigned an expiry date based on the retention period setting (default: 30 days). The</w:t>
-      </w:r>
-      <w:r>
-        <w:t xml:space="preserve"> </w:t>
-      </w:r>
-      <w:r>
-        <w:t xml:space="preserve">“</w:t>
-      </w:r>
-      <w:r>
-        <w:t xml:space="preserve">Expires</w:t>
-      </w:r>
-      <w:r>
-        <w:t xml:space="preserve">”</w:t>
-      </w:r>
-      <w:r>
-        <w:t xml:space="preserve"> </w:t>
-      </w:r>
-      <w:r>
-        <w:t xml:space="preserve">column in the Past Exports table shows when each export will be eligible for deletion.</w:t>
-      </w:r>
-    </w:p>
-    <w:bookmarkStart w:id="49" w:name="automatic-cleanup"/>
-    <w:p>
-      <w:pPr>
-        <w:pStyle w:val="Heading3"/>
-      </w:pPr>
-      <w:r>
-        <w:t xml:space="preserve">Automatic Cleanup</w:t>
-      </w:r>
-    </w:p>
-    <w:p>
-      <w:pPr>
-        <w:pStyle w:val="FirstParagraph"/>
-      </w:pPr>
-      <w:r>
-        <w:t xml:space="preserve">Run the cleanup command periodically (e.g., via cron) to delete expired exports:</w:t>
-      </w:r>
-    </w:p>
-    <w:p>
-      <w:pPr>
-        <w:pStyle w:val="SourceCode"/>
-      </w:pPr>
-      <w:r>
-        <w:rPr>
-          <w:rStyle w:val="CommentTok"/>
-        </w:rPr>
-        <w:t xml:space="preserve"># Add to crontab — runs daily at 2am</w:t>
-      </w:r>
-      <w:r>
-        <w:br/>
-      </w:r>
-      <w:r>
-        <w:rPr>
-          <w:rStyle w:val="ExtensionTok"/>
-        </w:rPr>
-        <w:t xml:space="preserve">0</w:t>
-      </w:r>
-      <w:r>
-        <w:rPr>
-          <w:rStyle w:val="NormalTok"/>
-        </w:rPr>
-        <w:t xml:space="preserve"> 2 </w:t>
-      </w:r>
-      <w:r>
-        <w:rPr>
-          <w:rStyle w:val="PreprocessorTok"/>
-        </w:rPr>
-        <w:t xml:space="preserve">*</w:t>
-      </w:r>
-      <w:r>
-        <w:rPr>
-          <w:rStyle w:val="NormalTok"/>
-        </w:rPr>
-        <w:t xml:space="preserve"> </w:t>
-      </w:r>
-      <w:r>
-        <w:rPr>
-          <w:rStyle w:val="PreprocessorTok"/>
-        </w:rPr>
-        <w:t xml:space="preserve">*</w:t>
-      </w:r>
-      <w:r>
-        <w:rPr>
-          <w:rStyle w:val="NormalTok"/>
-        </w:rPr>
-        <w:t xml:space="preserve"> </w:t>
-      </w:r>
-      <w:r>
-        <w:rPr>
-          <w:rStyle w:val="PreprocessorTok"/>
-        </w:rPr>
-        <w:t xml:space="preserve">*</w:t>
-      </w:r>
-      <w:r>
-        <w:rPr>
-          <w:rStyle w:val="NormalTok"/>
-        </w:rPr>
-        <w:t xml:space="preserve"> cd /usr/share/nginx/archive </w:t>
-      </w:r>
-      <w:r>
-        <w:rPr>
-          <w:rStyle w:val="KeywordTok"/>
-        </w:rPr>
-        <w:t xml:space="preserve">&amp;&amp;</w:t>
-      </w:r>
-      <w:r>
-        <w:rPr>
-          <w:rStyle w:val="NormalTok"/>
-        </w:rPr>
-        <w:t xml:space="preserve"> </w:t>
-      </w:r>
-      <w:r>
-        <w:rPr>
-          <w:rStyle w:val="ExtensionTok"/>
-        </w:rPr>
-        <w:t xml:space="preserve">php</w:t>
-      </w:r>
-      <w:r>
-        <w:rPr>
-          <w:rStyle w:val="NormalTok"/>
-        </w:rPr>
-        <w:t xml:space="preserve"> symfony portable:cleanup </w:t>
-      </w:r>
-      <w:r>
-        <w:rPr>
-          <w:rStyle w:val="OperatorTok"/>
-        </w:rPr>
-        <w:t xml:space="preserve">&gt;&gt;</w:t>
-      </w:r>
-      <w:r>
-        <w:rPr>
-          <w:rStyle w:val="NormalTok"/>
-        </w:rPr>
-        <w:t xml:space="preserve"> /var/log/portable-cleanup.log </w:t>
-      </w:r>
-      <w:r>
-        <w:rPr>
-          <w:rStyle w:val="DecValTok"/>
-        </w:rPr>
-        <w:t xml:space="preserve">2</w:t>
-      </w:r>
-      <w:r>
-        <w:rPr>
-          <w:rStyle w:val="OperatorTok"/>
-        </w:rPr>
-        <w:t xml:space="preserve">&gt;&amp;</w:t>
-      </w:r>
-      <w:r>
-        <w:rPr>
-          <w:rStyle w:val="DecValTok"/>
-        </w:rPr>
-        <w:t xml:space="preserve">1</w:t>
-      </w:r>
-    </w:p>
-    <w:p>
-      <w:pPr>
-        <w:pStyle w:val="FirstParagraph"/>
-      </w:pPr>
-      <w:r>
-        <w:t xml:space="preserve">The cleanup task:</w:t>
-      </w:r>
-      <w:r>
-        <w:t xml:space="preserve"> </w:t>
-      </w:r>
-      <w:r>
-        <w:t xml:space="preserve">1. Finds exports where</w:t>
-      </w:r>
-      <w:r>
-        <w:t xml:space="preserve"> </w:t>
-      </w:r>
-      <w:r>
-        <w:rPr>
-          <w:rStyle w:val="VerbatimChar"/>
-        </w:rPr>
-        <w:t xml:space="preserve">expires_at</w:t>
-      </w:r>
-      <w:r>
-        <w:t xml:space="preserve"> </w:t>
-      </w:r>
-      <w:r>
-        <w:t xml:space="preserve">has passed</w:t>
-      </w:r>
-      <w:r>
-        <w:t xml:space="preserve"> </w:t>
-      </w:r>
-      <w:r>
-        <w:t xml:space="preserve">2. Finds completed/failed exports older than the retention period</w:t>
-      </w:r>
-      <w:r>
-        <w:t xml:space="preserve"> </w:t>
-      </w:r>
-      <w:r>
-        <w:t xml:space="preserve">3. Deletes the ZIP file, output directory, and database records</w:t>
-      </w:r>
-      <w:r>
-        <w:t xml:space="preserve"> </w:t>
-      </w:r>
-      <w:r>
-        <w:t xml:space="preserve">4. Logs what was deleted</w:t>
-      </w:r>
-    </w:p>
-    <w:p>
-      <w:pPr>
-        <w:pStyle w:val="BodyText"/>
-      </w:pPr>
-      <w:r>
-        <w:t xml:space="preserve">Use</w:t>
-      </w:r>
-      <w:r>
-        <w:t xml:space="preserve"> </w:t>
-      </w:r>
-      <w:r>
-        <w:rPr>
-          <w:rStyle w:val="VerbatimChar"/>
-        </w:rPr>
-        <w:t xml:space="preserve">--dry-run</w:t>
-      </w:r>
-      <w:r>
-        <w:t xml:space="preserve"> </w:t>
-      </w:r>
-      <w:r>
-        <w:t xml:space="preserve">to preview without deleting.</w:t>
+        <w:t xml:space="preserve">Tokens support:</w:t>
+      </w:r>
+      <w:r>
+        <w:t xml:space="preserve"> </w:t>
+      </w:r>
+      <w:r>
+        <w:t xml:space="preserve">- Maximum download count (or unlimited)</w:t>
+      </w:r>
+      <w:r>
+        <w:t xml:space="preserve"> </w:t>
+      </w:r>
+      <w:r>
+        <w:t xml:space="preserve">- Expiry time (default 7 days)</w:t>
+      </w:r>
+      <w:r>
+        <w:t xml:space="preserve"> </w:t>
+      </w:r>
+      <w:r>
+        <w:t xml:space="preserve">- No login required for token-based downloads</w:t>
       </w:r>
     </w:p>
     <w:p>
@@ -4354,15 +5278,58 @@
         </w:pict>
       </w:r>
     </w:p>
-    <w:bookmarkEnd w:id="49"/>
-    <w:bookmarkEnd w:id="50"/>
-    <w:bookmarkStart w:id="51" w:name="output-structure"/>
+    <w:bookmarkEnd w:id="52"/>
+    <w:bookmarkEnd w:id="53"/>
+    <w:bookmarkStart w:id="55" w:name="export-retention-auto-cleanup"/>
     <w:p>
       <w:pPr>
         <w:pStyle w:val="Heading2"/>
       </w:pPr>
       <w:r>
-        <w:t xml:space="preserve">Output Structure</w:t>
+        <w:t xml:space="preserve">Export Retention &amp; Auto-Cleanup</w:t>
+      </w:r>
+    </w:p>
+    <w:p>
+      <w:pPr>
+        <w:pStyle w:val="FirstParagraph"/>
+      </w:pPr>
+      <w:r>
+        <w:t xml:space="preserve">Exports are automatically assigned an expiry date based on the retention period setting (default: 30 days). The</w:t>
+      </w:r>
+      <w:r>
+        <w:t xml:space="preserve"> </w:t>
+      </w:r>
+      <w:r>
+        <w:t xml:space="preserve">“</w:t>
+      </w:r>
+      <w:r>
+        <w:t xml:space="preserve">Expires</w:t>
+      </w:r>
+      <w:r>
+        <w:t xml:space="preserve">”</w:t>
+      </w:r>
+      <w:r>
+        <w:t xml:space="preserve"> </w:t>
+      </w:r>
+      <w:r>
+        <w:t xml:space="preserve">column in the Past Exports table shows when each export will be eligible for deletion.</w:t>
+      </w:r>
+    </w:p>
+    <w:bookmarkStart w:id="54" w:name="automatic-cleanup"/>
+    <w:p>
+      <w:pPr>
+        <w:pStyle w:val="Heading3"/>
+      </w:pPr>
+      <w:r>
+        <w:t xml:space="preserve">Automatic Cleanup</w:t>
+      </w:r>
+    </w:p>
+    <w:p>
+      <w:pPr>
+        <w:pStyle w:val="FirstParagraph"/>
+      </w:pPr>
+      <w:r>
+        <w:t xml:space="preserve">Run the cleanup command periodically (e.g., via cron) to delete expired exports:</w:t>
       </w:r>
     </w:p>
     <w:p>
@@ -4371,234 +5338,184 @@
       </w:pPr>
       <w:r>
         <w:rPr>
-          <w:rStyle w:val="VerbatimChar"/>
-        </w:rPr>
-        <w:t xml:space="preserve">  portable-export.zip</w:t>
-      </w:r>
-      <w:r>
-        <w:br/>
-      </w:r>
-      <w:r>
-        <w:rPr>
-          <w:rStyle w:val="VerbatimChar"/>
-        </w:rPr>
-        <w:t xml:space="preserve">  |</w:t>
-      </w:r>
-      <w:r>
-        <w:br/>
-      </w:r>
-      <w:r>
-        <w:rPr>
-          <w:rStyle w:val="VerbatimChar"/>
-        </w:rPr>
-        <w:t xml:space="preserve">  +-- index.html              &lt;- Open this in a browser</w:t>
-      </w:r>
-      <w:r>
-        <w:br/>
-      </w:r>
-      <w:r>
-        <w:rPr>
-          <w:rStyle w:val="VerbatimChar"/>
-        </w:rPr>
-        <w:t xml:space="preserve">  +-- assets/</w:t>
-      </w:r>
-      <w:r>
-        <w:br/>
-      </w:r>
-      <w:r>
-        <w:rPr>
-          <w:rStyle w:val="VerbatimChar"/>
-        </w:rPr>
-        <w:t xml:space="preserve">  |   +-- css/viewer.css</w:t>
-      </w:r>
-      <w:r>
-        <w:br/>
-      </w:r>
-      <w:r>
-        <w:rPr>
-          <w:rStyle w:val="VerbatimChar"/>
-        </w:rPr>
-        <w:t xml:space="preserve">  |   +-- js/app.js</w:t>
-      </w:r>
-      <w:r>
-        <w:br/>
-      </w:r>
-      <w:r>
-        <w:rPr>
-          <w:rStyle w:val="VerbatimChar"/>
-        </w:rPr>
-        <w:t xml:space="preserve">  |   +-- js/search.js</w:t>
-      </w:r>
-      <w:r>
-        <w:br/>
-      </w:r>
-      <w:r>
-        <w:rPr>
-          <w:rStyle w:val="VerbatimChar"/>
-        </w:rPr>
-        <w:t xml:space="preserve">  |   +-- js/tree.js</w:t>
-      </w:r>
-      <w:r>
-        <w:br/>
-      </w:r>
-      <w:r>
-        <w:rPr>
-          <w:rStyle w:val="VerbatimChar"/>
-        </w:rPr>
-        <w:t xml:space="preserve">  |   +-- js/import.js         &lt;- Edit mode only</w:t>
-      </w:r>
-      <w:r>
-        <w:br/>
-      </w:r>
-      <w:r>
-        <w:rPr>
-          <w:rStyle w:val="VerbatimChar"/>
-        </w:rPr>
-        <w:t xml:space="preserve">  |   +-- lib/</w:t>
-      </w:r>
-      <w:r>
-        <w:br/>
-      </w:r>
-      <w:r>
-        <w:rPr>
-          <w:rStyle w:val="VerbatimChar"/>
-        </w:rPr>
-        <w:t xml:space="preserve">  |       +-- bootstrap.bundle.min.js</w:t>
-      </w:r>
-      <w:r>
-        <w:br/>
-      </w:r>
-      <w:r>
-        <w:rPr>
-          <w:rStyle w:val="VerbatimChar"/>
-        </w:rPr>
-        <w:t xml:space="preserve">  |       +-- bootstrap.min.css</w:t>
-      </w:r>
-      <w:r>
-        <w:br/>
-      </w:r>
-      <w:r>
-        <w:rPr>
-          <w:rStyle w:val="VerbatimChar"/>
-        </w:rPr>
-        <w:t xml:space="preserve">  |       +-- bootstrap-icons.min.css</w:t>
-      </w:r>
-      <w:r>
-        <w:br/>
-      </w:r>
-      <w:r>
-        <w:rPr>
-          <w:rStyle w:val="VerbatimChar"/>
-        </w:rPr>
-        <w:t xml:space="preserve">  |       +-- flexsearch.min.js</w:t>
-      </w:r>
-      <w:r>
-        <w:br/>
-      </w:r>
-      <w:r>
-        <w:rPr>
-          <w:rStyle w:val="VerbatimChar"/>
-        </w:rPr>
-        <w:t xml:space="preserve">  |       +-- fonts/</w:t>
-      </w:r>
-      <w:r>
-        <w:br/>
-      </w:r>
-      <w:r>
-        <w:rPr>
-          <w:rStyle w:val="VerbatimChar"/>
-        </w:rPr>
-        <w:t xml:space="preserve">  +-- data/</w:t>
-      </w:r>
-      <w:r>
-        <w:br/>
-      </w:r>
-      <w:r>
-        <w:rPr>
-          <w:rStyle w:val="VerbatimChar"/>
-        </w:rPr>
-        <w:t xml:space="preserve">  |   +-- catalogue.json       &lt;- All descriptions</w:t>
-      </w:r>
-      <w:r>
-        <w:br/>
-      </w:r>
-      <w:r>
-        <w:rPr>
-          <w:rStyle w:val="VerbatimChar"/>
-        </w:rPr>
-        <w:t xml:space="preserve">  |   +-- search-index.json    &lt;- Pre-built search index</w:t>
-      </w:r>
-      <w:r>
-        <w:br/>
-      </w:r>
-      <w:r>
-        <w:rPr>
-          <w:rStyle w:val="VerbatimChar"/>
-        </w:rPr>
-        <w:t xml:space="preserve">  |   +-- taxonomies.json      &lt;- Subjects, places, genres</w:t>
-      </w:r>
-      <w:r>
-        <w:br/>
-      </w:r>
-      <w:r>
-        <w:rPr>
-          <w:rStyle w:val="VerbatimChar"/>
-        </w:rPr>
-        <w:t xml:space="preserve">  |   +-- config.json          &lt;- Viewer settings</w:t>
-      </w:r>
-      <w:r>
-        <w:br/>
-      </w:r>
-      <w:r>
-        <w:rPr>
-          <w:rStyle w:val="VerbatimChar"/>
-        </w:rPr>
-        <w:t xml:space="preserve">  |   +-- manifest.json        &lt;- File checksums</w:t>
-      </w:r>
-      <w:r>
-        <w:br/>
-      </w:r>
-      <w:r>
-        <w:rPr>
-          <w:rStyle w:val="VerbatimChar"/>
-        </w:rPr>
-        <w:t xml:space="preserve">  +-- objects/</w:t>
-      </w:r>
-      <w:r>
-        <w:br/>
-      </w:r>
-      <w:r>
-        <w:rPr>
-          <w:rStyle w:val="VerbatimChar"/>
-        </w:rPr>
-        <w:t xml:space="preserve">      +-- thumb/               &lt;- Thumbnail images</w:t>
-      </w:r>
-      <w:r>
-        <w:br/>
-      </w:r>
-      <w:r>
-        <w:rPr>
-          <w:rStyle w:val="VerbatimChar"/>
-        </w:rPr>
-        <w:t xml:space="preserve">      +-- ref/                 &lt;- Reference images</w:t>
-      </w:r>
-      <w:r>
-        <w:br/>
-      </w:r>
-      <w:r>
-        <w:rPr>
-          <w:rStyle w:val="VerbatimChar"/>
-        </w:rPr>
-        <w:t xml:space="preserve">      +-- pdf/                 &lt;- PDF access copies</w:t>
-      </w:r>
-      <w:r>
-        <w:br/>
-      </w:r>
-      <w:r>
-        <w:rPr>
-          <w:rStyle w:val="VerbatimChar"/>
-        </w:rPr>
-        <w:t xml:space="preserve">      +-- master/              &lt;- Master files (if included)</w:t>
+          <w:rStyle w:val="CommentTok"/>
+        </w:rPr>
+        <w:t xml:space="preserve"># Add to crontab — runs daily at 2am</w:t>
+      </w:r>
+      <w:r>
+        <w:br/>
+      </w:r>
+      <w:r>
+        <w:rPr>
+          <w:rStyle w:val="ExtensionTok"/>
+        </w:rPr>
+        <w:t xml:space="preserve">0</w:t>
+      </w:r>
+      <w:r>
+        <w:rPr>
+          <w:rStyle w:val="NormalTok"/>
+        </w:rPr>
+        <w:t xml:space="preserve"> 2 </w:t>
+      </w:r>
+      <w:r>
+        <w:rPr>
+          <w:rStyle w:val="PreprocessorTok"/>
+        </w:rPr>
+        <w:t xml:space="preserve">*</w:t>
+      </w:r>
+      <w:r>
+        <w:rPr>
+          <w:rStyle w:val="NormalTok"/>
+        </w:rPr>
+        <w:t xml:space="preserve"> </w:t>
+      </w:r>
+      <w:r>
+        <w:rPr>
+          <w:rStyle w:val="PreprocessorTok"/>
+        </w:rPr>
+        <w:t xml:space="preserve">*</w:t>
+      </w:r>
+      <w:r>
+        <w:rPr>
+          <w:rStyle w:val="NormalTok"/>
+        </w:rPr>
+        <w:t xml:space="preserve"> </w:t>
+      </w:r>
+      <w:r>
+        <w:rPr>
+          <w:rStyle w:val="PreprocessorTok"/>
+        </w:rPr>
+        <w:t xml:space="preserve">*</w:t>
+      </w:r>
+      <w:r>
+        <w:rPr>
+          <w:rStyle w:val="NormalTok"/>
+        </w:rPr>
+        <w:t xml:space="preserve"> cd /usr/share/nginx/archive </w:t>
+      </w:r>
+      <w:r>
+        <w:rPr>
+          <w:rStyle w:val="KeywordTok"/>
+        </w:rPr>
+        <w:t xml:space="preserve">&amp;&amp;</w:t>
+      </w:r>
+      <w:r>
+        <w:rPr>
+          <w:rStyle w:val="NormalTok"/>
+        </w:rPr>
+        <w:t xml:space="preserve"> </w:t>
+      </w:r>
+      <w:r>
+        <w:rPr>
+          <w:rStyle w:val="ExtensionTok"/>
+        </w:rPr>
+        <w:t xml:space="preserve">php</w:t>
+      </w:r>
+      <w:r>
+        <w:rPr>
+          <w:rStyle w:val="NormalTok"/>
+        </w:rPr>
+        <w:t xml:space="preserve"> symfony portable:cleanup </w:t>
+      </w:r>
+      <w:r>
+        <w:rPr>
+          <w:rStyle w:val="OperatorTok"/>
+        </w:rPr>
+        <w:t xml:space="preserve">&gt;&gt;</w:t>
+      </w:r>
+      <w:r>
+        <w:rPr>
+          <w:rStyle w:val="NormalTok"/>
+        </w:rPr>
+        <w:t xml:space="preserve"> /var/log/portable-cleanup.log </w:t>
+      </w:r>
+      <w:r>
+        <w:rPr>
+          <w:rStyle w:val="DecValTok"/>
+        </w:rPr>
+        <w:t xml:space="preserve">2</w:t>
+      </w:r>
+      <w:r>
+        <w:rPr>
+          <w:rStyle w:val="OperatorTok"/>
+        </w:rPr>
+        <w:t xml:space="preserve">&gt;&amp;</w:t>
+      </w:r>
+      <w:r>
+        <w:rPr>
+          <w:rStyle w:val="DecValTok"/>
+        </w:rPr>
+        <w:t xml:space="preserve">1</w:t>
+      </w:r>
+    </w:p>
+    <w:p>
+      <w:pPr>
+        <w:pStyle w:val="FirstParagraph"/>
+      </w:pPr>
+      <w:r>
+        <w:t xml:space="preserve">The cleanup task:</w:t>
+      </w:r>
+      <w:r>
+        <w:t xml:space="preserve"> </w:t>
+      </w:r>
+      <w:r>
+        <w:t xml:space="preserve">1. Finds exports where</w:t>
+      </w:r>
+      <w:r>
+        <w:t xml:space="preserve"> </w:t>
+      </w:r>
+      <w:r>
+        <w:rPr>
+          <w:rStyle w:val="VerbatimChar"/>
+        </w:rPr>
+        <w:t xml:space="preserve">expires_at</w:t>
+      </w:r>
+      <w:r>
+        <w:t xml:space="preserve"> </w:t>
+      </w:r>
+      <w:r>
+        <w:t xml:space="preserve">has passed</w:t>
+      </w:r>
+      <w:r>
+        <w:t xml:space="preserve"> </w:t>
+      </w:r>
+      <w:r>
+        <w:t xml:space="preserve">2. Finds completed/failed exports older than the retention period</w:t>
+      </w:r>
+      <w:r>
+        <w:t xml:space="preserve"> </w:t>
+      </w:r>
+      <w:r>
+        <w:t xml:space="preserve">3. Deletes the ZIP file, output directory, and database records</w:t>
+      </w:r>
+      <w:r>
+        <w:t xml:space="preserve"> </w:t>
+      </w:r>
+      <w:r>
+        <w:t xml:space="preserve">4. Logs what was deleted</w:t>
+      </w:r>
+    </w:p>
+    <w:p>
+      <w:pPr>
+        <w:pStyle w:val="BodyText"/>
+      </w:pPr>
+      <w:r>
+        <w:t xml:space="preserve">Use</w:t>
+      </w:r>
+      <w:r>
+        <w:t xml:space="preserve"> </w:t>
+      </w:r>
+      <w:r>
+        <w:rPr>
+          <w:rStyle w:val="VerbatimChar"/>
+        </w:rPr>
+        <w:t xml:space="preserve">--dry-run</w:t>
+      </w:r>
+      <w:r>
+        <w:t xml:space="preserve"> </w:t>
+      </w:r>
+      <w:r>
+        <w:t xml:space="preserve">to preview without deleting.</w:t>
       </w:r>
     </w:p>
     <w:p>
@@ -4608,23 +5525,15 @@
         </w:pict>
       </w:r>
     </w:p>
-    <w:bookmarkEnd w:id="51"/>
-    <w:bookmarkStart w:id="58" w:name="use-cases"/>
+    <w:bookmarkEnd w:id="54"/>
+    <w:bookmarkEnd w:id="55"/>
+    <w:bookmarkStart w:id="56" w:name="output-structure"/>
     <w:p>
       <w:pPr>
         <w:pStyle w:val="Heading2"/>
       </w:pPr>
       <w:r>
-        <w:t xml:space="preserve">Use Cases</w:t>
-      </w:r>
-    </w:p>
-    <w:bookmarkStart w:id="52" w:name="delivering-to-clients"/>
-    <w:p>
-      <w:pPr>
-        <w:pStyle w:val="Heading3"/>
-      </w:pPr>
-      <w:r>
-        <w:t xml:space="preserve">Delivering to Clients</w:t>
+        <w:t xml:space="preserve">Output Structure</w:t>
       </w:r>
     </w:p>
     <w:p>
@@ -4635,265 +5544,241 @@
         <w:rPr>
           <w:rStyle w:val="VerbatimChar"/>
         </w:rPr>
-        <w:t xml:space="preserve">  Archive creates export (scope=fonds for client's collection)</w:t>
-      </w:r>
-      <w:r>
-        <w:br/>
-      </w:r>
-      <w:r>
-        <w:rPr>
-          <w:rStyle w:val="VerbatimChar"/>
-        </w:rPr>
-        <w:t xml:space="preserve">  -&gt; Burns to CD or copies to USB</w:t>
-      </w:r>
-      <w:r>
-        <w:br/>
-      </w:r>
-      <w:r>
-        <w:rPr>
-          <w:rStyle w:val="VerbatimChar"/>
-        </w:rPr>
-        <w:t xml:space="preserve">  -&gt; Client opens index.html in browser</w:t>
-      </w:r>
-      <w:r>
-        <w:br/>
-      </w:r>
-      <w:r>
-        <w:rPr>
-          <w:rStyle w:val="VerbatimChar"/>
-        </w:rPr>
-        <w:t xml:space="preserve">  -&gt; Full offline access to their collection</w:t>
-      </w:r>
-    </w:p>
-    <w:bookmarkEnd w:id="52"/>
-    <w:bookmarkStart w:id="53" w:name="exhibition-kiosk"/>
-    <w:p>
-      <w:pPr>
-        <w:pStyle w:val="Heading3"/>
-      </w:pPr>
-      <w:r>
-        <w:t xml:space="preserve">Exhibition Kiosk</w:t>
-      </w:r>
-    </w:p>
-    <w:p>
-      <w:pPr>
-        <w:pStyle w:val="SourceCode"/>
-      </w:pPr>
-      <w:r>
-        <w:rPr>
-          <w:rStyle w:val="VerbatimChar"/>
-        </w:rPr>
-        <w:t xml:space="preserve">  Export with scope=repository, read-only mode</w:t>
-      </w:r>
-      <w:r>
-        <w:br/>
-      </w:r>
-      <w:r>
-        <w:rPr>
-          <w:rStyle w:val="VerbatimChar"/>
-        </w:rPr>
-        <w:t xml:space="preserve">  -&gt; Load onto kiosk computer</w:t>
-      </w:r>
-      <w:r>
-        <w:br/>
-      </w:r>
-      <w:r>
-        <w:rPr>
-          <w:rStyle w:val="VerbatimChar"/>
-        </w:rPr>
-        <w:t xml:space="preserve">  -&gt; Visitors browse collection without internet</w:t>
-      </w:r>
-    </w:p>
-    <w:bookmarkEnd w:id="53"/>
-    <w:bookmarkStart w:id="54" w:name="researcher-field-work"/>
-    <w:p>
-      <w:pPr>
-        <w:pStyle w:val="Heading3"/>
-      </w:pPr>
-      <w:r>
-        <w:t xml:space="preserve">Researcher Field Work</w:t>
-      </w:r>
-    </w:p>
-    <w:p>
-      <w:pPr>
-        <w:pStyle w:val="SourceCode"/>
-      </w:pPr>
-      <w:r>
-        <w:rPr>
-          <w:rStyle w:val="VerbatimChar"/>
-        </w:rPr>
-        <w:t xml:space="preserve">  Export with editable mode enabled</w:t>
-      </w:r>
-      <w:r>
-        <w:br/>
-      </w:r>
-      <w:r>
-        <w:rPr>
-          <w:rStyle w:val="VerbatimChar"/>
-        </w:rPr>
-        <w:t xml:space="preserve">  -&gt; Researcher takes USB to field location</w:t>
-      </w:r>
-      <w:r>
-        <w:br/>
-      </w:r>
-      <w:r>
-        <w:rPr>
-          <w:rStyle w:val="VerbatimChar"/>
-        </w:rPr>
-        <w:t xml:space="preserve">  -&gt; Browses catalogue, adds notes to descriptions</w:t>
-      </w:r>
-      <w:r>
-        <w:br/>
-      </w:r>
-      <w:r>
-        <w:rPr>
-          <w:rStyle w:val="VerbatimChar"/>
-        </w:rPr>
-        <w:t xml:space="preserve">  -&gt; Imports photos from field work</w:t>
-      </w:r>
-      <w:r>
-        <w:br/>
-      </w:r>
-      <w:r>
-        <w:rPr>
-          <w:rStyle w:val="VerbatimChar"/>
-        </w:rPr>
-        <w:t xml:space="preserve">  -&gt; Exports researcher-exchange.json</w:t>
-      </w:r>
-      <w:r>
-        <w:br/>
-      </w:r>
-      <w:r>
-        <w:rPr>
-          <w:rStyle w:val="VerbatimChar"/>
-        </w:rPr>
-        <w:t xml:space="preserve">  -&gt; Submits back to archive via ahgResearcherPlugin</w:t>
-      </w:r>
-    </w:p>
-    <w:bookmarkEnd w:id="54"/>
-    <w:bookmarkStart w:id="55" w:name="disaster-recovery-copy"/>
-    <w:p>
-      <w:pPr>
-        <w:pStyle w:val="Heading3"/>
-      </w:pPr>
-      <w:r>
-        <w:t xml:space="preserve">Disaster Recovery Copy</w:t>
-      </w:r>
-    </w:p>
-    <w:p>
-      <w:pPr>
-        <w:pStyle w:val="SourceCode"/>
-      </w:pPr>
-      <w:r>
-        <w:rPr>
-          <w:rStyle w:val="VerbatimChar"/>
-        </w:rPr>
-        <w:t xml:space="preserve">  Full catalogue export (scope=all, include masters)</w:t>
-      </w:r>
-      <w:r>
-        <w:br/>
-      </w:r>
-      <w:r>
-        <w:rPr>
-          <w:rStyle w:val="VerbatimChar"/>
-        </w:rPr>
-        <w:t xml:space="preserve">  -&gt; Store on external drive in secure location</w:t>
-      </w:r>
-      <w:r>
-        <w:br/>
-      </w:r>
-      <w:r>
-        <w:rPr>
-          <w:rStyle w:val="VerbatimChar"/>
-        </w:rPr>
-        <w:t xml:space="preserve">  -&gt; Complete offline reference copy of all holdings</w:t>
-      </w:r>
-    </w:p>
-    <w:bookmarkEnd w:id="55"/>
-    <w:bookmarkStart w:id="56" w:name="narssa-handover"/>
-    <w:p>
-      <w:pPr>
-        <w:pStyle w:val="Heading3"/>
-      </w:pPr>
-      <w:r>
-        <w:t xml:space="preserve">NARSSA Handover</w:t>
-      </w:r>
-    </w:p>
-    <w:p>
-      <w:pPr>
-        <w:pStyle w:val="SourceCode"/>
-      </w:pPr>
-      <w:r>
-        <w:rPr>
-          <w:rStyle w:val="VerbatimChar"/>
-        </w:rPr>
-        <w:t xml:space="preserve">  Export specific repository holdings</w:t>
-      </w:r>
-      <w:r>
-        <w:br/>
-      </w:r>
-      <w:r>
-        <w:rPr>
-          <w:rStyle w:val="VerbatimChar"/>
-        </w:rPr>
-        <w:t xml:space="preserve">  -&gt; Include all metadata and reference images</w:t>
-      </w:r>
-      <w:r>
-        <w:br/>
-      </w:r>
-      <w:r>
-        <w:rPr>
-          <w:rStyle w:val="VerbatimChar"/>
-        </w:rPr>
-        <w:t xml:space="preserve">  -&gt; Provide as self-contained package to NARSSA</w:t>
-      </w:r>
-    </w:p>
-    <w:bookmarkEnd w:id="56"/>
-    <w:bookmarkStart w:id="57" w:name="clipboard-based-delivery"/>
-    <w:p>
-      <w:pPr>
-        <w:pStyle w:val="Heading3"/>
-      </w:pPr>
-      <w:r>
-        <w:t xml:space="preserve">Clipboard-Based Delivery</w:t>
-      </w:r>
-    </w:p>
-    <w:p>
-      <w:pPr>
-        <w:pStyle w:val="SourceCode"/>
-      </w:pPr>
-      <w:r>
-        <w:rPr>
-          <w:rStyle w:val="VerbatimChar"/>
-        </w:rPr>
-        <w:t xml:space="preserve">  Researcher adds specific items to clipboard</w:t>
-      </w:r>
-      <w:r>
-        <w:br/>
-      </w:r>
-      <w:r>
-        <w:rPr>
-          <w:rStyle w:val="VerbatimChar"/>
-        </w:rPr>
-        <w:t xml:space="preserve">  -&gt; Clipboard &gt; Export &gt; Portable Catalogue</w:t>
-      </w:r>
-      <w:r>
-        <w:br/>
-      </w:r>
-      <w:r>
-        <w:rPr>
-          <w:rStyle w:val="VerbatimChar"/>
-        </w:rPr>
-        <w:t xml:space="preserve">  -&gt; Only selected items + descendants exported</w:t>
-      </w:r>
-      <w:r>
-        <w:br/>
-      </w:r>
-      <w:r>
-        <w:rPr>
-          <w:rStyle w:val="VerbatimChar"/>
-        </w:rPr>
-        <w:t xml:space="preserve">  -&gt; Lightweight, targeted delivery</w:t>
+        <w:t xml:space="preserve">  portable-export.zip</w:t>
+      </w:r>
+      <w:r>
+        <w:br/>
+      </w:r>
+      <w:r>
+        <w:rPr>
+          <w:rStyle w:val="VerbatimChar"/>
+        </w:rPr>
+        <w:t xml:space="preserve">  |</w:t>
+      </w:r>
+      <w:r>
+        <w:br/>
+      </w:r>
+      <w:r>
+        <w:rPr>
+          <w:rStyle w:val="VerbatimChar"/>
+        </w:rPr>
+        <w:t xml:space="preserve">  +-- index.html              &lt;- Open this in a browser</w:t>
+      </w:r>
+      <w:r>
+        <w:br/>
+      </w:r>
+      <w:r>
+        <w:rPr>
+          <w:rStyle w:val="VerbatimChar"/>
+        </w:rPr>
+        <w:t xml:space="preserve">  +-- assets/</w:t>
+      </w:r>
+      <w:r>
+        <w:br/>
+      </w:r>
+      <w:r>
+        <w:rPr>
+          <w:rStyle w:val="VerbatimChar"/>
+        </w:rPr>
+        <w:t xml:space="preserve">  |   +-- css/viewer.css</w:t>
+      </w:r>
+      <w:r>
+        <w:br/>
+      </w:r>
+      <w:r>
+        <w:rPr>
+          <w:rStyle w:val="VerbatimChar"/>
+        </w:rPr>
+        <w:t xml:space="preserve">  |   +-- js/app.js</w:t>
+      </w:r>
+      <w:r>
+        <w:br/>
+      </w:r>
+      <w:r>
+        <w:rPr>
+          <w:rStyle w:val="VerbatimChar"/>
+        </w:rPr>
+        <w:t xml:space="preserve">  |   +-- js/search.js</w:t>
+      </w:r>
+      <w:r>
+        <w:br/>
+      </w:r>
+      <w:r>
+        <w:rPr>
+          <w:rStyle w:val="VerbatimChar"/>
+        </w:rPr>
+        <w:t xml:space="preserve">  |   +-- js/tree.js</w:t>
+      </w:r>
+      <w:r>
+        <w:br/>
+      </w:r>
+      <w:r>
+        <w:rPr>
+          <w:rStyle w:val="VerbatimChar"/>
+        </w:rPr>
+        <w:t xml:space="preserve">  |   +-- js/import.js         &lt;- Edit mode only</w:t>
+      </w:r>
+      <w:r>
+        <w:br/>
+      </w:r>
+      <w:r>
+        <w:rPr>
+          <w:rStyle w:val="VerbatimChar"/>
+        </w:rPr>
+        <w:t xml:space="preserve">  |   +-- lib/</w:t>
+      </w:r>
+      <w:r>
+        <w:br/>
+      </w:r>
+      <w:r>
+        <w:rPr>
+          <w:rStyle w:val="VerbatimChar"/>
+        </w:rPr>
+        <w:t xml:space="preserve">  |       +-- bootstrap.bundle.min.js</w:t>
+      </w:r>
+      <w:r>
+        <w:br/>
+      </w:r>
+      <w:r>
+        <w:rPr>
+          <w:rStyle w:val="VerbatimChar"/>
+        </w:rPr>
+        <w:t xml:space="preserve">  |       +-- bootstrap.min.css</w:t>
+      </w:r>
+      <w:r>
+        <w:br/>
+      </w:r>
+      <w:r>
+        <w:rPr>
+          <w:rStyle w:val="VerbatimChar"/>
+        </w:rPr>
+        <w:t xml:space="preserve">  |       +-- bootstrap-icons.min.css</w:t>
+      </w:r>
+      <w:r>
+        <w:br/>
+      </w:r>
+      <w:r>
+        <w:rPr>
+          <w:rStyle w:val="VerbatimChar"/>
+        </w:rPr>
+        <w:t xml:space="preserve">  |       +-- flexsearch.min.js</w:t>
+      </w:r>
+      <w:r>
+        <w:br/>
+      </w:r>
+      <w:r>
+        <w:rPr>
+          <w:rStyle w:val="VerbatimChar"/>
+        </w:rPr>
+        <w:t xml:space="preserve">  |       +-- fonts/</w:t>
+      </w:r>
+      <w:r>
+        <w:br/>
+      </w:r>
+      <w:r>
+        <w:rPr>
+          <w:rStyle w:val="VerbatimChar"/>
+        </w:rPr>
+        <w:t xml:space="preserve">  +-- data/</w:t>
+      </w:r>
+      <w:r>
+        <w:br/>
+      </w:r>
+      <w:r>
+        <w:rPr>
+          <w:rStyle w:val="VerbatimChar"/>
+        </w:rPr>
+        <w:t xml:space="preserve">  |   +-- catalogue.json       &lt;- All descriptions</w:t>
+      </w:r>
+      <w:r>
+        <w:br/>
+      </w:r>
+      <w:r>
+        <w:rPr>
+          <w:rStyle w:val="VerbatimChar"/>
+        </w:rPr>
+        <w:t xml:space="preserve">  |   +-- search-index.json    &lt;- Pre-built search index</w:t>
+      </w:r>
+      <w:r>
+        <w:br/>
+      </w:r>
+      <w:r>
+        <w:rPr>
+          <w:rStyle w:val="VerbatimChar"/>
+        </w:rPr>
+        <w:t xml:space="preserve">  |   +-- taxonomies.json      &lt;- Subjects, places, genres</w:t>
+      </w:r>
+      <w:r>
+        <w:br/>
+      </w:r>
+      <w:r>
+        <w:rPr>
+          <w:rStyle w:val="VerbatimChar"/>
+        </w:rPr>
+        <w:t xml:space="preserve">  |   +-- config.json          &lt;- Viewer settings</w:t>
+      </w:r>
+      <w:r>
+        <w:br/>
+      </w:r>
+      <w:r>
+        <w:rPr>
+          <w:rStyle w:val="VerbatimChar"/>
+        </w:rPr>
+        <w:t xml:space="preserve">  |   +-- manifest.json        &lt;- File checksums</w:t>
+      </w:r>
+      <w:r>
+        <w:br/>
+      </w:r>
+      <w:r>
+        <w:rPr>
+          <w:rStyle w:val="VerbatimChar"/>
+        </w:rPr>
+        <w:t xml:space="preserve">  |   +-- disclosure-summary.json &lt;- What was withheld + why</w:t>
+      </w:r>
+      <w:r>
+        <w:br/>
+      </w:r>
+      <w:r>
+        <w:rPr>
+          <w:rStyle w:val="VerbatimChar"/>
+        </w:rPr>
+        <w:t xml:space="preserve">  +-- objects/</w:t>
+      </w:r>
+      <w:r>
+        <w:br/>
+      </w:r>
+      <w:r>
+        <w:rPr>
+          <w:rStyle w:val="VerbatimChar"/>
+        </w:rPr>
+        <w:t xml:space="preserve">      +-- thumb/               &lt;- Thumbnail images</w:t>
+      </w:r>
+      <w:r>
+        <w:br/>
+      </w:r>
+      <w:r>
+        <w:rPr>
+          <w:rStyle w:val="VerbatimChar"/>
+        </w:rPr>
+        <w:t xml:space="preserve">      +-- ref/                 &lt;- Reference images</w:t>
+      </w:r>
+      <w:r>
+        <w:br/>
+      </w:r>
+      <w:r>
+        <w:rPr>
+          <w:rStyle w:val="VerbatimChar"/>
+        </w:rPr>
+        <w:t xml:space="preserve">      +-- pdf/                 &lt;- PDF access copies</w:t>
+      </w:r>
+      <w:r>
+        <w:br/>
+      </w:r>
+      <w:r>
+        <w:rPr>
+          <w:rStyle w:val="VerbatimChar"/>
+        </w:rPr>
+        <w:t xml:space="preserve">      +-- master/              &lt;- Master files (if included)</w:t>
       </w:r>
     </w:p>
     <w:p>
@@ -4903,9 +5788,304 @@
         </w:pict>
       </w:r>
     </w:p>
+    <w:bookmarkEnd w:id="56"/>
+    <w:bookmarkStart w:id="63" w:name="use-cases"/>
+    <w:p>
+      <w:pPr>
+        <w:pStyle w:val="Heading2"/>
+      </w:pPr>
+      <w:r>
+        <w:t xml:space="preserve">Use Cases</w:t>
+      </w:r>
+    </w:p>
+    <w:bookmarkStart w:id="57" w:name="delivering-to-clients"/>
+    <w:p>
+      <w:pPr>
+        <w:pStyle w:val="Heading3"/>
+      </w:pPr>
+      <w:r>
+        <w:t xml:space="preserve">Delivering to Clients</w:t>
+      </w:r>
+    </w:p>
+    <w:p>
+      <w:pPr>
+        <w:pStyle w:val="SourceCode"/>
+      </w:pPr>
+      <w:r>
+        <w:rPr>
+          <w:rStyle w:val="VerbatimChar"/>
+        </w:rPr>
+        <w:t xml:space="preserve">  Archive creates export (scope=fonds for client's collection)</w:t>
+      </w:r>
+      <w:r>
+        <w:br/>
+      </w:r>
+      <w:r>
+        <w:rPr>
+          <w:rStyle w:val="VerbatimChar"/>
+        </w:rPr>
+        <w:t xml:space="preserve">  -&gt; Burns to CD or copies to USB</w:t>
+      </w:r>
+      <w:r>
+        <w:br/>
+      </w:r>
+      <w:r>
+        <w:rPr>
+          <w:rStyle w:val="VerbatimChar"/>
+        </w:rPr>
+        <w:t xml:space="preserve">  -&gt; Client opens index.html in browser</w:t>
+      </w:r>
+      <w:r>
+        <w:br/>
+      </w:r>
+      <w:r>
+        <w:rPr>
+          <w:rStyle w:val="VerbatimChar"/>
+        </w:rPr>
+        <w:t xml:space="preserve">  -&gt; Full offline access to their collection</w:t>
+      </w:r>
+    </w:p>
     <w:bookmarkEnd w:id="57"/>
+    <w:bookmarkStart w:id="58" w:name="exhibition-kiosk"/>
+    <w:p>
+      <w:pPr>
+        <w:pStyle w:val="Heading3"/>
+      </w:pPr>
+      <w:r>
+        <w:t xml:space="preserve">Exhibition Kiosk</w:t>
+      </w:r>
+    </w:p>
+    <w:p>
+      <w:pPr>
+        <w:pStyle w:val="SourceCode"/>
+      </w:pPr>
+      <w:r>
+        <w:rPr>
+          <w:rStyle w:val="VerbatimChar"/>
+        </w:rPr>
+        <w:t xml:space="preserve">  Export with scope=repository, read-only mode</w:t>
+      </w:r>
+      <w:r>
+        <w:br/>
+      </w:r>
+      <w:r>
+        <w:rPr>
+          <w:rStyle w:val="VerbatimChar"/>
+        </w:rPr>
+        <w:t xml:space="preserve">  -&gt; Load onto kiosk computer</w:t>
+      </w:r>
+      <w:r>
+        <w:br/>
+      </w:r>
+      <w:r>
+        <w:rPr>
+          <w:rStyle w:val="VerbatimChar"/>
+        </w:rPr>
+        <w:t xml:space="preserve">  -&gt; Visitors browse collection without internet</w:t>
+      </w:r>
+    </w:p>
     <w:bookmarkEnd w:id="58"/>
-    <w:bookmarkStart w:id="59" w:name="tips"/>
+    <w:bookmarkStart w:id="59" w:name="researcher-field-work"/>
+    <w:p>
+      <w:pPr>
+        <w:pStyle w:val="Heading3"/>
+      </w:pPr>
+      <w:r>
+        <w:t xml:space="preserve">Researcher Field Work</w:t>
+      </w:r>
+    </w:p>
+    <w:p>
+      <w:pPr>
+        <w:pStyle w:val="SourceCode"/>
+      </w:pPr>
+      <w:r>
+        <w:rPr>
+          <w:rStyle w:val="VerbatimChar"/>
+        </w:rPr>
+        <w:t xml:space="preserve">  Export with editable mode enabled</w:t>
+      </w:r>
+      <w:r>
+        <w:br/>
+      </w:r>
+      <w:r>
+        <w:rPr>
+          <w:rStyle w:val="VerbatimChar"/>
+        </w:rPr>
+        <w:t xml:space="preserve">  -&gt; Researcher takes USB to field location</w:t>
+      </w:r>
+      <w:r>
+        <w:br/>
+      </w:r>
+      <w:r>
+        <w:rPr>
+          <w:rStyle w:val="VerbatimChar"/>
+        </w:rPr>
+        <w:t xml:space="preserve">  -&gt; Browses catalogue, adds notes to descriptions</w:t>
+      </w:r>
+      <w:r>
+        <w:br/>
+      </w:r>
+      <w:r>
+        <w:rPr>
+          <w:rStyle w:val="VerbatimChar"/>
+        </w:rPr>
+        <w:t xml:space="preserve">  -&gt; Imports photos from field work</w:t>
+      </w:r>
+      <w:r>
+        <w:br/>
+      </w:r>
+      <w:r>
+        <w:rPr>
+          <w:rStyle w:val="VerbatimChar"/>
+        </w:rPr>
+        <w:t xml:space="preserve">  -&gt; Exports researcher-exchange.json</w:t>
+      </w:r>
+      <w:r>
+        <w:br/>
+      </w:r>
+      <w:r>
+        <w:rPr>
+          <w:rStyle w:val="VerbatimChar"/>
+        </w:rPr>
+        <w:t xml:space="preserve">  -&gt; Submits back to archive via ahgResearcherPlugin</w:t>
+      </w:r>
+    </w:p>
+    <w:bookmarkEnd w:id="59"/>
+    <w:bookmarkStart w:id="60" w:name="disaster-recovery-copy"/>
+    <w:p>
+      <w:pPr>
+        <w:pStyle w:val="Heading3"/>
+      </w:pPr>
+      <w:r>
+        <w:t xml:space="preserve">Disaster Recovery Copy</w:t>
+      </w:r>
+    </w:p>
+    <w:p>
+      <w:pPr>
+        <w:pStyle w:val="SourceCode"/>
+      </w:pPr>
+      <w:r>
+        <w:rPr>
+          <w:rStyle w:val="VerbatimChar"/>
+        </w:rPr>
+        <w:t xml:space="preserve">  Full catalogue export (scope=all, include masters)</w:t>
+      </w:r>
+      <w:r>
+        <w:br/>
+      </w:r>
+      <w:r>
+        <w:rPr>
+          <w:rStyle w:val="VerbatimChar"/>
+        </w:rPr>
+        <w:t xml:space="preserve">  -&gt; Store on external drive in secure location</w:t>
+      </w:r>
+      <w:r>
+        <w:br/>
+      </w:r>
+      <w:r>
+        <w:rPr>
+          <w:rStyle w:val="VerbatimChar"/>
+        </w:rPr>
+        <w:t xml:space="preserve">  -&gt; Complete offline reference copy of all holdings</w:t>
+      </w:r>
+    </w:p>
+    <w:bookmarkEnd w:id="60"/>
+    <w:bookmarkStart w:id="61" w:name="narssa-handover"/>
+    <w:p>
+      <w:pPr>
+        <w:pStyle w:val="Heading3"/>
+      </w:pPr>
+      <w:r>
+        <w:t xml:space="preserve">NARSSA Handover</w:t>
+      </w:r>
+    </w:p>
+    <w:p>
+      <w:pPr>
+        <w:pStyle w:val="SourceCode"/>
+      </w:pPr>
+      <w:r>
+        <w:rPr>
+          <w:rStyle w:val="VerbatimChar"/>
+        </w:rPr>
+        <w:t xml:space="preserve">  Export specific repository holdings</w:t>
+      </w:r>
+      <w:r>
+        <w:br/>
+      </w:r>
+      <w:r>
+        <w:rPr>
+          <w:rStyle w:val="VerbatimChar"/>
+        </w:rPr>
+        <w:t xml:space="preserve">  -&gt; Include all metadata and reference images</w:t>
+      </w:r>
+      <w:r>
+        <w:br/>
+      </w:r>
+      <w:r>
+        <w:rPr>
+          <w:rStyle w:val="VerbatimChar"/>
+        </w:rPr>
+        <w:t xml:space="preserve">  -&gt; Provide as self-contained package to NARSSA</w:t>
+      </w:r>
+    </w:p>
+    <w:bookmarkEnd w:id="61"/>
+    <w:bookmarkStart w:id="62" w:name="clipboard-based-delivery"/>
+    <w:p>
+      <w:pPr>
+        <w:pStyle w:val="Heading3"/>
+      </w:pPr>
+      <w:r>
+        <w:t xml:space="preserve">Clipboard-Based Delivery</w:t>
+      </w:r>
+    </w:p>
+    <w:p>
+      <w:pPr>
+        <w:pStyle w:val="SourceCode"/>
+      </w:pPr>
+      <w:r>
+        <w:rPr>
+          <w:rStyle w:val="VerbatimChar"/>
+        </w:rPr>
+        <w:t xml:space="preserve">  Researcher adds specific items to clipboard</w:t>
+      </w:r>
+      <w:r>
+        <w:br/>
+      </w:r>
+      <w:r>
+        <w:rPr>
+          <w:rStyle w:val="VerbatimChar"/>
+        </w:rPr>
+        <w:t xml:space="preserve">  -&gt; Clipboard &gt; Export &gt; Portable Catalogue</w:t>
+      </w:r>
+      <w:r>
+        <w:br/>
+      </w:r>
+      <w:r>
+        <w:rPr>
+          <w:rStyle w:val="VerbatimChar"/>
+        </w:rPr>
+        <w:t xml:space="preserve">  -&gt; Only selected items + descendants exported</w:t>
+      </w:r>
+      <w:r>
+        <w:br/>
+      </w:r>
+      <w:r>
+        <w:rPr>
+          <w:rStyle w:val="VerbatimChar"/>
+        </w:rPr>
+        <w:t xml:space="preserve">  -&gt; Lightweight, targeted delivery</w:t>
+      </w:r>
+    </w:p>
+    <w:p>
+      <w:r>
+        <w:pict>
+          <v:rect style="width:0;height:1.5pt" o:hralign="center" o:hrstd="t" o:hr="t"/>
+        </w:pict>
+      </w:r>
+    </w:p>
+    <w:bookmarkEnd w:id="62"/>
+    <w:bookmarkEnd w:id="63"/>
+    <w:bookmarkStart w:id="64" w:name="tips"/>
     <w:p>
       <w:pPr>
         <w:pStyle w:val="Heading2"/>
@@ -5141,8 +6321,8 @@
         <w:t xml:space="preserve">+-------------------------------------------------------------+</w:t>
       </w:r>
     </w:p>
-    <w:bookmarkEnd w:id="59"/>
-    <w:bookmarkEnd w:id="60"/>
+    <w:bookmarkEnd w:id="64"/>
+    <w:bookmarkEnd w:id="65"/>
     <w:sectPr/>
   </w:body>
 </w:document>
@@ -5249,8 +6429,90 @@
       </w:pPr>
     </w:lvl>
   </w:abstractNum>
+  <w:abstractNum w:abstractNumId="991">
+    <w:nsid w:val="A991"/>
+    <w:multiLevelType w:val="multilevel"/>
+    <w:lvl w:ilvl="0">
+      <w:numFmt w:val="bullet"/>
+      <w:lvlText w:val="•"/>
+      <w:lvlJc w:val="left"/>
+      <w:pPr>
+        <w:ind w:left="720" w:hanging="480"/>
+      </w:pPr>
+    </w:lvl>
+    <w:lvl w:ilvl="1">
+      <w:numFmt w:val="bullet"/>
+      <w:lvlText w:val="–"/>
+      <w:lvlJc w:val="left"/>
+      <w:pPr>
+        <w:ind w:left="1440" w:hanging="480"/>
+      </w:pPr>
+    </w:lvl>
+    <w:lvl w:ilvl="2">
+      <w:numFmt w:val="bullet"/>
+      <w:lvlText w:val="•"/>
+      <w:lvlJc w:val="left"/>
+      <w:pPr>
+        <w:ind w:left="2160" w:hanging="480"/>
+      </w:pPr>
+    </w:lvl>
+    <w:lvl w:ilvl="3">
+      <w:numFmt w:val="bullet"/>
+      <w:lvlText w:val="–"/>
+      <w:lvlJc w:val="left"/>
+      <w:pPr>
+        <w:ind w:left="2880" w:hanging="480"/>
+      </w:pPr>
+    </w:lvl>
+    <w:lvl w:ilvl="4">
+      <w:numFmt w:val="bullet"/>
+      <w:lvlText w:val="•"/>
+      <w:lvlJc w:val="left"/>
+      <w:pPr>
+        <w:ind w:left="3600" w:hanging="480"/>
+      </w:pPr>
+    </w:lvl>
+    <w:lvl w:ilvl="5">
+      <w:numFmt w:val="bullet"/>
+      <w:lvlText w:val="–"/>
+      <w:lvlJc w:val="left"/>
+      <w:pPr>
+        <w:ind w:left="4320" w:hanging="480"/>
+      </w:pPr>
+    </w:lvl>
+    <w:lvl w:ilvl="6">
+      <w:numFmt w:val="bullet"/>
+      <w:lvlText w:val="•"/>
+      <w:lvlJc w:val="left"/>
+      <w:pPr>
+        <w:ind w:left="5040" w:hanging="480"/>
+      </w:pPr>
+    </w:lvl>
+    <w:lvl w:ilvl="7">
+      <w:numFmt w:val="bullet"/>
+      <w:lvlText w:val="–"/>
+      <w:lvlJc w:val="left"/>
+      <w:pPr>
+        <w:ind w:left="5760" w:hanging="480"/>
+      </w:pPr>
+    </w:lvl>
+    <w:lvl w:ilvl="8">
+      <w:numFmt w:val="bullet"/>
+      <w:lvlText w:val="•"/>
+      <w:lvlJc w:val="left"/>
+      <w:pPr>
+        <w:ind w:left="6480" w:hanging="480"/>
+      </w:pPr>
+    </w:lvl>
+  </w:abstractNum>
   <w:num w:numId="1000">
     <w:abstractNumId w:val="990"/>
+  </w:num>
+  <w:num w:numId="1001">
+    <w:abstractNumId w:val="991"/>
+  </w:num>
+  <w:num w:numId="1002">
+    <w:abstractNumId w:val="991"/>
   </w:num>
 </w:numbering>
 </file>

--- a/docs/portable-export-user-guide.docx
+++ b/docs/portable-export-user-guide.docx
@@ -5554,6 +5554,15 @@
           <w:rStyle w:val="VerbatimChar"/>
         </w:rPr>
         <w:t xml:space="preserve">  |</w:t>
+      </w:r>
+      <w:r>
+        <w:br/>
+      </w:r>
+      <w:r>
+        <w:rPr>
+          <w:rStyle w:val="VerbatimChar"/>
+        </w:rPr>
+        <w:t xml:space="preserve">  +-- README.txt              &lt;- Start here: what this is + how to use it</w:t>
       </w:r>
       <w:r>
         <w:br/>
